--- a/Networking/TCP-UDP.docx
+++ b/Networking/TCP-UDP.docx
@@ -5173,6 +5173,9 @@
         <w:pStyle w:val="pdq2pgselectionanchorcontainer"/>
       </w:pPr>
       <w:r>
+        <w:rPr>
+          <w:noProof/>
+        </w:rPr>
         <w:drawing>
           <wp:inline distT="0" distB="0" distL="0" distR="0" wp14:anchorId="4EF4511E" wp14:editId="44FFB338">
             <wp:extent cx="4128014" cy="2144274"/>
@@ -5215,6 +5218,9 @@
         <w:pStyle w:val="pdq2pgselectionanchorcontainer"/>
       </w:pPr>
       <w:r>
+        <w:rPr>
+          <w:noProof/>
+        </w:rPr>
         <w:drawing>
           <wp:inline distT="0" distB="0" distL="0" distR="0" wp14:anchorId="6A192AC1" wp14:editId="6356FE9C">
             <wp:extent cx="3921877" cy="2221978"/>
@@ -5725,6 +5731,7 @@
       <w:r>
         <w:rPr>
           <w:b/>
+          <w:noProof/>
         </w:rPr>
         <w:drawing>
           <wp:inline distT="0" distB="0" distL="0" distR="0" wp14:anchorId="074517D2" wp14:editId="58A75200">
@@ -5781,6 +5788,7 @@
       <w:r>
         <w:rPr>
           <w:b/>
+          <w:noProof/>
         </w:rPr>
         <w:lastRenderedPageBreak/>
         <w:drawing>
@@ -5822,6 +5830,7 @@
       <w:r>
         <w:rPr>
           <w:b/>
+          <w:noProof/>
         </w:rPr>
         <w:drawing>
           <wp:inline distT="0" distB="0" distL="0" distR="0" wp14:anchorId="353F6D2E" wp14:editId="5D4C4112">
@@ -5870,6 +5879,7 @@
       <w:r>
         <w:rPr>
           <w:b/>
+          <w:noProof/>
         </w:rPr>
         <w:drawing>
           <wp:inline distT="0" distB="0" distL="0" distR="0" wp14:anchorId="1FA5D7B7" wp14:editId="7CB7A942">
@@ -6194,6 +6204,7 @@
       <w:r>
         <w:rPr>
           <w:rFonts w:ascii="Times New Roman" w:eastAsia="Times New Roman" w:hAnsi="Times New Roman" w:cs="Times New Roman"/>
+          <w:noProof/>
           <w:sz w:val="24"/>
           <w:szCs w:val="24"/>
         </w:rPr>
@@ -6679,6 +6690,7 @@
           <w:rFonts w:ascii="Times New Roman" w:eastAsia="Times New Roman" w:hAnsi="Times New Roman" w:cs="Times New Roman"/>
           <w:b/>
           <w:bCs/>
+          <w:noProof/>
           <w:sz w:val="24"/>
           <w:szCs w:val="24"/>
         </w:rPr>
@@ -6784,6 +6796,9 @@
         </w:rPr>
       </w:pPr>
       <w:r>
+        <w:rPr>
+          <w:noProof/>
+        </w:rPr>
         <w:drawing>
           <wp:inline distT="0" distB="0" distL="0" distR="0" wp14:anchorId="274944D1" wp14:editId="40E1D4E7">
             <wp:extent cx="1468815" cy="3266469"/>
@@ -6827,6 +6842,9 @@
         <w:t xml:space="preserve"> </w:t>
       </w:r>
       <w:r>
+        <w:rPr>
+          <w:noProof/>
+        </w:rPr>
         <w:drawing>
           <wp:inline distT="0" distB="0" distL="0" distR="0" wp14:anchorId="145668EA" wp14:editId="4B4462C6">
             <wp:extent cx="1381208" cy="3189727"/>
@@ -6958,6 +6976,9 @@
     </w:p>
     <w:p>
       <w:r>
+        <w:rPr>
+          <w:noProof/>
+        </w:rPr>
         <w:lastRenderedPageBreak/>
         <w:drawing>
           <wp:inline distT="0" distB="0" distL="0" distR="0" wp14:anchorId="3BDE17D0" wp14:editId="232D8CDC">
@@ -6998,6 +7019,9 @@
     </w:p>
     <w:p>
       <w:r>
+        <w:rPr>
+          <w:noProof/>
+        </w:rPr>
         <w:drawing>
           <wp:inline distT="0" distB="0" distL="0" distR="0" wp14:anchorId="60469726" wp14:editId="246E3DF3">
             <wp:extent cx="4506317" cy="2204051"/>
@@ -7037,6 +7061,9 @@
     </w:p>
     <w:p>
       <w:r>
+        <w:rPr>
+          <w:noProof/>
+        </w:rPr>
         <w:drawing>
           <wp:inline distT="0" distB="0" distL="0" distR="0" wp14:anchorId="55D95CA2" wp14:editId="4270CDD8">
             <wp:extent cx="4299294" cy="1741306"/>
@@ -7076,6 +7103,9 @@
     </w:p>
     <w:p>
       <w:r>
+        <w:rPr>
+          <w:noProof/>
+        </w:rPr>
         <w:drawing>
           <wp:inline distT="0" distB="0" distL="0" distR="0" wp14:anchorId="2D09EBC2" wp14:editId="6801D5CD">
             <wp:extent cx="2966818" cy="2230502"/>
@@ -7139,6 +7169,7 @@
       <w:r>
         <w:rPr>
           <w:b/>
+          <w:noProof/>
         </w:rPr>
         <w:drawing>
           <wp:inline distT="0" distB="0" distL="0" distR="0" wp14:anchorId="4B2DC9C1" wp14:editId="65F62C3D">
@@ -7187,6 +7218,7 @@
       <w:r>
         <w:rPr>
           <w:b/>
+          <w:noProof/>
         </w:rPr>
         <w:drawing>
           <wp:inline distT="0" distB="0" distL="0" distR="0" wp14:anchorId="6CEF6E19" wp14:editId="515FF29C">
@@ -7235,6 +7267,7 @@
       <w:r>
         <w:rPr>
           <w:b/>
+          <w:noProof/>
         </w:rPr>
         <w:drawing>
           <wp:inline distT="0" distB="0" distL="0" distR="0" wp14:anchorId="519E3E1E" wp14:editId="54B3BBC4">
@@ -8026,6 +8059,7 @@
       <w:r>
         <w:rPr>
           <w:b/>
+          <w:noProof/>
         </w:rPr>
         <w:drawing>
           <wp:inline distT="0" distB="0" distL="0" distR="0" wp14:anchorId="3E94CFB5" wp14:editId="6DF1264C">
@@ -8952,6 +8986,7 @@
         <w:rPr>
           <w:rFonts w:ascii="Times New Roman" w:eastAsia="Times New Roman" w:hAnsi="Times New Roman" w:cs="Times New Roman"/>
           <w:b/>
+          <w:noProof/>
         </w:rPr>
         <w:drawing>
           <wp:inline distT="0" distB="0" distL="0" distR="0" wp14:anchorId="46EB70FF" wp14:editId="29942D3D">
@@ -9135,6 +9170,7 @@
       <w:r>
         <w:rPr>
           <w:b/>
+          <w:noProof/>
         </w:rPr>
         <w:drawing>
           <wp:inline distT="0" distB="0" distL="0" distR="0" wp14:anchorId="3E11AC09" wp14:editId="26DE3463">
@@ -9181,6 +9217,7 @@
       <w:r>
         <w:rPr>
           <w:b/>
+          <w:noProof/>
         </w:rPr>
         <w:drawing>
           <wp:inline distT="0" distB="0" distL="0" distR="0" wp14:anchorId="5722994C" wp14:editId="1C13339A">
@@ -9224,6 +9261,9 @@
         <w:pStyle w:val="Heading2"/>
       </w:pPr>
       <w:r>
+        <w:rPr>
+          <w:noProof/>
+        </w:rPr>
         <w:lastRenderedPageBreak/>
         <w:drawing>
           <wp:inline distT="0" distB="0" distL="0" distR="0" wp14:anchorId="3B9D6B02" wp14:editId="44B9417F">
@@ -10509,6 +10549,7 @@
       <w:r>
         <w:rPr>
           <w:b/>
+          <w:noProof/>
         </w:rPr>
         <w:drawing>
           <wp:inline distT="0" distB="0" distL="0" distR="0" wp14:anchorId="5165423A" wp14:editId="2CD04FAF">
@@ -10775,6 +10816,7 @@
       <w:r>
         <w:rPr>
           <w:b/>
+          <w:noProof/>
         </w:rPr>
         <w:drawing>
           <wp:inline distT="0" distB="0" distL="0" distR="0" wp14:anchorId="21D0544E" wp14:editId="5BA52297">
@@ -10822,6 +10864,7 @@
       <w:r>
         <w:rPr>
           <w:b/>
+          <w:noProof/>
         </w:rPr>
         <w:lastRenderedPageBreak/>
         <w:drawing>
@@ -10870,6 +10913,7 @@
       <w:r>
         <w:rPr>
           <w:b/>
+          <w:noProof/>
         </w:rPr>
         <w:drawing>
           <wp:inline distT="0" distB="0" distL="0" distR="0" wp14:anchorId="3582E539" wp14:editId="40F1339C">
@@ -10917,6 +10961,7 @@
       <w:r>
         <w:rPr>
           <w:b/>
+          <w:noProof/>
         </w:rPr>
         <w:drawing>
           <wp:inline distT="0" distB="0" distL="0" distR="0" wp14:anchorId="7F2E618B" wp14:editId="069B2725">
@@ -11032,6 +11077,9 @@
         <w:pStyle w:val="NormalWeb"/>
       </w:pPr>
       <w:r>
+        <w:rPr>
+          <w:noProof/>
+        </w:rPr>
         <w:drawing>
           <wp:inline distT="0" distB="0" distL="0" distR="0" wp14:anchorId="52164C8A" wp14:editId="73E738D3">
             <wp:extent cx="3916592" cy="454457"/>
@@ -11098,6 +11146,7 @@
       <w:r>
         <w:rPr>
           <w:b/>
+          <w:noProof/>
         </w:rPr>
         <w:lastRenderedPageBreak/>
         <w:drawing>
@@ -11364,13 +11413,7 @@
     </w:p>
     <w:p>
       <w:r>
-        <w:t>TCP là Go-Back-N hay Selective Repeat?</w:t>
-      </w:r>
-      <w:r>
-        <w:t xml:space="preserve"> </w:t>
-      </w:r>
-      <w:r>
-        <w:t>TCP không hoàn toàn là GBN hay SR, mà là một giao thức lai (Hybrid).</w:t>
+        <w:t>TCP là Go-Back-N hay Selective Repeat? TCP không hoàn toàn là GBN hay SR, mà là một giao thức lai (Hybrid).</w:t>
       </w:r>
     </w:p>
     <w:p/>
@@ -12027,6 +12070,7 @@
       <w:r>
         <w:rPr>
           <w:rFonts w:ascii="Times New Roman" w:eastAsia="Times New Roman" w:hAnsi="Times New Roman" w:cs="Times New Roman"/>
+          <w:noProof/>
           <w:sz w:val="24"/>
           <w:szCs w:val="24"/>
           <w:highlight w:val="yellow"/>
@@ -12228,6 +12272,7 @@
           <w:rFonts w:ascii="Times New Roman" w:eastAsia="Times New Roman" w:hAnsi="Times New Roman" w:cs="Times New Roman"/>
           <w:b/>
           <w:bCs/>
+          <w:noProof/>
           <w:sz w:val="36"/>
           <w:szCs w:val="36"/>
           <w:highlight w:val="yellow"/>
@@ -12610,6 +12655,7 @@
       <w:r>
         <w:rPr>
           <w:b/>
+          <w:noProof/>
         </w:rPr>
         <w:lastRenderedPageBreak/>
         <w:drawing>
@@ -12669,10 +12715,7 @@
         <w:pStyle w:val="NormalWeb"/>
       </w:pPr>
       <w:r>
-        <w:t>Để đảm bảo</w:t>
-      </w:r>
-      <w:r>
-        <w:t xml:space="preserve"> </w:t>
+        <w:t xml:space="preserve">Để đảm bảo </w:t>
       </w:r>
       <w:r>
         <w:rPr>
@@ -12727,37 +12770,7 @@
         <w:pStyle w:val="NormalWeb"/>
       </w:pPr>
       <w:r>
-        <w:t>Nếu chỉ</w:t>
-      </w:r>
-      <w:r>
-        <w:t xml:space="preserve"> </w:t>
-      </w:r>
-      <w:r>
-        <w:t>2 bước</w:t>
-      </w:r>
-      <w:r>
-        <w:t xml:space="preserve"> </w:t>
-      </w:r>
-      <w:r>
-        <w:t>thì một phía</w:t>
-      </w:r>
-      <w:r>
-        <w:t xml:space="preserve"> </w:t>
-      </w:r>
-      <w:r>
-        <w:t>không biết</w:t>
-      </w:r>
-      <w:r>
-        <w:t xml:space="preserve"> </w:t>
-      </w:r>
-      <w:r>
-        <w:t>ACK cuối đã tới chưa.</w:t>
-      </w:r>
-      <w:r>
-        <w:t xml:space="preserve"> </w:t>
-      </w:r>
-      <w:r>
-        <w:t>Điều này có thể gây lỗi khi có packet cũ còn tồn tại trong mạng.</w:t>
+        <w:t>Nếu chỉ 2 bước thì một phía không biết ACK cuối đã tới chưa. Điều này có thể gây lỗi khi có packet cũ còn tồn tại trong mạng.</w:t>
       </w:r>
     </w:p>
     <w:p>
@@ -13539,8 +13552,10 @@
         <w:pStyle w:val="pdq2pgselectionanchorcontainer"/>
         <w:jc w:val="center"/>
       </w:pPr>
-      <w:bookmarkStart w:id="0" w:name="_GoBack"/>
-      <w:r>
+      <w:r>
+        <w:rPr>
+          <w:noProof/>
+        </w:rPr>
         <w:drawing>
           <wp:inline distT="0" distB="0" distL="0" distR="0" wp14:anchorId="7F52BBD5" wp14:editId="5F3D3546">
             <wp:extent cx="3377466" cy="1912815"/>
@@ -13577,19 +13592,3352 @@
           </wp:inline>
         </w:drawing>
       </w:r>
+    </w:p>
+    <w:p>
+      <w:pPr>
+        <w:pStyle w:val="pdq2pgselectionanchorcontainer"/>
+      </w:pPr>
+      <w:r>
+        <w:rPr>
+          <w:rFonts w:ascii="Arial" w:hAnsi="Arial" w:cs="Arial"/>
+          <w:b/>
+          <w:bCs/>
+          <w:color w:val="000000"/>
+          <w:sz w:val="32"/>
+          <w:szCs w:val="32"/>
+        </w:rPr>
+        <w:t>Đóng kết nối TCP</w:t>
+      </w:r>
+    </w:p>
+    <w:p>
+      <w:pPr>
+        <w:rPr>
+          <w:b/>
+        </w:rPr>
+      </w:pPr>
+      <w:r>
+        <w:rPr>
+          <w:b/>
+        </w:rPr>
+        <w:drawing>
+          <wp:inline distT="0" distB="0" distL="0" distR="0" wp14:anchorId="59608B63" wp14:editId="414A9CC7">
+            <wp:extent cx="2177646" cy="2368588"/>
+            <wp:effectExtent l="0" t="0" r="0" b="0"/>
+            <wp:docPr id="42" name="Picture 42"/>
+            <wp:cNvGraphicFramePr>
+              <a:graphicFrameLocks xmlns:a="http://schemas.openxmlformats.org/drawingml/2006/main" noChangeAspect="1"/>
+            </wp:cNvGraphicFramePr>
+            <a:graphic xmlns:a="http://schemas.openxmlformats.org/drawingml/2006/main">
+              <a:graphicData uri="http://schemas.openxmlformats.org/drawingml/2006/picture">
+                <pic:pic xmlns:pic="http://schemas.openxmlformats.org/drawingml/2006/picture">
+                  <pic:nvPicPr>
+                    <pic:cNvPr id="1" name=""/>
+                    <pic:cNvPicPr/>
+                  </pic:nvPicPr>
+                  <pic:blipFill>
+                    <a:blip r:embed="rId65"/>
+                    <a:stretch>
+                      <a:fillRect/>
+                    </a:stretch>
+                  </pic:blipFill>
+                  <pic:spPr>
+                    <a:xfrm>
+                      <a:off x="0" y="0"/>
+                      <a:ext cx="2182842" cy="2374239"/>
+                    </a:xfrm>
+                    <a:prstGeom prst="rect">
+                      <a:avLst/>
+                    </a:prstGeom>
+                  </pic:spPr>
+                </pic:pic>
+              </a:graphicData>
+            </a:graphic>
+          </wp:inline>
+        </w:drawing>
+      </w:r>
+    </w:p>
+    <w:p>
+      <w:pPr>
+        <w:pStyle w:val="NormalWeb"/>
+        <w:spacing w:before="0" w:beforeAutospacing="0" w:after="0" w:afterAutospacing="0"/>
+      </w:pPr>
+      <w:r>
+        <w:rPr>
+          <w:rFonts w:ascii="Arial" w:hAnsi="Arial" w:cs="Arial"/>
+          <w:color w:val="000000"/>
+          <w:sz w:val="22"/>
+          <w:szCs w:val="22"/>
+        </w:rPr>
+        <w:t xml:space="preserve">Khi kết nối TCP được đóng, tất cả tài nguyên trên 2 máy sẽ được giải phóng. Ứng dụng phía client gọi hàm </w:t>
+      </w:r>
+      <w:proofErr w:type="gramStart"/>
+      <w:r>
+        <w:rPr>
+          <w:rFonts w:ascii="Arial" w:hAnsi="Arial" w:cs="Arial"/>
+          <w:b/>
+          <w:bCs/>
+          <w:color w:val="000000"/>
+          <w:sz w:val="22"/>
+          <w:szCs w:val="22"/>
+        </w:rPr>
+        <w:t>close(</w:t>
+      </w:r>
+      <w:proofErr w:type="gramEnd"/>
+      <w:r>
+        <w:rPr>
+          <w:rFonts w:ascii="Arial" w:hAnsi="Arial" w:cs="Arial"/>
+          <w:b/>
+          <w:bCs/>
+          <w:color w:val="000000"/>
+          <w:sz w:val="22"/>
+          <w:szCs w:val="22"/>
+        </w:rPr>
+        <w:t>).</w:t>
+      </w:r>
+    </w:p>
+    <w:p/>
+    <w:p>
+      <w:pPr>
+        <w:pStyle w:val="Heading3"/>
+        <w:spacing w:before="280" w:after="80"/>
+      </w:pPr>
+      <w:r>
+        <w:rPr>
+          <w:rFonts w:ascii="Arial" w:hAnsi="Arial" w:cs="Arial"/>
+          <w:b/>
+          <w:bCs/>
+          <w:color w:val="000000"/>
+          <w:sz w:val="26"/>
+          <w:szCs w:val="26"/>
+        </w:rPr>
+        <w:t>Đóng kết nối TCP (Four-way Handshake)</w:t>
+      </w:r>
+    </w:p>
+    <w:p>
+      <w:pPr>
+        <w:pStyle w:val="NormalWeb"/>
+        <w:numPr>
+          <w:ilvl w:val="0"/>
+          <w:numId w:val="39"/>
+        </w:numPr>
+        <w:spacing w:before="240" w:beforeAutospacing="0" w:after="0" w:afterAutospacing="0"/>
+        <w:textAlignment w:val="baseline"/>
+        <w:rPr>
+          <w:rFonts w:ascii="Arial" w:hAnsi="Arial" w:cs="Arial"/>
+          <w:color w:val="000000"/>
+          <w:sz w:val="22"/>
+          <w:szCs w:val="22"/>
+        </w:rPr>
+      </w:pPr>
+      <w:r>
+        <w:rPr>
+          <w:rFonts w:ascii="Arial" w:hAnsi="Arial" w:cs="Arial"/>
+          <w:color w:val="000000"/>
+          <w:sz w:val="22"/>
+          <w:szCs w:val="22"/>
+        </w:rPr>
+        <w:t>Client gửi FIN.</w:t>
+      </w:r>
+    </w:p>
+    <w:p>
+      <w:pPr>
+        <w:pStyle w:val="NormalWeb"/>
+        <w:numPr>
+          <w:ilvl w:val="0"/>
+          <w:numId w:val="39"/>
+        </w:numPr>
+        <w:spacing w:before="0" w:beforeAutospacing="0" w:after="0" w:afterAutospacing="0"/>
+        <w:textAlignment w:val="baseline"/>
+        <w:rPr>
+          <w:rFonts w:ascii="Arial" w:hAnsi="Arial" w:cs="Arial"/>
+          <w:color w:val="000000"/>
+          <w:sz w:val="22"/>
+          <w:szCs w:val="22"/>
+        </w:rPr>
+      </w:pPr>
+      <w:r>
+        <w:rPr>
+          <w:rFonts w:ascii="Arial" w:hAnsi="Arial" w:cs="Arial"/>
+          <w:color w:val="000000"/>
+          <w:sz w:val="22"/>
+          <w:szCs w:val="22"/>
+        </w:rPr>
+        <w:t>Server trả lời ACK.</w:t>
+      </w:r>
+    </w:p>
+    <w:p>
+      <w:pPr>
+        <w:pStyle w:val="NormalWeb"/>
+        <w:numPr>
+          <w:ilvl w:val="0"/>
+          <w:numId w:val="39"/>
+        </w:numPr>
+        <w:spacing w:before="0" w:beforeAutospacing="0" w:after="0" w:afterAutospacing="0"/>
+        <w:textAlignment w:val="baseline"/>
+        <w:rPr>
+          <w:rFonts w:ascii="Arial" w:hAnsi="Arial" w:cs="Arial"/>
+          <w:color w:val="000000"/>
+          <w:sz w:val="22"/>
+          <w:szCs w:val="22"/>
+        </w:rPr>
+      </w:pPr>
+      <w:r>
+        <w:rPr>
+          <w:rFonts w:ascii="Arial" w:hAnsi="Arial" w:cs="Arial"/>
+          <w:color w:val="000000"/>
+          <w:sz w:val="22"/>
+          <w:szCs w:val="22"/>
+        </w:rPr>
+        <w:t>Server gửi FIN.</w:t>
+      </w:r>
+    </w:p>
+    <w:p>
+      <w:pPr>
+        <w:pStyle w:val="NormalWeb"/>
+        <w:numPr>
+          <w:ilvl w:val="0"/>
+          <w:numId w:val="39"/>
+        </w:numPr>
+        <w:spacing w:before="0" w:beforeAutospacing="0" w:after="0" w:afterAutospacing="0"/>
+        <w:textAlignment w:val="baseline"/>
+        <w:rPr>
+          <w:rFonts w:ascii="Arial" w:hAnsi="Arial" w:cs="Arial"/>
+          <w:color w:val="000000"/>
+          <w:sz w:val="22"/>
+          <w:szCs w:val="22"/>
+        </w:rPr>
+      </w:pPr>
+      <w:r>
+        <w:rPr>
+          <w:rFonts w:ascii="Arial" w:hAnsi="Arial" w:cs="Arial"/>
+          <w:color w:val="000000"/>
+          <w:sz w:val="22"/>
+          <w:szCs w:val="22"/>
+        </w:rPr>
+        <w:t>Client gửi ACK.</w:t>
+      </w:r>
+    </w:p>
+    <w:p>
+      <w:pPr>
+        <w:pStyle w:val="NormalWeb"/>
+        <w:numPr>
+          <w:ilvl w:val="0"/>
+          <w:numId w:val="39"/>
+        </w:numPr>
+        <w:spacing w:before="0" w:beforeAutospacing="0" w:after="240" w:afterAutospacing="0"/>
+        <w:textAlignment w:val="baseline"/>
+        <w:rPr>
+          <w:rFonts w:ascii="Arial" w:hAnsi="Arial" w:cs="Arial"/>
+          <w:color w:val="000000"/>
+          <w:sz w:val="22"/>
+          <w:szCs w:val="22"/>
+        </w:rPr>
+      </w:pPr>
+      <w:r>
+        <w:rPr>
+          <w:rFonts w:ascii="Arial" w:hAnsi="Arial" w:cs="Arial"/>
+          <w:color w:val="000000"/>
+          <w:sz w:val="22"/>
+          <w:szCs w:val="22"/>
+        </w:rPr>
+        <w:t>Hai bên giải phóng toàn bộ tài nguyên.</w:t>
+      </w:r>
+    </w:p>
+    <w:p>
+      <w:pPr>
+        <w:rPr>
+          <w:b/>
+        </w:rPr>
+      </w:pPr>
+      <w:r>
+        <w:rPr>
+          <w:b/>
+        </w:rPr>
+        <w:lastRenderedPageBreak/>
+        <w:drawing>
+          <wp:inline distT="0" distB="0" distL="0" distR="0" wp14:anchorId="02720ADF" wp14:editId="2EB72088">
+            <wp:extent cx="3086761" cy="2480888"/>
+            <wp:effectExtent l="0" t="0" r="0" b="0"/>
+            <wp:docPr id="60" name="Picture 60"/>
+            <wp:cNvGraphicFramePr>
+              <a:graphicFrameLocks xmlns:a="http://schemas.openxmlformats.org/drawingml/2006/main" noChangeAspect="1"/>
+            </wp:cNvGraphicFramePr>
+            <a:graphic xmlns:a="http://schemas.openxmlformats.org/drawingml/2006/main">
+              <a:graphicData uri="http://schemas.openxmlformats.org/drawingml/2006/picture">
+                <pic:pic xmlns:pic="http://schemas.openxmlformats.org/drawingml/2006/picture">
+                  <pic:nvPicPr>
+                    <pic:cNvPr id="1" name=""/>
+                    <pic:cNvPicPr/>
+                  </pic:nvPicPr>
+                  <pic:blipFill>
+                    <a:blip r:embed="rId66"/>
+                    <a:stretch>
+                      <a:fillRect/>
+                    </a:stretch>
+                  </pic:blipFill>
+                  <pic:spPr>
+                    <a:xfrm>
+                      <a:off x="0" y="0"/>
+                      <a:ext cx="3094026" cy="2486727"/>
+                    </a:xfrm>
+                    <a:prstGeom prst="rect">
+                      <a:avLst/>
+                    </a:prstGeom>
+                  </pic:spPr>
+                </pic:pic>
+              </a:graphicData>
+            </a:graphic>
+          </wp:inline>
+        </w:drawing>
+      </w:r>
+    </w:p>
+    <w:p>
+      <w:pPr>
+        <w:pStyle w:val="Heading3"/>
+        <w:spacing w:before="280" w:after="80"/>
+      </w:pPr>
+      <w:r>
+        <w:rPr>
+          <w:rFonts w:ascii="Arial" w:hAnsi="Arial" w:cs="Arial"/>
+          <w:b/>
+          <w:bCs/>
+          <w:color w:val="000000"/>
+          <w:sz w:val="26"/>
+          <w:szCs w:val="26"/>
+        </w:rPr>
+        <w:t>Các trạng thái của Client TCP</w:t>
+      </w:r>
+    </w:p>
+    <w:p>
+      <w:pPr>
+        <w:pStyle w:val="NormalWeb"/>
+        <w:numPr>
+          <w:ilvl w:val="0"/>
+          <w:numId w:val="40"/>
+        </w:numPr>
+        <w:spacing w:before="240" w:beforeAutospacing="0" w:after="0" w:afterAutospacing="0"/>
+        <w:textAlignment w:val="baseline"/>
+        <w:rPr>
+          <w:rFonts w:ascii="Arial" w:hAnsi="Arial" w:cs="Arial"/>
+          <w:color w:val="000000"/>
+          <w:sz w:val="22"/>
+          <w:szCs w:val="22"/>
+        </w:rPr>
+      </w:pPr>
+      <w:r>
+        <w:rPr>
+          <w:rFonts w:ascii="Arial" w:hAnsi="Arial" w:cs="Arial"/>
+          <w:color w:val="000000"/>
+          <w:sz w:val="22"/>
+          <w:szCs w:val="22"/>
+        </w:rPr>
+        <w:t>CLOSED → chưa có kết nối.</w:t>
+      </w:r>
+    </w:p>
+    <w:p>
+      <w:pPr>
+        <w:pStyle w:val="NormalWeb"/>
+        <w:numPr>
+          <w:ilvl w:val="0"/>
+          <w:numId w:val="40"/>
+        </w:numPr>
+        <w:spacing w:before="0" w:beforeAutospacing="0" w:after="0" w:afterAutospacing="0"/>
+        <w:textAlignment w:val="baseline"/>
+        <w:rPr>
+          <w:rFonts w:ascii="Arial" w:hAnsi="Arial" w:cs="Arial"/>
+          <w:color w:val="000000"/>
+          <w:sz w:val="22"/>
+          <w:szCs w:val="22"/>
+        </w:rPr>
+      </w:pPr>
+      <w:r>
+        <w:rPr>
+          <w:rFonts w:ascii="Arial" w:hAnsi="Arial" w:cs="Arial"/>
+          <w:color w:val="000000"/>
+          <w:sz w:val="22"/>
+          <w:szCs w:val="22"/>
+        </w:rPr>
+        <w:t>SYN_SENT → đã gửi SYN, chờ SYN+ACK.</w:t>
+      </w:r>
+    </w:p>
+    <w:p>
+      <w:pPr>
+        <w:pStyle w:val="NormalWeb"/>
+        <w:numPr>
+          <w:ilvl w:val="0"/>
+          <w:numId w:val="40"/>
+        </w:numPr>
+        <w:spacing w:before="0" w:beforeAutospacing="0" w:after="0" w:afterAutospacing="0"/>
+        <w:textAlignment w:val="baseline"/>
+        <w:rPr>
+          <w:rFonts w:ascii="Arial" w:hAnsi="Arial" w:cs="Arial"/>
+          <w:color w:val="000000"/>
+          <w:sz w:val="22"/>
+          <w:szCs w:val="22"/>
+        </w:rPr>
+      </w:pPr>
+      <w:r>
+        <w:rPr>
+          <w:rFonts w:ascii="Arial" w:hAnsi="Arial" w:cs="Arial"/>
+          <w:color w:val="000000"/>
+          <w:sz w:val="22"/>
+          <w:szCs w:val="22"/>
+        </w:rPr>
+        <w:t>ESTABLISHED → kết nối thành công, truyền dữ liệu.</w:t>
+      </w:r>
+    </w:p>
+    <w:p>
+      <w:pPr>
+        <w:pStyle w:val="NormalWeb"/>
+        <w:numPr>
+          <w:ilvl w:val="0"/>
+          <w:numId w:val="40"/>
+        </w:numPr>
+        <w:spacing w:before="0" w:beforeAutospacing="0" w:after="0" w:afterAutospacing="0"/>
+        <w:textAlignment w:val="baseline"/>
+        <w:rPr>
+          <w:rFonts w:ascii="Arial" w:hAnsi="Arial" w:cs="Arial"/>
+          <w:color w:val="000000"/>
+          <w:sz w:val="22"/>
+          <w:szCs w:val="22"/>
+        </w:rPr>
+      </w:pPr>
+      <w:r>
+        <w:rPr>
+          <w:rFonts w:ascii="Arial" w:hAnsi="Arial" w:cs="Arial"/>
+          <w:color w:val="000000"/>
+          <w:sz w:val="22"/>
+          <w:szCs w:val="22"/>
+        </w:rPr>
+        <w:t>FIN_WAIT_1 → đã gửi FIN, chờ ACK.</w:t>
+      </w:r>
+    </w:p>
+    <w:p>
+      <w:pPr>
+        <w:pStyle w:val="NormalWeb"/>
+        <w:numPr>
+          <w:ilvl w:val="0"/>
+          <w:numId w:val="40"/>
+        </w:numPr>
+        <w:spacing w:before="0" w:beforeAutospacing="0" w:after="0" w:afterAutospacing="0"/>
+        <w:textAlignment w:val="baseline"/>
+        <w:rPr>
+          <w:rFonts w:ascii="Arial" w:hAnsi="Arial" w:cs="Arial"/>
+          <w:color w:val="000000"/>
+          <w:sz w:val="22"/>
+          <w:szCs w:val="22"/>
+        </w:rPr>
+      </w:pPr>
+      <w:r>
+        <w:rPr>
+          <w:rFonts w:ascii="Arial" w:hAnsi="Arial" w:cs="Arial"/>
+          <w:color w:val="000000"/>
+          <w:sz w:val="22"/>
+          <w:szCs w:val="22"/>
+        </w:rPr>
+        <w:t>FIN_WAIT_2 → đã nhận ACK, chờ FIN từ server.</w:t>
+      </w:r>
+    </w:p>
+    <w:p>
+      <w:pPr>
+        <w:pStyle w:val="NormalWeb"/>
+        <w:numPr>
+          <w:ilvl w:val="0"/>
+          <w:numId w:val="40"/>
+        </w:numPr>
+        <w:spacing w:before="0" w:beforeAutospacing="0" w:after="0" w:afterAutospacing="0"/>
+        <w:textAlignment w:val="baseline"/>
+        <w:rPr>
+          <w:rFonts w:ascii="Arial" w:hAnsi="Arial" w:cs="Arial"/>
+          <w:color w:val="000000"/>
+          <w:sz w:val="22"/>
+          <w:szCs w:val="22"/>
+        </w:rPr>
+      </w:pPr>
+      <w:r>
+        <w:rPr>
+          <w:rFonts w:ascii="Arial" w:hAnsi="Arial" w:cs="Arial"/>
+          <w:color w:val="000000"/>
+          <w:sz w:val="22"/>
+          <w:szCs w:val="22"/>
+        </w:rPr>
+        <w:t>TIME_WAIT → đã gửi ACK cuối, chờ một khoảng thời gian để phòng ACK bị mất.</w:t>
+      </w:r>
+    </w:p>
+    <w:p>
+      <w:pPr>
+        <w:pStyle w:val="NormalWeb"/>
+        <w:numPr>
+          <w:ilvl w:val="0"/>
+          <w:numId w:val="40"/>
+        </w:numPr>
+        <w:spacing w:before="0" w:beforeAutospacing="0" w:after="240" w:afterAutospacing="0"/>
+        <w:textAlignment w:val="baseline"/>
+        <w:rPr>
+          <w:rFonts w:ascii="Arial" w:hAnsi="Arial" w:cs="Arial"/>
+          <w:color w:val="000000"/>
+          <w:sz w:val="22"/>
+          <w:szCs w:val="22"/>
+        </w:rPr>
+      </w:pPr>
+      <w:r>
+        <w:rPr>
+          <w:rFonts w:ascii="Arial" w:hAnsi="Arial" w:cs="Arial"/>
+          <w:color w:val="000000"/>
+          <w:sz w:val="22"/>
+          <w:szCs w:val="22"/>
+        </w:rPr>
+        <w:t>Sau TIME_WAIT → kết nối đóng hoàn toàn.</w:t>
+      </w:r>
+    </w:p>
+    <w:p>
+      <w:pPr>
+        <w:rPr>
+          <w:b/>
+        </w:rPr>
+      </w:pPr>
+      <w:r>
+        <w:rPr>
+          <w:b/>
+        </w:rPr>
+        <w:drawing>
+          <wp:inline distT="0" distB="0" distL="0" distR="0" wp14:anchorId="0A1C1A6F" wp14:editId="664C02C7">
+            <wp:extent cx="3578317" cy="2685469"/>
+            <wp:effectExtent l="0" t="0" r="3175" b="635"/>
+            <wp:docPr id="63" name="Picture 63"/>
+            <wp:cNvGraphicFramePr>
+              <a:graphicFrameLocks xmlns:a="http://schemas.openxmlformats.org/drawingml/2006/main" noChangeAspect="1"/>
+            </wp:cNvGraphicFramePr>
+            <a:graphic xmlns:a="http://schemas.openxmlformats.org/drawingml/2006/main">
+              <a:graphicData uri="http://schemas.openxmlformats.org/drawingml/2006/picture">
+                <pic:pic xmlns:pic="http://schemas.openxmlformats.org/drawingml/2006/picture">
+                  <pic:nvPicPr>
+                    <pic:cNvPr id="1" name=""/>
+                    <pic:cNvPicPr/>
+                  </pic:nvPicPr>
+                  <pic:blipFill>
+                    <a:blip r:embed="rId67"/>
+                    <a:stretch>
+                      <a:fillRect/>
+                    </a:stretch>
+                  </pic:blipFill>
+                  <pic:spPr>
+                    <a:xfrm>
+                      <a:off x="0" y="0"/>
+                      <a:ext cx="3580671" cy="2687236"/>
+                    </a:xfrm>
+                    <a:prstGeom prst="rect">
+                      <a:avLst/>
+                    </a:prstGeom>
+                  </pic:spPr>
+                </pic:pic>
+              </a:graphicData>
+            </a:graphic>
+          </wp:inline>
+        </w:drawing>
+      </w:r>
+    </w:p>
+    <w:p>
+      <w:pPr>
+        <w:pStyle w:val="Heading3"/>
+        <w:spacing w:before="280" w:after="80"/>
+      </w:pPr>
+      <w:r>
+        <w:rPr>
+          <w:rFonts w:ascii="Arial" w:hAnsi="Arial" w:cs="Arial"/>
+          <w:b/>
+          <w:bCs/>
+          <w:color w:val="000000"/>
+          <w:sz w:val="26"/>
+          <w:szCs w:val="26"/>
+        </w:rPr>
+        <w:t>Các trạng thái của Server TCP</w:t>
+      </w:r>
+    </w:p>
+    <w:p>
+      <w:pPr>
+        <w:pStyle w:val="NormalWeb"/>
+        <w:numPr>
+          <w:ilvl w:val="0"/>
+          <w:numId w:val="41"/>
+        </w:numPr>
+        <w:spacing w:before="240" w:beforeAutospacing="0" w:after="0" w:afterAutospacing="0"/>
+        <w:textAlignment w:val="baseline"/>
+        <w:rPr>
+          <w:rFonts w:ascii="Arial" w:hAnsi="Arial" w:cs="Arial"/>
+          <w:color w:val="000000"/>
+          <w:sz w:val="22"/>
+          <w:szCs w:val="22"/>
+        </w:rPr>
+      </w:pPr>
+      <w:r>
+        <w:rPr>
+          <w:rFonts w:ascii="Arial" w:hAnsi="Arial" w:cs="Arial"/>
+          <w:color w:val="000000"/>
+          <w:sz w:val="22"/>
+          <w:szCs w:val="22"/>
+        </w:rPr>
+        <w:t>LISTEN → đang chờ kết nối.</w:t>
+      </w:r>
+    </w:p>
+    <w:p>
+      <w:pPr>
+        <w:pStyle w:val="NormalWeb"/>
+        <w:numPr>
+          <w:ilvl w:val="0"/>
+          <w:numId w:val="41"/>
+        </w:numPr>
+        <w:spacing w:before="0" w:beforeAutospacing="0" w:after="0" w:afterAutospacing="0"/>
+        <w:textAlignment w:val="baseline"/>
+        <w:rPr>
+          <w:rFonts w:ascii="Arial" w:hAnsi="Arial" w:cs="Arial"/>
+          <w:color w:val="000000"/>
+          <w:sz w:val="22"/>
+          <w:szCs w:val="22"/>
+        </w:rPr>
+      </w:pPr>
+      <w:r>
+        <w:rPr>
+          <w:rFonts w:ascii="Arial" w:hAnsi="Arial" w:cs="Arial"/>
+          <w:color w:val="000000"/>
+          <w:sz w:val="22"/>
+          <w:szCs w:val="22"/>
+        </w:rPr>
+        <w:t>SYN_RCVD → đã nhận SYN, gửi SYN+ACK.</w:t>
+      </w:r>
+    </w:p>
+    <w:p>
+      <w:pPr>
+        <w:pStyle w:val="NormalWeb"/>
+        <w:numPr>
+          <w:ilvl w:val="0"/>
+          <w:numId w:val="41"/>
+        </w:numPr>
+        <w:spacing w:before="0" w:beforeAutospacing="0" w:after="0" w:afterAutospacing="0"/>
+        <w:textAlignment w:val="baseline"/>
+        <w:rPr>
+          <w:rFonts w:ascii="Arial" w:hAnsi="Arial" w:cs="Arial"/>
+          <w:color w:val="000000"/>
+          <w:sz w:val="22"/>
+          <w:szCs w:val="22"/>
+        </w:rPr>
+      </w:pPr>
+      <w:r>
+        <w:rPr>
+          <w:rFonts w:ascii="Arial" w:hAnsi="Arial" w:cs="Arial"/>
+          <w:color w:val="000000"/>
+          <w:sz w:val="22"/>
+          <w:szCs w:val="22"/>
+        </w:rPr>
+        <w:t>ESTABLISHED → kết nối thành công.</w:t>
+      </w:r>
+    </w:p>
+    <w:p>
+      <w:pPr>
+        <w:pStyle w:val="NormalWeb"/>
+        <w:numPr>
+          <w:ilvl w:val="0"/>
+          <w:numId w:val="41"/>
+        </w:numPr>
+        <w:spacing w:before="0" w:beforeAutospacing="0" w:after="0" w:afterAutospacing="0"/>
+        <w:textAlignment w:val="baseline"/>
+        <w:rPr>
+          <w:rFonts w:ascii="Arial" w:hAnsi="Arial" w:cs="Arial"/>
+          <w:color w:val="000000"/>
+          <w:sz w:val="22"/>
+          <w:szCs w:val="22"/>
+        </w:rPr>
+      </w:pPr>
+      <w:r>
+        <w:rPr>
+          <w:rFonts w:ascii="Arial" w:hAnsi="Arial" w:cs="Arial"/>
+          <w:color w:val="000000"/>
+          <w:sz w:val="22"/>
+          <w:szCs w:val="22"/>
+        </w:rPr>
+        <w:t>CLOSE_WAIT → đã nhận FIN từ client, gửi ACK.</w:t>
+      </w:r>
+    </w:p>
+    <w:p>
+      <w:pPr>
+        <w:pStyle w:val="NormalWeb"/>
+        <w:numPr>
+          <w:ilvl w:val="0"/>
+          <w:numId w:val="41"/>
+        </w:numPr>
+        <w:spacing w:before="0" w:beforeAutospacing="0" w:after="0" w:afterAutospacing="0"/>
+        <w:textAlignment w:val="baseline"/>
+        <w:rPr>
+          <w:rFonts w:ascii="Arial" w:hAnsi="Arial" w:cs="Arial"/>
+          <w:color w:val="000000"/>
+          <w:sz w:val="22"/>
+          <w:szCs w:val="22"/>
+        </w:rPr>
+      </w:pPr>
+      <w:r>
+        <w:rPr>
+          <w:rFonts w:ascii="Arial" w:hAnsi="Arial" w:cs="Arial"/>
+          <w:color w:val="000000"/>
+          <w:sz w:val="22"/>
+          <w:szCs w:val="22"/>
+        </w:rPr>
+        <w:lastRenderedPageBreak/>
+        <w:t>LAST_ACK → gửi FIN và chờ ACK cuối cùng.</w:t>
+      </w:r>
+    </w:p>
+    <w:p>
+      <w:pPr>
+        <w:pStyle w:val="NormalWeb"/>
+        <w:numPr>
+          <w:ilvl w:val="0"/>
+          <w:numId w:val="41"/>
+        </w:numPr>
+        <w:spacing w:before="0" w:beforeAutospacing="0" w:after="240" w:afterAutospacing="0"/>
+        <w:textAlignment w:val="baseline"/>
+        <w:rPr>
+          <w:rFonts w:ascii="Arial" w:hAnsi="Arial" w:cs="Arial"/>
+          <w:color w:val="000000"/>
+          <w:sz w:val="22"/>
+          <w:szCs w:val="22"/>
+        </w:rPr>
+      </w:pPr>
+      <w:r>
+        <w:rPr>
+          <w:rFonts w:ascii="Arial" w:hAnsi="Arial" w:cs="Arial"/>
+          <w:color w:val="000000"/>
+          <w:sz w:val="22"/>
+          <w:szCs w:val="22"/>
+        </w:rPr>
+        <w:t>Sau khi nhận ACK → kết nối đóng.</w:t>
+      </w:r>
+    </w:p>
+    <w:p>
+      <w:pPr>
+        <w:pStyle w:val="Heading3"/>
+        <w:spacing w:before="280" w:after="80"/>
+        <w:rPr>
+          <w:rFonts w:ascii="Times New Roman" w:hAnsi="Times New Roman" w:cs="Times New Roman"/>
+          <w:color w:val="auto"/>
+          <w:sz w:val="27"/>
+          <w:szCs w:val="27"/>
+        </w:rPr>
+      </w:pPr>
+      <w:r>
+        <w:rPr>
+          <w:rFonts w:ascii="Arial" w:hAnsi="Arial" w:cs="Arial"/>
+          <w:b/>
+          <w:bCs/>
+          <w:color w:val="000000"/>
+          <w:sz w:val="26"/>
+          <w:szCs w:val="26"/>
+        </w:rPr>
+        <w:t>TCP Reset (RST)</w:t>
+      </w:r>
+    </w:p>
+    <w:p>
+      <w:pPr>
+        <w:pStyle w:val="NormalWeb"/>
+        <w:numPr>
+          <w:ilvl w:val="0"/>
+          <w:numId w:val="42"/>
+        </w:numPr>
+        <w:spacing w:before="240" w:beforeAutospacing="0" w:after="240" w:afterAutospacing="0"/>
+        <w:textAlignment w:val="baseline"/>
+        <w:rPr>
+          <w:rFonts w:ascii="Arial" w:hAnsi="Arial" w:cs="Arial"/>
+          <w:color w:val="000000"/>
+          <w:sz w:val="22"/>
+          <w:szCs w:val="22"/>
+        </w:rPr>
+      </w:pPr>
+      <w:r>
+        <w:rPr>
+          <w:rFonts w:ascii="Arial" w:hAnsi="Arial" w:cs="Arial"/>
+          <w:color w:val="000000"/>
+          <w:sz w:val="22"/>
+          <w:szCs w:val="22"/>
+        </w:rPr>
+        <w:t>Nếu nhận được segment TCP nhưng không có socket phù hợp (ví dụ cổng không mở), máy chủ sẽ gửi RST.</w:t>
+      </w:r>
+    </w:p>
+    <w:p>
+      <w:pPr>
+        <w:pStyle w:val="NormalWeb"/>
+        <w:spacing w:before="0" w:beforeAutospacing="0" w:after="0" w:afterAutospacing="0"/>
+      </w:pPr>
+      <w:r>
+        <w:rPr>
+          <w:rFonts w:ascii="Arial" w:hAnsi="Arial" w:cs="Arial"/>
+          <w:b/>
+          <w:bCs/>
+          <w:color w:val="000000"/>
+          <w:sz w:val="32"/>
+          <w:szCs w:val="32"/>
+        </w:rPr>
+        <w:t xml:space="preserve">Congestion </w:t>
+      </w:r>
+      <w:proofErr w:type="gramStart"/>
+      <w:r>
+        <w:rPr>
+          <w:rFonts w:ascii="Arial" w:hAnsi="Arial" w:cs="Arial"/>
+          <w:b/>
+          <w:bCs/>
+          <w:color w:val="000000"/>
+          <w:sz w:val="32"/>
+          <w:szCs w:val="32"/>
+        </w:rPr>
+        <w:t>Control</w:t>
+      </w:r>
+      <w:r>
+        <w:rPr>
+          <w:rFonts w:ascii="Arial" w:hAnsi="Arial" w:cs="Arial"/>
+          <w:b/>
+          <w:bCs/>
+          <w:color w:val="000000"/>
+          <w:sz w:val="32"/>
+          <w:szCs w:val="32"/>
+        </w:rPr>
+        <w:t>(</w:t>
+      </w:r>
+      <w:proofErr w:type="gramEnd"/>
+      <w:r>
+        <w:rPr>
+          <w:rFonts w:ascii="Arial" w:hAnsi="Arial" w:cs="Arial"/>
+          <w:b/>
+          <w:bCs/>
+          <w:color w:val="000000"/>
+          <w:sz w:val="32"/>
+          <w:szCs w:val="32"/>
+        </w:rPr>
+        <w:t xml:space="preserve"> nguyên tác chung)</w:t>
+      </w:r>
+    </w:p>
+    <w:p>
+      <w:pPr>
+        <w:pStyle w:val="NormalWeb"/>
+        <w:spacing w:before="0" w:beforeAutospacing="0" w:after="0" w:afterAutospacing="0"/>
+      </w:pPr>
+      <w:r>
+        <w:rPr>
+          <w:rFonts w:ascii="Arial" w:hAnsi="Arial" w:cs="Arial"/>
+          <w:color w:val="000000"/>
+          <w:sz w:val="22"/>
+          <w:szCs w:val="22"/>
+        </w:rPr>
+        <w:t>Mất gói tin thường xảy ra do bộ đệm (buffer) của router bị tràn khi mạng bị tắc nghẽn (congestion). Nguyên nhân thường do có quá nhiều nguồn cùng cố gắng gửi dữ liệu với tốc độ quá cao. Việc tuyển lại chỉ xử lí triệu chứng chứ không xử lí nguyên nhan.</w:t>
+      </w:r>
+    </w:p>
+    <w:p>
+      <w:pPr>
+        <w:rPr>
+          <w:b/>
+        </w:rPr>
+      </w:pPr>
+    </w:p>
+    <w:p>
+      <w:r>
+        <w:t>Gửi càng nhanh không có nghĩa là nhận được nhiều dữ liệu hơn. Khi vượt quá khả năng của mạng (bottleneck), mạng sẽ bị tắc nghẽn và hiệu năng còn tệ hơn.</w:t>
+      </w:r>
+    </w:p>
+    <w:p>
+      <w:pPr>
+        <w:spacing w:before="100" w:beforeAutospacing="1" w:after="100" w:afterAutospacing="1" w:line="240" w:lineRule="auto"/>
+        <w:rPr>
+          <w:rFonts w:ascii="Times New Roman" w:eastAsia="Times New Roman" w:hAnsi="Times New Roman" w:cs="Times New Roman"/>
+          <w:sz w:val="24"/>
+          <w:szCs w:val="24"/>
+        </w:rPr>
+      </w:pPr>
+      <w:r>
+        <w:rPr>
+          <w:rFonts w:ascii="Times New Roman" w:eastAsia="Times New Roman" w:hAnsi="Times New Roman" w:cs="Times New Roman"/>
+          <w:sz w:val="24"/>
+          <w:szCs w:val="24"/>
+        </w:rPr>
+        <w:t>Tác giả dùng 3 kịch bản để chứng minh điều đó:</w:t>
+      </w:r>
+    </w:p>
+    <w:p>
+      <w:pPr>
+        <w:numPr>
+          <w:ilvl w:val="0"/>
+          <w:numId w:val="43"/>
+        </w:numPr>
+        <w:spacing w:before="100" w:beforeAutospacing="1" w:after="100" w:afterAutospacing="1" w:line="240" w:lineRule="auto"/>
+        <w:rPr>
+          <w:rFonts w:ascii="Times New Roman" w:eastAsia="Times New Roman" w:hAnsi="Times New Roman" w:cs="Times New Roman"/>
+          <w:sz w:val="24"/>
+          <w:szCs w:val="24"/>
+        </w:rPr>
+      </w:pPr>
+      <w:r>
+        <w:rPr>
+          <w:rFonts w:ascii="Times New Roman" w:eastAsia="Times New Roman" w:hAnsi="Times New Roman" w:cs="Times New Roman"/>
+          <w:b/>
+          <w:bCs/>
+          <w:sz w:val="24"/>
+          <w:szCs w:val="24"/>
+        </w:rPr>
+        <w:t>Buffer vô hạn</w:t>
+      </w:r>
+      <w:r>
+        <w:rPr>
+          <w:rFonts w:ascii="Times New Roman" w:eastAsia="Times New Roman" w:hAnsi="Times New Roman" w:cs="Times New Roman"/>
+          <w:sz w:val="24"/>
+          <w:szCs w:val="24"/>
+        </w:rPr>
+        <w:t xml:space="preserve"> </w:t>
+      </w:r>
+    </w:p>
+    <w:p>
+      <w:pPr>
+        <w:numPr>
+          <w:ilvl w:val="1"/>
+          <w:numId w:val="43"/>
+        </w:numPr>
+        <w:spacing w:before="100" w:beforeAutospacing="1" w:after="100" w:afterAutospacing="1" w:line="240" w:lineRule="auto"/>
+        <w:rPr>
+          <w:rFonts w:ascii="Times New Roman" w:eastAsia="Times New Roman" w:hAnsi="Times New Roman" w:cs="Times New Roman"/>
+          <w:sz w:val="24"/>
+          <w:szCs w:val="24"/>
+        </w:rPr>
+      </w:pPr>
+      <w:r>
+        <w:rPr>
+          <w:rFonts w:ascii="Times New Roman" w:eastAsia="Times New Roman" w:hAnsi="Times New Roman" w:cs="Times New Roman"/>
+          <w:sz w:val="24"/>
+          <w:szCs w:val="24"/>
+        </w:rPr>
+        <w:t xml:space="preserve">Không mất gói. </w:t>
+      </w:r>
+    </w:p>
+    <w:p>
+      <w:pPr>
+        <w:numPr>
+          <w:ilvl w:val="1"/>
+          <w:numId w:val="43"/>
+        </w:numPr>
+        <w:spacing w:before="100" w:beforeAutospacing="1" w:after="100" w:afterAutospacing="1" w:line="240" w:lineRule="auto"/>
+        <w:rPr>
+          <w:rFonts w:ascii="Times New Roman" w:eastAsia="Times New Roman" w:hAnsi="Times New Roman" w:cs="Times New Roman"/>
+          <w:sz w:val="24"/>
+          <w:szCs w:val="24"/>
+        </w:rPr>
+      </w:pPr>
+      <w:r>
+        <w:rPr>
+          <w:rFonts w:ascii="Times New Roman" w:eastAsia="Times New Roman" w:hAnsi="Times New Roman" w:cs="Times New Roman"/>
+          <w:sz w:val="24"/>
+          <w:szCs w:val="24"/>
+        </w:rPr>
+        <w:t xml:space="preserve">Nhưng queue ngày càng dài </w:t>
+      </w:r>
+      <w:r>
+        <w:rPr>
+          <w:rFonts w:ascii="Cambria Math" w:eastAsia="Times New Roman" w:hAnsi="Cambria Math" w:cs="Cambria Math"/>
+          <w:sz w:val="24"/>
+          <w:szCs w:val="24"/>
+        </w:rPr>
+        <w:t>⇒</w:t>
+      </w:r>
+      <w:r>
+        <w:rPr>
+          <w:rFonts w:ascii="Times New Roman" w:eastAsia="Times New Roman" w:hAnsi="Times New Roman" w:cs="Times New Roman"/>
+          <w:sz w:val="24"/>
+          <w:szCs w:val="24"/>
+        </w:rPr>
+        <w:t xml:space="preserve"> </w:t>
+      </w:r>
+      <w:r>
+        <w:rPr>
+          <w:rFonts w:ascii="Times New Roman" w:eastAsia="Times New Roman" w:hAnsi="Times New Roman" w:cs="Times New Roman"/>
+          <w:b/>
+          <w:bCs/>
+          <w:sz w:val="24"/>
+          <w:szCs w:val="24"/>
+        </w:rPr>
+        <w:t>delay rất lớn</w:t>
+      </w:r>
+      <w:r>
+        <w:rPr>
+          <w:rFonts w:ascii="Times New Roman" w:eastAsia="Times New Roman" w:hAnsi="Times New Roman" w:cs="Times New Roman"/>
+          <w:sz w:val="24"/>
+          <w:szCs w:val="24"/>
+        </w:rPr>
+        <w:t xml:space="preserve">. </w:t>
+      </w:r>
+    </w:p>
+    <w:p>
+      <w:pPr>
+        <w:numPr>
+          <w:ilvl w:val="0"/>
+          <w:numId w:val="43"/>
+        </w:numPr>
+        <w:spacing w:before="100" w:beforeAutospacing="1" w:after="100" w:afterAutospacing="1" w:line="240" w:lineRule="auto"/>
+        <w:rPr>
+          <w:rFonts w:ascii="Times New Roman" w:eastAsia="Times New Roman" w:hAnsi="Times New Roman" w:cs="Times New Roman"/>
+          <w:sz w:val="24"/>
+          <w:szCs w:val="24"/>
+        </w:rPr>
+      </w:pPr>
+      <w:r>
+        <w:rPr>
+          <w:rFonts w:ascii="Times New Roman" w:eastAsia="Times New Roman" w:hAnsi="Times New Roman" w:cs="Times New Roman"/>
+          <w:b/>
+          <w:bCs/>
+          <w:sz w:val="24"/>
+          <w:szCs w:val="24"/>
+        </w:rPr>
+        <w:t>Buffer hữu hạn</w:t>
+      </w:r>
+      <w:r>
+        <w:rPr>
+          <w:rFonts w:ascii="Times New Roman" w:eastAsia="Times New Roman" w:hAnsi="Times New Roman" w:cs="Times New Roman"/>
+          <w:sz w:val="24"/>
+          <w:szCs w:val="24"/>
+        </w:rPr>
+        <w:t xml:space="preserve"> </w:t>
+      </w:r>
+    </w:p>
+    <w:p>
+      <w:pPr>
+        <w:numPr>
+          <w:ilvl w:val="1"/>
+          <w:numId w:val="43"/>
+        </w:numPr>
+        <w:spacing w:before="100" w:beforeAutospacing="1" w:after="100" w:afterAutospacing="1" w:line="240" w:lineRule="auto"/>
+        <w:rPr>
+          <w:rFonts w:ascii="Times New Roman" w:eastAsia="Times New Roman" w:hAnsi="Times New Roman" w:cs="Times New Roman"/>
+          <w:sz w:val="24"/>
+          <w:szCs w:val="24"/>
+        </w:rPr>
+      </w:pPr>
+      <w:r>
+        <w:rPr>
+          <w:rFonts w:ascii="Times New Roman" w:eastAsia="Times New Roman" w:hAnsi="Times New Roman" w:cs="Times New Roman"/>
+          <w:sz w:val="24"/>
+          <w:szCs w:val="24"/>
+        </w:rPr>
+        <w:t xml:space="preserve">Bắt đầu mất gói. </w:t>
+      </w:r>
+    </w:p>
+    <w:p>
+      <w:pPr>
+        <w:numPr>
+          <w:ilvl w:val="1"/>
+          <w:numId w:val="43"/>
+        </w:numPr>
+        <w:spacing w:before="100" w:beforeAutospacing="1" w:after="100" w:afterAutospacing="1" w:line="240" w:lineRule="auto"/>
+        <w:rPr>
+          <w:rFonts w:ascii="Times New Roman" w:eastAsia="Times New Roman" w:hAnsi="Times New Roman" w:cs="Times New Roman"/>
+          <w:sz w:val="24"/>
+          <w:szCs w:val="24"/>
+        </w:rPr>
+      </w:pPr>
+      <w:r>
+        <w:rPr>
+          <w:rFonts w:ascii="Times New Roman" w:eastAsia="Times New Roman" w:hAnsi="Times New Roman" w:cs="Times New Roman"/>
+          <w:sz w:val="24"/>
+          <w:szCs w:val="24"/>
+        </w:rPr>
+        <w:t xml:space="preserve">TCP phải retransmit. </w:t>
+      </w:r>
+    </w:p>
+    <w:p>
+      <w:pPr>
+        <w:numPr>
+          <w:ilvl w:val="1"/>
+          <w:numId w:val="43"/>
+        </w:numPr>
+        <w:spacing w:before="100" w:beforeAutospacing="1" w:after="100" w:afterAutospacing="1" w:line="240" w:lineRule="auto"/>
+        <w:rPr>
+          <w:rFonts w:ascii="Times New Roman" w:eastAsia="Times New Roman" w:hAnsi="Times New Roman" w:cs="Times New Roman"/>
+          <w:sz w:val="24"/>
+          <w:szCs w:val="24"/>
+        </w:rPr>
+      </w:pPr>
+      <w:r>
+        <w:rPr>
+          <w:rFonts w:ascii="Times New Roman" w:eastAsia="Times New Roman" w:hAnsi="Times New Roman" w:cs="Times New Roman"/>
+          <w:sz w:val="24"/>
+          <w:szCs w:val="24"/>
+        </w:rPr>
+        <w:t xml:space="preserve">Retransmit làm </w:t>
+      </w:r>
+      <w:r>
+        <w:rPr>
+          <w:rFonts w:ascii="Times New Roman" w:eastAsia="Times New Roman" w:hAnsi="Times New Roman" w:cs="Times New Roman"/>
+          <w:b/>
+          <w:bCs/>
+          <w:sz w:val="24"/>
+          <w:szCs w:val="24"/>
+        </w:rPr>
+        <w:t>lãng phí băng thông</w:t>
+      </w:r>
+      <w:r>
+        <w:rPr>
+          <w:rFonts w:ascii="Times New Roman" w:eastAsia="Times New Roman" w:hAnsi="Times New Roman" w:cs="Times New Roman"/>
+          <w:sz w:val="24"/>
+          <w:szCs w:val="24"/>
+        </w:rPr>
+        <w:t xml:space="preserve">, throughput giảm. </w:t>
+      </w:r>
+    </w:p>
+    <w:p>
+      <w:pPr>
+        <w:numPr>
+          <w:ilvl w:val="0"/>
+          <w:numId w:val="43"/>
+        </w:numPr>
+        <w:spacing w:before="100" w:beforeAutospacing="1" w:after="100" w:afterAutospacing="1" w:line="240" w:lineRule="auto"/>
+        <w:rPr>
+          <w:rFonts w:ascii="Times New Roman" w:eastAsia="Times New Roman" w:hAnsi="Times New Roman" w:cs="Times New Roman"/>
+          <w:sz w:val="24"/>
+          <w:szCs w:val="24"/>
+        </w:rPr>
+      </w:pPr>
+      <w:r>
+        <w:rPr>
+          <w:rFonts w:ascii="Times New Roman" w:eastAsia="Times New Roman" w:hAnsi="Times New Roman" w:cs="Times New Roman"/>
+          <w:b/>
+          <w:bCs/>
+          <w:sz w:val="24"/>
+          <w:szCs w:val="24"/>
+        </w:rPr>
+        <w:t>Nhiều router, nhiều hop</w:t>
+      </w:r>
+      <w:r>
+        <w:rPr>
+          <w:rFonts w:ascii="Times New Roman" w:eastAsia="Times New Roman" w:hAnsi="Times New Roman" w:cs="Times New Roman"/>
+          <w:sz w:val="24"/>
+          <w:szCs w:val="24"/>
+        </w:rPr>
+        <w:t xml:space="preserve"> </w:t>
+      </w:r>
+    </w:p>
+    <w:p>
+      <w:pPr>
+        <w:numPr>
+          <w:ilvl w:val="1"/>
+          <w:numId w:val="43"/>
+        </w:numPr>
+        <w:spacing w:before="100" w:beforeAutospacing="1" w:after="100" w:afterAutospacing="1" w:line="240" w:lineRule="auto"/>
+        <w:rPr>
+          <w:rFonts w:ascii="Times New Roman" w:eastAsia="Times New Roman" w:hAnsi="Times New Roman" w:cs="Times New Roman"/>
+          <w:sz w:val="24"/>
+          <w:szCs w:val="24"/>
+        </w:rPr>
+      </w:pPr>
+      <w:r>
+        <w:rPr>
+          <w:rFonts w:ascii="Times New Roman" w:eastAsia="Times New Roman" w:hAnsi="Times New Roman" w:cs="Times New Roman"/>
+          <w:sz w:val="24"/>
+          <w:szCs w:val="24"/>
+        </w:rPr>
+        <w:t xml:space="preserve">Packet có thể bị drop ở router phía sau. </w:t>
+      </w:r>
+    </w:p>
+    <w:p>
+      <w:pPr>
+        <w:numPr>
+          <w:ilvl w:val="1"/>
+          <w:numId w:val="43"/>
+        </w:numPr>
+        <w:spacing w:before="100" w:beforeAutospacing="1" w:after="100" w:afterAutospacing="1" w:line="240" w:lineRule="auto"/>
+        <w:rPr>
+          <w:rFonts w:ascii="Times New Roman" w:eastAsia="Times New Roman" w:hAnsi="Times New Roman" w:cs="Times New Roman"/>
+          <w:sz w:val="24"/>
+          <w:szCs w:val="24"/>
+        </w:rPr>
+      </w:pPr>
+      <w:r>
+        <w:rPr>
+          <w:rFonts w:ascii="Times New Roman" w:eastAsia="Times New Roman" w:hAnsi="Times New Roman" w:cs="Times New Roman"/>
+          <w:sz w:val="24"/>
+          <w:szCs w:val="24"/>
+        </w:rPr>
+        <w:t xml:space="preserve">Toàn bộ công sức truyền qua các router trước đó đều vô ích. </w:t>
+      </w:r>
+    </w:p>
+    <w:p>
+      <w:pPr>
+        <w:numPr>
+          <w:ilvl w:val="1"/>
+          <w:numId w:val="43"/>
+        </w:numPr>
+        <w:spacing w:before="100" w:beforeAutospacing="1" w:after="100" w:afterAutospacing="1" w:line="240" w:lineRule="auto"/>
+        <w:rPr>
+          <w:rFonts w:ascii="Times New Roman" w:eastAsia="Times New Roman" w:hAnsi="Times New Roman" w:cs="Times New Roman"/>
+          <w:sz w:val="24"/>
+          <w:szCs w:val="24"/>
+        </w:rPr>
+      </w:pPr>
+      <w:r>
+        <w:rPr>
+          <w:rFonts w:ascii="Times New Roman" w:eastAsia="Times New Roman" w:hAnsi="Times New Roman" w:cs="Times New Roman"/>
+          <w:sz w:val="24"/>
+          <w:szCs w:val="24"/>
+        </w:rPr>
+        <w:t xml:space="preserve">Nếu ai cũng gửi quá nhanh </w:t>
+      </w:r>
+      <w:r>
+        <w:rPr>
+          <w:rFonts w:ascii="Cambria Math" w:eastAsia="Times New Roman" w:hAnsi="Cambria Math" w:cs="Cambria Math"/>
+          <w:sz w:val="24"/>
+          <w:szCs w:val="24"/>
+        </w:rPr>
+        <w:t>⇒</w:t>
+      </w:r>
+      <w:r>
+        <w:rPr>
+          <w:rFonts w:ascii="Times New Roman" w:eastAsia="Times New Roman" w:hAnsi="Times New Roman" w:cs="Times New Roman"/>
+          <w:sz w:val="24"/>
+          <w:szCs w:val="24"/>
+        </w:rPr>
+        <w:t xml:space="preserve"> </w:t>
+      </w:r>
+      <w:r>
+        <w:rPr>
+          <w:rFonts w:ascii="Times New Roman" w:eastAsia="Times New Roman" w:hAnsi="Times New Roman" w:cs="Times New Roman"/>
+          <w:b/>
+          <w:bCs/>
+          <w:sz w:val="24"/>
+          <w:szCs w:val="24"/>
+        </w:rPr>
+        <w:t>throughput còn có thể giảm về gần 0 (congestion collapse)</w:t>
+      </w:r>
+      <w:r>
+        <w:rPr>
+          <w:rFonts w:ascii="Times New Roman" w:eastAsia="Times New Roman" w:hAnsi="Times New Roman" w:cs="Times New Roman"/>
+          <w:sz w:val="24"/>
+          <w:szCs w:val="24"/>
+        </w:rPr>
+        <w:t>.</w:t>
+      </w:r>
+    </w:p>
+    <w:p>
+      <w:pPr>
+        <w:pStyle w:val="Heading3"/>
+      </w:pPr>
+      <w:r>
+        <w:t>Bottleneck Link</w:t>
+      </w:r>
+    </w:p>
+    <w:p>
+      <w:pPr>
+        <w:numPr>
+          <w:ilvl w:val="0"/>
+          <w:numId w:val="51"/>
+        </w:numPr>
+        <w:spacing w:before="100" w:beforeAutospacing="1" w:after="100" w:afterAutospacing="1" w:line="240" w:lineRule="auto"/>
+      </w:pPr>
+      <w:r>
+        <w:t xml:space="preserve">Là </w:t>
+      </w:r>
+      <w:r>
+        <w:rPr>
+          <w:rStyle w:val="Strong"/>
+        </w:rPr>
+        <w:t>link giới hạn throughput của cả đường truyền</w:t>
+      </w:r>
+      <w:r>
+        <w:t xml:space="preserve">. </w:t>
+      </w:r>
+    </w:p>
+    <w:p>
+      <w:pPr>
+        <w:numPr>
+          <w:ilvl w:val="0"/>
+          <w:numId w:val="51"/>
+        </w:numPr>
+        <w:spacing w:before="100" w:beforeAutospacing="1" w:after="100" w:afterAutospacing="1" w:line="240" w:lineRule="auto"/>
+      </w:pPr>
+      <w:r>
+        <w:t xml:space="preserve">Thường là link có </w:t>
+      </w:r>
+      <w:r>
+        <w:rPr>
+          <w:rStyle w:val="Strong"/>
+        </w:rPr>
+        <w:t>capacity nhỏ nhất</w:t>
+      </w:r>
+      <w:r>
+        <w:t xml:space="preserve"> hoặc </w:t>
+      </w:r>
+      <w:r>
+        <w:rPr>
+          <w:rStyle w:val="Strong"/>
+        </w:rPr>
+        <w:t>đang bị nghẽn trước tiên</w:t>
+      </w:r>
+      <w:r>
+        <w:t xml:space="preserve">. </w:t>
+      </w:r>
+    </w:p>
+    <w:p>
+      <w:pPr>
+        <w:pStyle w:val="NormalWeb"/>
+        <w:numPr>
+          <w:ilvl w:val="0"/>
+          <w:numId w:val="51"/>
+        </w:numPr>
+      </w:pPr>
+      <w:r>
+        <w:t>Congestion Control có mục tiêu:</w:t>
+      </w:r>
+    </w:p>
+    <w:p>
+      <w:pPr>
+        <w:pStyle w:val="NormalWeb"/>
+        <w:ind w:left="720"/>
+      </w:pPr>
+      <w:r>
+        <w:rPr>
+          <w:rStyle w:val="Strong"/>
+        </w:rPr>
+        <w:t>Điều chỉnh tốc độ gửi sao cho tổng lưu lượng gần bằng nhưng không vượt quá capacity của bottleneck link.</w:t>
+      </w:r>
+    </w:p>
+    <w:p>
+      <w:pPr>
+        <w:spacing w:before="100" w:beforeAutospacing="1" w:after="100" w:afterAutospacing="1" w:line="240" w:lineRule="auto"/>
+        <w:rPr>
+          <w:rFonts w:ascii="Times New Roman" w:eastAsia="Times New Roman" w:hAnsi="Times New Roman" w:cs="Times New Roman"/>
+          <w:sz w:val="24"/>
+          <w:szCs w:val="24"/>
+        </w:rPr>
+      </w:pPr>
+    </w:p>
+    <w:p>
+      <w:r>
+        <w:rPr>
+          <w:rStyle w:val="Strong"/>
+          <w:highlight w:val="yellow"/>
+        </w:rPr>
+        <w:t>Congestion Control tồn tại để điều chỉnh tốc độ gửi sao cho tổng tốc độ gửi của các kết nối gần bằng nhưng không vượt quá khả năng của bottleneck link</w:t>
+      </w:r>
+      <w:proofErr w:type="gramStart"/>
+      <w:r>
+        <w:rPr>
+          <w:rStyle w:val="Strong"/>
+          <w:highlight w:val="yellow"/>
+        </w:rPr>
+        <w:t>.</w:t>
+      </w:r>
+      <w:r>
+        <w:rPr>
+          <w:rStyle w:val="Strong"/>
+        </w:rPr>
+        <w:t>(</w:t>
+      </w:r>
+      <w:proofErr w:type="gramEnd"/>
+      <w:r>
+        <w:t>Lấp đầy đường truyền nhưng không làm nó tràn</w:t>
+      </w:r>
+      <w:r>
+        <w:t>)</w:t>
+      </w:r>
+      <w:r>
+        <w:br/>
+      </w:r>
+    </w:p>
+    <w:p>
+      <w:pPr>
+        <w:pStyle w:val="Heading3"/>
+        <w:rPr>
+          <w:color w:val="000000" w:themeColor="text1"/>
+        </w:rPr>
+      </w:pPr>
+      <w:r>
+        <w:rPr>
+          <w:color w:val="000000" w:themeColor="text1"/>
+        </w:rPr>
+        <w:lastRenderedPageBreak/>
+        <w:t>Có hai cách điều khiển tắc nghẽn</w:t>
+      </w:r>
+    </w:p>
+    <w:p>
+      <w:pPr>
+        <w:pStyle w:val="Heading3"/>
+        <w:rPr>
+          <w:color w:val="000000" w:themeColor="text1"/>
+        </w:rPr>
+      </w:pPr>
+      <w:r>
+        <w:rPr>
+          <w:rStyle w:val="Strong"/>
+          <w:b w:val="0"/>
+          <w:bCs w:val="0"/>
+          <w:color w:val="000000" w:themeColor="text1"/>
+        </w:rPr>
+        <w:t>1. End-to-end</w:t>
+      </w:r>
+    </w:p>
+    <w:p>
+      <w:pPr>
+        <w:numPr>
+          <w:ilvl w:val="0"/>
+          <w:numId w:val="44"/>
+        </w:numPr>
+        <w:spacing w:before="100" w:beforeAutospacing="1" w:after="100" w:afterAutospacing="1" w:line="240" w:lineRule="auto"/>
+        <w:rPr>
+          <w:color w:val="000000" w:themeColor="text1"/>
+        </w:rPr>
+      </w:pPr>
+      <w:r>
+        <w:rPr>
+          <w:color w:val="000000" w:themeColor="text1"/>
+        </w:rPr>
+        <w:t xml:space="preserve">Router </w:t>
+      </w:r>
+      <w:r>
+        <w:rPr>
+          <w:rStyle w:val="Strong"/>
+          <w:b w:val="0"/>
+          <w:color w:val="000000" w:themeColor="text1"/>
+        </w:rPr>
+        <w:t>không nói gì</w:t>
+      </w:r>
+      <w:r>
+        <w:rPr>
+          <w:color w:val="000000" w:themeColor="text1"/>
+        </w:rPr>
+        <w:t xml:space="preserve">. </w:t>
+      </w:r>
+    </w:p>
+    <w:p>
+      <w:pPr>
+        <w:numPr>
+          <w:ilvl w:val="0"/>
+          <w:numId w:val="44"/>
+        </w:numPr>
+        <w:spacing w:before="100" w:beforeAutospacing="1" w:after="100" w:afterAutospacing="1" w:line="240" w:lineRule="auto"/>
+        <w:rPr>
+          <w:color w:val="000000" w:themeColor="text1"/>
+        </w:rPr>
+      </w:pPr>
+      <w:r>
+        <w:rPr>
+          <w:color w:val="000000" w:themeColor="text1"/>
+        </w:rPr>
+        <w:t xml:space="preserve">Sender tự suy luận mạng có tắc nghẽn hay không. </w:t>
+      </w:r>
+    </w:p>
+    <w:p>
+      <w:pPr>
+        <w:numPr>
+          <w:ilvl w:val="0"/>
+          <w:numId w:val="44"/>
+        </w:numPr>
+        <w:spacing w:before="100" w:beforeAutospacing="1" w:after="100" w:afterAutospacing="1" w:line="240" w:lineRule="auto"/>
+        <w:rPr>
+          <w:color w:val="000000" w:themeColor="text1"/>
+        </w:rPr>
+      </w:pPr>
+      <w:r>
+        <w:rPr>
+          <w:color w:val="000000" w:themeColor="text1"/>
+        </w:rPr>
+        <w:t xml:space="preserve">Dựa vào: </w:t>
+      </w:r>
+    </w:p>
+    <w:p>
+      <w:pPr>
+        <w:numPr>
+          <w:ilvl w:val="1"/>
+          <w:numId w:val="44"/>
+        </w:numPr>
+        <w:spacing w:before="100" w:beforeAutospacing="1" w:after="100" w:afterAutospacing="1" w:line="240" w:lineRule="auto"/>
+        <w:rPr>
+          <w:color w:val="000000" w:themeColor="text1"/>
+        </w:rPr>
+      </w:pPr>
+      <w:r>
+        <w:rPr>
+          <w:color w:val="000000" w:themeColor="text1"/>
+        </w:rPr>
+        <w:t xml:space="preserve">packet loss, </w:t>
+      </w:r>
+    </w:p>
+    <w:p>
+      <w:pPr>
+        <w:numPr>
+          <w:ilvl w:val="1"/>
+          <w:numId w:val="44"/>
+        </w:numPr>
+        <w:spacing w:before="100" w:beforeAutospacing="1" w:after="100" w:afterAutospacing="1" w:line="240" w:lineRule="auto"/>
+        <w:rPr>
+          <w:color w:val="000000" w:themeColor="text1"/>
+        </w:rPr>
+      </w:pPr>
+      <w:r>
+        <w:rPr>
+          <w:color w:val="000000" w:themeColor="text1"/>
+        </w:rPr>
+        <w:t xml:space="preserve">RTT, </w:t>
+      </w:r>
+    </w:p>
+    <w:p>
+      <w:pPr>
+        <w:numPr>
+          <w:ilvl w:val="1"/>
+          <w:numId w:val="44"/>
+        </w:numPr>
+        <w:spacing w:before="100" w:beforeAutospacing="1" w:after="100" w:afterAutospacing="1" w:line="240" w:lineRule="auto"/>
+        <w:rPr>
+          <w:color w:val="000000" w:themeColor="text1"/>
+        </w:rPr>
+      </w:pPr>
+      <w:proofErr w:type="gramStart"/>
+      <w:r>
+        <w:rPr>
+          <w:color w:val="000000" w:themeColor="text1"/>
+        </w:rPr>
+        <w:t>throughput</w:t>
+      </w:r>
+      <w:proofErr w:type="gramEnd"/>
+      <w:r>
+        <w:rPr>
+          <w:color w:val="000000" w:themeColor="text1"/>
+        </w:rPr>
+        <w:t xml:space="preserve">. </w:t>
+      </w:r>
+    </w:p>
+    <w:p>
+      <w:pPr>
+        <w:numPr>
+          <w:ilvl w:val="0"/>
+          <w:numId w:val="44"/>
+        </w:numPr>
+        <w:spacing w:before="100" w:beforeAutospacing="1" w:after="100" w:afterAutospacing="1" w:line="240" w:lineRule="auto"/>
+        <w:rPr>
+          <w:color w:val="000000" w:themeColor="text1"/>
+        </w:rPr>
+      </w:pPr>
+      <w:r>
+        <w:rPr>
+          <w:rStyle w:val="Strong"/>
+          <w:b w:val="0"/>
+          <w:color w:val="000000" w:themeColor="text1"/>
+        </w:rPr>
+        <w:t>TCP truyền thống sử dụng cách này.</w:t>
+      </w:r>
+      <w:r>
+        <w:rPr>
+          <w:color w:val="000000" w:themeColor="text1"/>
+        </w:rPr>
+        <w:t xml:space="preserve"> </w:t>
+      </w:r>
+    </w:p>
+    <w:p>
+      <w:pPr>
+        <w:pStyle w:val="Heading3"/>
+        <w:rPr>
+          <w:color w:val="000000" w:themeColor="text1"/>
+        </w:rPr>
+      </w:pPr>
+      <w:r>
+        <w:rPr>
+          <w:rStyle w:val="Strong"/>
+          <w:b w:val="0"/>
+          <w:bCs w:val="0"/>
+          <w:color w:val="000000" w:themeColor="text1"/>
+        </w:rPr>
+        <w:t>2. Network-assisted</w:t>
+      </w:r>
+    </w:p>
+    <w:p>
+      <w:pPr>
+        <w:numPr>
+          <w:ilvl w:val="0"/>
+          <w:numId w:val="45"/>
+        </w:numPr>
+        <w:spacing w:before="100" w:beforeAutospacing="1" w:after="100" w:afterAutospacing="1" w:line="240" w:lineRule="auto"/>
+        <w:rPr>
+          <w:color w:val="000000" w:themeColor="text1"/>
+        </w:rPr>
+      </w:pPr>
+      <w:r>
+        <w:rPr>
+          <w:color w:val="000000" w:themeColor="text1"/>
+        </w:rPr>
+        <w:t xml:space="preserve">Router </w:t>
+      </w:r>
+      <w:r>
+        <w:rPr>
+          <w:rStyle w:val="Strong"/>
+          <w:b w:val="0"/>
+          <w:color w:val="000000" w:themeColor="text1"/>
+        </w:rPr>
+        <w:t>chủ động báo</w:t>
+      </w:r>
+      <w:r>
+        <w:rPr>
+          <w:color w:val="000000" w:themeColor="text1"/>
+        </w:rPr>
+        <w:t xml:space="preserve"> tình trạng tắc nghẽn. </w:t>
+      </w:r>
+    </w:p>
+    <w:p>
+      <w:pPr>
+        <w:numPr>
+          <w:ilvl w:val="0"/>
+          <w:numId w:val="45"/>
+        </w:numPr>
+        <w:spacing w:before="100" w:beforeAutospacing="1" w:after="100" w:afterAutospacing="1" w:line="240" w:lineRule="auto"/>
+        <w:rPr>
+          <w:color w:val="000000" w:themeColor="text1"/>
+        </w:rPr>
+      </w:pPr>
+      <w:r>
+        <w:rPr>
+          <w:color w:val="000000" w:themeColor="text1"/>
+        </w:rPr>
+        <w:t xml:space="preserve">Có thể: </w:t>
+      </w:r>
+    </w:p>
+    <w:p>
+      <w:pPr>
+        <w:numPr>
+          <w:ilvl w:val="1"/>
+          <w:numId w:val="45"/>
+        </w:numPr>
+        <w:spacing w:before="100" w:beforeAutospacing="1" w:after="100" w:afterAutospacing="1" w:line="240" w:lineRule="auto"/>
+        <w:rPr>
+          <w:color w:val="000000" w:themeColor="text1"/>
+        </w:rPr>
+      </w:pPr>
+      <w:proofErr w:type="gramStart"/>
+      <w:r>
+        <w:rPr>
+          <w:color w:val="000000" w:themeColor="text1"/>
+        </w:rPr>
+        <w:t>gửi</w:t>
+      </w:r>
+      <w:proofErr w:type="gramEnd"/>
+      <w:r>
+        <w:rPr>
+          <w:color w:val="000000" w:themeColor="text1"/>
+        </w:rPr>
+        <w:t xml:space="preserve"> trực tiếp </w:t>
+      </w:r>
+      <w:r>
+        <w:rPr>
+          <w:rStyle w:val="Strong"/>
+          <w:b w:val="0"/>
+          <w:color w:val="000000" w:themeColor="text1"/>
+        </w:rPr>
+        <w:t>choke packet</w:t>
+      </w:r>
+      <w:r>
+        <w:rPr>
+          <w:color w:val="000000" w:themeColor="text1"/>
+        </w:rPr>
+        <w:t xml:space="preserve"> cho sender. </w:t>
+      </w:r>
+    </w:p>
+    <w:p>
+      <w:pPr>
+        <w:numPr>
+          <w:ilvl w:val="1"/>
+          <w:numId w:val="45"/>
+        </w:numPr>
+        <w:spacing w:before="100" w:beforeAutospacing="1" w:after="100" w:afterAutospacing="1" w:line="240" w:lineRule="auto"/>
+        <w:rPr>
+          <w:color w:val="000000" w:themeColor="text1"/>
+        </w:rPr>
+      </w:pPr>
+      <w:proofErr w:type="gramStart"/>
+      <w:r>
+        <w:rPr>
+          <w:color w:val="000000" w:themeColor="text1"/>
+        </w:rPr>
+        <w:t>hoặc</w:t>
+      </w:r>
+      <w:proofErr w:type="gramEnd"/>
+      <w:r>
+        <w:rPr>
+          <w:color w:val="000000" w:themeColor="text1"/>
+        </w:rPr>
+        <w:t xml:space="preserve"> đánh dấu packet để receiver báo lại sender (</w:t>
+      </w:r>
+      <w:r>
+        <w:rPr>
+          <w:rStyle w:val="Strong"/>
+          <w:b w:val="0"/>
+          <w:color w:val="000000" w:themeColor="text1"/>
+        </w:rPr>
+        <w:t>ECN</w:t>
+      </w:r>
+      <w:r>
+        <w:rPr>
+          <w:color w:val="000000" w:themeColor="text1"/>
+        </w:rPr>
+        <w:t xml:space="preserve"> sẽ học sau).</w:t>
+      </w:r>
+    </w:p>
+    <w:p>
+      <w:pPr>
+        <w:spacing w:before="100" w:beforeAutospacing="1" w:after="100" w:afterAutospacing="1" w:line="240" w:lineRule="auto"/>
+        <w:rPr>
+          <w:color w:val="000000" w:themeColor="text1"/>
+        </w:rPr>
+      </w:pPr>
+    </w:p>
+    <w:p>
+      <w:pPr>
+        <w:rPr>
+          <w:b/>
+          <w:sz w:val="32"/>
+          <w:szCs w:val="32"/>
+        </w:rPr>
+      </w:pPr>
+      <w:r>
+        <w:rPr>
+          <w:b/>
+          <w:sz w:val="32"/>
+          <w:szCs w:val="32"/>
+        </w:rPr>
+        <w:t>TCP Congestion Control</w:t>
+      </w:r>
+    </w:p>
+    <w:p>
+      <w:pPr>
+        <w:spacing w:after="0" w:line="240" w:lineRule="auto"/>
+        <w:rPr>
+          <w:rFonts w:ascii="Times New Roman" w:eastAsia="Times New Roman" w:hAnsi="Times New Roman" w:cs="Times New Roman"/>
+          <w:sz w:val="24"/>
+          <w:szCs w:val="24"/>
+        </w:rPr>
+      </w:pPr>
+      <w:proofErr w:type="gramStart"/>
+      <w:r>
+        <w:rPr>
+          <w:rFonts w:ascii="Times New Roman" w:eastAsia="Times New Roman" w:hAnsi="Symbol" w:cs="Times New Roman"/>
+          <w:sz w:val="24"/>
+          <w:szCs w:val="24"/>
+        </w:rPr>
+        <w:t></w:t>
+      </w:r>
+      <w:r>
+        <w:rPr>
+          <w:rFonts w:ascii="Times New Roman" w:eastAsia="Times New Roman" w:hAnsi="Times New Roman" w:cs="Times New Roman"/>
+          <w:sz w:val="24"/>
+          <w:szCs w:val="24"/>
+        </w:rPr>
+        <w:t xml:space="preserve">  </w:t>
+      </w:r>
+      <w:r>
+        <w:rPr>
+          <w:rFonts w:ascii="Times New Roman" w:eastAsia="Times New Roman" w:hAnsi="Times New Roman" w:cs="Times New Roman"/>
+          <w:b/>
+          <w:bCs/>
+          <w:sz w:val="24"/>
+          <w:szCs w:val="24"/>
+        </w:rPr>
+        <w:t>Mục</w:t>
+      </w:r>
+      <w:proofErr w:type="gramEnd"/>
+      <w:r>
+        <w:rPr>
+          <w:rFonts w:ascii="Times New Roman" w:eastAsia="Times New Roman" w:hAnsi="Times New Roman" w:cs="Times New Roman"/>
+          <w:b/>
+          <w:bCs/>
+          <w:sz w:val="24"/>
+          <w:szCs w:val="24"/>
+        </w:rPr>
+        <w:t xml:space="preserve"> tiêu của TCP Congestion Control</w:t>
+      </w:r>
+      <w:r>
+        <w:rPr>
+          <w:rFonts w:ascii="Times New Roman" w:eastAsia="Times New Roman" w:hAnsi="Times New Roman" w:cs="Times New Roman"/>
+          <w:sz w:val="24"/>
+          <w:szCs w:val="24"/>
+        </w:rPr>
+        <w:t xml:space="preserve"> </w:t>
+      </w:r>
+    </w:p>
+    <w:p>
+      <w:pPr>
+        <w:numPr>
+          <w:ilvl w:val="0"/>
+          <w:numId w:val="46"/>
+        </w:numPr>
+        <w:spacing w:before="100" w:beforeAutospacing="1" w:after="100" w:afterAutospacing="1" w:line="240" w:lineRule="auto"/>
+        <w:rPr>
+          <w:rFonts w:ascii="Times New Roman" w:eastAsia="Times New Roman" w:hAnsi="Times New Roman" w:cs="Times New Roman"/>
+          <w:sz w:val="24"/>
+          <w:szCs w:val="24"/>
+        </w:rPr>
+      </w:pPr>
+      <w:r>
+        <w:rPr>
+          <w:rFonts w:ascii="Times New Roman" w:eastAsia="Times New Roman" w:hAnsi="Times New Roman" w:cs="Times New Roman"/>
+          <w:sz w:val="24"/>
+          <w:szCs w:val="24"/>
+        </w:rPr>
+        <w:t xml:space="preserve">Gửi </w:t>
+      </w:r>
+      <w:r>
+        <w:rPr>
+          <w:rFonts w:ascii="Times New Roman" w:eastAsia="Times New Roman" w:hAnsi="Times New Roman" w:cs="Times New Roman"/>
+          <w:b/>
+          <w:bCs/>
+          <w:sz w:val="24"/>
+          <w:szCs w:val="24"/>
+        </w:rPr>
+        <w:t>nhanh nhất có thể</w:t>
+      </w:r>
+      <w:r>
+        <w:rPr>
+          <w:rFonts w:ascii="Times New Roman" w:eastAsia="Times New Roman" w:hAnsi="Times New Roman" w:cs="Times New Roman"/>
+          <w:sz w:val="24"/>
+          <w:szCs w:val="24"/>
+        </w:rPr>
+        <w:t xml:space="preserve"> nhưng </w:t>
+      </w:r>
+      <w:r>
+        <w:rPr>
+          <w:rFonts w:ascii="Times New Roman" w:eastAsia="Times New Roman" w:hAnsi="Times New Roman" w:cs="Times New Roman"/>
+          <w:b/>
+          <w:bCs/>
+          <w:sz w:val="24"/>
+          <w:szCs w:val="24"/>
+        </w:rPr>
+        <w:t>không làm nghẽn mạng</w:t>
+      </w:r>
+      <w:r>
+        <w:rPr>
+          <w:rFonts w:ascii="Times New Roman" w:eastAsia="Times New Roman" w:hAnsi="Times New Roman" w:cs="Times New Roman"/>
+          <w:sz w:val="24"/>
+          <w:szCs w:val="24"/>
+        </w:rPr>
+        <w:t xml:space="preserve">. </w:t>
+      </w:r>
+    </w:p>
+    <w:p>
+      <w:pPr>
+        <w:spacing w:after="0" w:line="240" w:lineRule="auto"/>
+        <w:rPr>
+          <w:rFonts w:ascii="Times New Roman" w:eastAsia="Times New Roman" w:hAnsi="Times New Roman" w:cs="Times New Roman"/>
+          <w:sz w:val="24"/>
+          <w:szCs w:val="24"/>
+        </w:rPr>
+      </w:pPr>
+      <w:proofErr w:type="gramStart"/>
+      <w:r>
+        <w:rPr>
+          <w:rFonts w:ascii="Times New Roman" w:eastAsia="Times New Roman" w:hAnsi="Symbol" w:cs="Times New Roman"/>
+          <w:sz w:val="24"/>
+          <w:szCs w:val="24"/>
+        </w:rPr>
+        <w:t></w:t>
+      </w:r>
+      <w:r>
+        <w:rPr>
+          <w:rFonts w:ascii="Times New Roman" w:eastAsia="Times New Roman" w:hAnsi="Times New Roman" w:cs="Times New Roman"/>
+          <w:sz w:val="24"/>
+          <w:szCs w:val="24"/>
+        </w:rPr>
+        <w:t xml:space="preserve">  </w:t>
+      </w:r>
+      <w:r>
+        <w:rPr>
+          <w:rFonts w:ascii="Times New Roman" w:eastAsia="Times New Roman" w:hAnsi="Times New Roman" w:cs="Times New Roman"/>
+          <w:b/>
+          <w:bCs/>
+          <w:sz w:val="24"/>
+          <w:szCs w:val="24"/>
+        </w:rPr>
+        <w:t>TCP</w:t>
+      </w:r>
+      <w:proofErr w:type="gramEnd"/>
+      <w:r>
+        <w:rPr>
+          <w:rFonts w:ascii="Times New Roman" w:eastAsia="Times New Roman" w:hAnsi="Times New Roman" w:cs="Times New Roman"/>
+          <w:b/>
+          <w:bCs/>
+          <w:sz w:val="24"/>
+          <w:szCs w:val="24"/>
+        </w:rPr>
+        <w:t xml:space="preserve"> điều khiển tốc độ gửi bằng </w:t>
+      </w:r>
+      <w:r>
+        <w:rPr>
+          <w:rFonts w:ascii="Courier New" w:eastAsia="Times New Roman" w:hAnsi="Courier New" w:cs="Courier New"/>
+          <w:b/>
+          <w:bCs/>
+          <w:sz w:val="20"/>
+          <w:szCs w:val="20"/>
+        </w:rPr>
+        <w:t>cwnd</w:t>
+      </w:r>
+      <w:r>
+        <w:rPr>
+          <w:rFonts w:ascii="Times New Roman" w:eastAsia="Times New Roman" w:hAnsi="Times New Roman" w:cs="Times New Roman"/>
+          <w:b/>
+          <w:bCs/>
+          <w:sz w:val="24"/>
+          <w:szCs w:val="24"/>
+        </w:rPr>
+        <w:t xml:space="preserve"> (Congestion Window)</w:t>
+      </w:r>
+      <w:r>
+        <w:rPr>
+          <w:rFonts w:ascii="Times New Roman" w:eastAsia="Times New Roman" w:hAnsi="Times New Roman" w:cs="Times New Roman"/>
+          <w:sz w:val="24"/>
+          <w:szCs w:val="24"/>
+        </w:rPr>
+        <w:t xml:space="preserve"> </w:t>
+      </w:r>
+    </w:p>
+    <w:p>
+      <w:pPr>
+        <w:numPr>
+          <w:ilvl w:val="0"/>
+          <w:numId w:val="47"/>
+        </w:numPr>
+        <w:spacing w:before="100" w:beforeAutospacing="1" w:after="100" w:afterAutospacing="1" w:line="240" w:lineRule="auto"/>
+        <w:rPr>
+          <w:rFonts w:ascii="Times New Roman" w:eastAsia="Times New Roman" w:hAnsi="Times New Roman" w:cs="Times New Roman"/>
+          <w:sz w:val="24"/>
+          <w:szCs w:val="24"/>
+        </w:rPr>
+      </w:pPr>
+      <w:proofErr w:type="gramStart"/>
+      <w:r>
+        <w:rPr>
+          <w:rFonts w:ascii="Courier New" w:eastAsia="Times New Roman" w:hAnsi="Courier New" w:cs="Courier New"/>
+          <w:sz w:val="20"/>
+          <w:szCs w:val="20"/>
+        </w:rPr>
+        <w:t>cwnd</w:t>
+      </w:r>
+      <w:proofErr w:type="gramEnd"/>
+      <w:r>
+        <w:rPr>
+          <w:rFonts w:ascii="Times New Roman" w:eastAsia="Times New Roman" w:hAnsi="Times New Roman" w:cs="Times New Roman"/>
+          <w:sz w:val="24"/>
+          <w:szCs w:val="24"/>
+        </w:rPr>
+        <w:t xml:space="preserve"> càng lớn → gửi càng nhanh. </w:t>
+      </w:r>
+    </w:p>
+    <w:p>
+      <w:pPr>
+        <w:numPr>
+          <w:ilvl w:val="0"/>
+          <w:numId w:val="47"/>
+        </w:numPr>
+        <w:spacing w:before="100" w:beforeAutospacing="1" w:after="100" w:afterAutospacing="1" w:line="240" w:lineRule="auto"/>
+        <w:rPr>
+          <w:rFonts w:ascii="Times New Roman" w:eastAsia="Times New Roman" w:hAnsi="Times New Roman" w:cs="Times New Roman"/>
+          <w:sz w:val="24"/>
+          <w:szCs w:val="24"/>
+        </w:rPr>
+      </w:pPr>
+      <w:proofErr w:type="gramStart"/>
+      <w:r>
+        <w:rPr>
+          <w:rFonts w:ascii="Courier New" w:eastAsia="Times New Roman" w:hAnsi="Courier New" w:cs="Courier New"/>
+          <w:sz w:val="20"/>
+          <w:szCs w:val="20"/>
+        </w:rPr>
+        <w:t>cwnd</w:t>
+      </w:r>
+      <w:proofErr w:type="gramEnd"/>
+      <w:r>
+        <w:rPr>
+          <w:rFonts w:ascii="Times New Roman" w:eastAsia="Times New Roman" w:hAnsi="Times New Roman" w:cs="Times New Roman"/>
+          <w:sz w:val="24"/>
+          <w:szCs w:val="24"/>
+        </w:rPr>
+        <w:t xml:space="preserve"> càng nhỏ → gửi càng chậm. </w:t>
+      </w:r>
+    </w:p>
+    <w:p>
+      <w:pPr>
+        <w:spacing w:after="0" w:line="240" w:lineRule="auto"/>
+        <w:rPr>
+          <w:rFonts w:ascii="Times New Roman" w:eastAsia="Times New Roman" w:hAnsi="Times New Roman" w:cs="Times New Roman"/>
+          <w:sz w:val="24"/>
+          <w:szCs w:val="24"/>
+        </w:rPr>
+      </w:pPr>
+      <w:proofErr w:type="gramStart"/>
+      <w:r>
+        <w:rPr>
+          <w:rFonts w:ascii="Times New Roman" w:eastAsia="Times New Roman" w:hAnsi="Symbol" w:cs="Times New Roman"/>
+          <w:sz w:val="24"/>
+          <w:szCs w:val="24"/>
+        </w:rPr>
+        <w:t></w:t>
+      </w:r>
+      <w:r>
+        <w:rPr>
+          <w:rFonts w:ascii="Times New Roman" w:eastAsia="Times New Roman" w:hAnsi="Times New Roman" w:cs="Times New Roman"/>
+          <w:sz w:val="24"/>
+          <w:szCs w:val="24"/>
+        </w:rPr>
+        <w:t xml:space="preserve">  </w:t>
+      </w:r>
+      <w:r>
+        <w:rPr>
+          <w:rFonts w:ascii="Times New Roman" w:eastAsia="Times New Roman" w:hAnsi="Times New Roman" w:cs="Times New Roman"/>
+          <w:b/>
+          <w:bCs/>
+          <w:sz w:val="24"/>
+          <w:szCs w:val="24"/>
+        </w:rPr>
+        <w:t>TCP</w:t>
+      </w:r>
+      <w:proofErr w:type="gramEnd"/>
+      <w:r>
+        <w:rPr>
+          <w:rFonts w:ascii="Times New Roman" w:eastAsia="Times New Roman" w:hAnsi="Times New Roman" w:cs="Times New Roman"/>
+          <w:b/>
+          <w:bCs/>
+          <w:sz w:val="24"/>
+          <w:szCs w:val="24"/>
+        </w:rPr>
+        <w:t xml:space="preserve"> không biết mạng có nghẽn hay không</w:t>
+      </w:r>
+      <w:r>
+        <w:rPr>
+          <w:rFonts w:ascii="Times New Roman" w:eastAsia="Times New Roman" w:hAnsi="Times New Roman" w:cs="Times New Roman"/>
+          <w:sz w:val="24"/>
+          <w:szCs w:val="24"/>
+        </w:rPr>
+        <w:t xml:space="preserve"> </w:t>
+      </w:r>
+    </w:p>
+    <w:p>
+      <w:pPr>
+        <w:numPr>
+          <w:ilvl w:val="0"/>
+          <w:numId w:val="48"/>
+        </w:numPr>
+        <w:spacing w:before="100" w:beforeAutospacing="1" w:after="100" w:afterAutospacing="1" w:line="240" w:lineRule="auto"/>
+        <w:rPr>
+          <w:rFonts w:ascii="Times New Roman" w:eastAsia="Times New Roman" w:hAnsi="Times New Roman" w:cs="Times New Roman"/>
+          <w:sz w:val="24"/>
+          <w:szCs w:val="24"/>
+        </w:rPr>
+      </w:pPr>
+      <w:r>
+        <w:rPr>
+          <w:rFonts w:ascii="Times New Roman" w:eastAsia="Times New Roman" w:hAnsi="Times New Roman" w:cs="Times New Roman"/>
+          <w:sz w:val="24"/>
+          <w:szCs w:val="24"/>
+        </w:rPr>
+        <w:t xml:space="preserve">Nó chỉ suy luận dựa trên những gì nó quan sát được (End-to-end). </w:t>
+      </w:r>
+    </w:p>
+    <w:p>
+      <w:pPr>
+        <w:spacing w:after="0" w:line="240" w:lineRule="auto"/>
+        <w:rPr>
+          <w:rFonts w:ascii="Times New Roman" w:eastAsia="Times New Roman" w:hAnsi="Times New Roman" w:cs="Times New Roman"/>
+          <w:sz w:val="24"/>
+          <w:szCs w:val="24"/>
+        </w:rPr>
+      </w:pPr>
+      <w:proofErr w:type="gramStart"/>
+      <w:r>
+        <w:rPr>
+          <w:rFonts w:ascii="Times New Roman" w:eastAsia="Times New Roman" w:hAnsi="Symbol" w:cs="Times New Roman"/>
+          <w:sz w:val="24"/>
+          <w:szCs w:val="24"/>
+        </w:rPr>
+        <w:t></w:t>
+      </w:r>
+      <w:r>
+        <w:rPr>
+          <w:rFonts w:ascii="Times New Roman" w:eastAsia="Times New Roman" w:hAnsi="Times New Roman" w:cs="Times New Roman"/>
+          <w:sz w:val="24"/>
+          <w:szCs w:val="24"/>
+        </w:rPr>
+        <w:t xml:space="preserve">  </w:t>
+      </w:r>
+      <w:r>
+        <w:rPr>
+          <w:rFonts w:ascii="Times New Roman" w:eastAsia="Times New Roman" w:hAnsi="Times New Roman" w:cs="Times New Roman"/>
+          <w:b/>
+          <w:bCs/>
+          <w:sz w:val="24"/>
+          <w:szCs w:val="24"/>
+        </w:rPr>
+        <w:t>TCP</w:t>
+      </w:r>
+      <w:proofErr w:type="gramEnd"/>
+      <w:r>
+        <w:rPr>
+          <w:rFonts w:ascii="Times New Roman" w:eastAsia="Times New Roman" w:hAnsi="Times New Roman" w:cs="Times New Roman"/>
+          <w:b/>
+          <w:bCs/>
+          <w:sz w:val="24"/>
+          <w:szCs w:val="24"/>
+        </w:rPr>
+        <w:t xml:space="preserve"> dùng 2 tín hiệu để điều chỉnh </w:t>
+      </w:r>
+      <w:r>
+        <w:rPr>
+          <w:rFonts w:ascii="Courier New" w:eastAsia="Times New Roman" w:hAnsi="Courier New" w:cs="Courier New"/>
+          <w:b/>
+          <w:bCs/>
+          <w:sz w:val="20"/>
+          <w:szCs w:val="20"/>
+        </w:rPr>
+        <w:t>cwnd</w:t>
+      </w:r>
+      <w:r>
+        <w:rPr>
+          <w:rFonts w:ascii="Times New Roman" w:eastAsia="Times New Roman" w:hAnsi="Times New Roman" w:cs="Times New Roman"/>
+          <w:sz w:val="24"/>
+          <w:szCs w:val="24"/>
+        </w:rPr>
+        <w:t xml:space="preserve"> </w:t>
+      </w:r>
+    </w:p>
+    <w:p>
+      <w:pPr>
+        <w:numPr>
+          <w:ilvl w:val="0"/>
+          <w:numId w:val="49"/>
+        </w:numPr>
+        <w:spacing w:before="100" w:beforeAutospacing="1" w:after="100" w:afterAutospacing="1" w:line="240" w:lineRule="auto"/>
+        <w:rPr>
+          <w:rFonts w:ascii="Times New Roman" w:eastAsia="Times New Roman" w:hAnsi="Times New Roman" w:cs="Times New Roman"/>
+          <w:sz w:val="24"/>
+          <w:szCs w:val="24"/>
+        </w:rPr>
+      </w:pPr>
+      <w:r>
+        <w:rPr>
+          <w:rFonts w:ascii="Times New Roman" w:eastAsia="Times New Roman" w:hAnsi="Times New Roman" w:cs="Times New Roman"/>
+          <w:b/>
+          <w:bCs/>
+          <w:sz w:val="24"/>
+          <w:szCs w:val="24"/>
+        </w:rPr>
+        <w:t>ACK đến</w:t>
+      </w:r>
+      <w:r>
+        <w:rPr>
+          <w:rFonts w:ascii="Times New Roman" w:eastAsia="Times New Roman" w:hAnsi="Times New Roman" w:cs="Times New Roman"/>
+          <w:sz w:val="24"/>
+          <w:szCs w:val="24"/>
+        </w:rPr>
+        <w:t xml:space="preserve"> → mạng ổn → </w:t>
+      </w:r>
+      <w:r>
+        <w:rPr>
+          <w:rFonts w:ascii="Times New Roman" w:eastAsia="Times New Roman" w:hAnsi="Times New Roman" w:cs="Times New Roman"/>
+          <w:b/>
+          <w:bCs/>
+          <w:sz w:val="24"/>
+          <w:szCs w:val="24"/>
+        </w:rPr>
+        <w:t xml:space="preserve">tăng </w:t>
+      </w:r>
+      <w:r>
+        <w:rPr>
+          <w:rFonts w:ascii="Courier New" w:eastAsia="Times New Roman" w:hAnsi="Courier New" w:cs="Courier New"/>
+          <w:b/>
+          <w:bCs/>
+          <w:sz w:val="20"/>
+          <w:szCs w:val="20"/>
+        </w:rPr>
+        <w:t>cwnd</w:t>
+      </w:r>
+      <w:r>
+        <w:rPr>
+          <w:rFonts w:ascii="Times New Roman" w:eastAsia="Times New Roman" w:hAnsi="Times New Roman" w:cs="Times New Roman"/>
+          <w:sz w:val="24"/>
+          <w:szCs w:val="24"/>
+        </w:rPr>
+        <w:t xml:space="preserve">. </w:t>
+      </w:r>
+    </w:p>
+    <w:p>
+      <w:pPr>
+        <w:numPr>
+          <w:ilvl w:val="0"/>
+          <w:numId w:val="49"/>
+        </w:numPr>
+        <w:spacing w:before="100" w:beforeAutospacing="1" w:after="100" w:afterAutospacing="1" w:line="240" w:lineRule="auto"/>
+        <w:rPr>
+          <w:rFonts w:ascii="Times New Roman" w:eastAsia="Times New Roman" w:hAnsi="Times New Roman" w:cs="Times New Roman"/>
+          <w:sz w:val="24"/>
+          <w:szCs w:val="24"/>
+        </w:rPr>
+      </w:pPr>
+      <w:r>
+        <w:rPr>
+          <w:rFonts w:ascii="Times New Roman" w:eastAsia="Times New Roman" w:hAnsi="Times New Roman" w:cs="Times New Roman"/>
+          <w:b/>
+          <w:bCs/>
+          <w:sz w:val="24"/>
+          <w:szCs w:val="24"/>
+        </w:rPr>
+        <w:t>Packet loss</w:t>
+      </w:r>
+      <w:r>
+        <w:rPr>
+          <w:rFonts w:ascii="Times New Roman" w:eastAsia="Times New Roman" w:hAnsi="Times New Roman" w:cs="Times New Roman"/>
+          <w:sz w:val="24"/>
+          <w:szCs w:val="24"/>
+        </w:rPr>
+        <w:t xml:space="preserve"> (Timeout hoặc 3 Duplicate ACK) → mạng nghẽn → </w:t>
+      </w:r>
+      <w:r>
+        <w:rPr>
+          <w:rFonts w:ascii="Times New Roman" w:eastAsia="Times New Roman" w:hAnsi="Times New Roman" w:cs="Times New Roman"/>
+          <w:b/>
+          <w:bCs/>
+          <w:sz w:val="24"/>
+          <w:szCs w:val="24"/>
+        </w:rPr>
+        <w:t xml:space="preserve">giảm </w:t>
+      </w:r>
+      <w:r>
+        <w:rPr>
+          <w:rFonts w:ascii="Courier New" w:eastAsia="Times New Roman" w:hAnsi="Courier New" w:cs="Courier New"/>
+          <w:b/>
+          <w:bCs/>
+          <w:sz w:val="20"/>
+          <w:szCs w:val="20"/>
+        </w:rPr>
+        <w:t>cwnd</w:t>
+      </w:r>
+      <w:r>
+        <w:rPr>
+          <w:rFonts w:ascii="Times New Roman" w:eastAsia="Times New Roman" w:hAnsi="Times New Roman" w:cs="Times New Roman"/>
+          <w:sz w:val="24"/>
+          <w:szCs w:val="24"/>
+        </w:rPr>
+        <w:t xml:space="preserve">. </w:t>
+      </w:r>
+    </w:p>
+    <w:p>
+      <w:pPr>
+        <w:spacing w:after="0" w:line="240" w:lineRule="auto"/>
+        <w:rPr>
+          <w:rFonts w:ascii="Times New Roman" w:eastAsia="Times New Roman" w:hAnsi="Times New Roman" w:cs="Times New Roman"/>
+          <w:sz w:val="24"/>
+          <w:szCs w:val="24"/>
+        </w:rPr>
+      </w:pPr>
+      <w:proofErr w:type="gramStart"/>
+      <w:r>
+        <w:rPr>
+          <w:rFonts w:ascii="Times New Roman" w:eastAsia="Times New Roman" w:hAnsi="Symbol" w:cs="Times New Roman"/>
+          <w:sz w:val="24"/>
+          <w:szCs w:val="24"/>
+        </w:rPr>
+        <w:t></w:t>
+      </w:r>
+      <w:r>
+        <w:rPr>
+          <w:rFonts w:ascii="Times New Roman" w:eastAsia="Times New Roman" w:hAnsi="Times New Roman" w:cs="Times New Roman"/>
+          <w:sz w:val="24"/>
+          <w:szCs w:val="24"/>
+        </w:rPr>
+        <w:t xml:space="preserve">  </w:t>
+      </w:r>
+      <w:r>
+        <w:rPr>
+          <w:rFonts w:ascii="Times New Roman" w:eastAsia="Times New Roman" w:hAnsi="Times New Roman" w:cs="Times New Roman"/>
+          <w:b/>
+          <w:bCs/>
+          <w:sz w:val="24"/>
+          <w:szCs w:val="24"/>
+        </w:rPr>
+        <w:t>TCP</w:t>
+      </w:r>
+      <w:proofErr w:type="gramEnd"/>
+      <w:r>
+        <w:rPr>
+          <w:rFonts w:ascii="Times New Roman" w:eastAsia="Times New Roman" w:hAnsi="Times New Roman" w:cs="Times New Roman"/>
+          <w:b/>
+          <w:bCs/>
+          <w:sz w:val="24"/>
+          <w:szCs w:val="24"/>
+        </w:rPr>
+        <w:t xml:space="preserve"> liên tục thăm dò băng thông (Bandwidth Probing)</w:t>
+      </w:r>
+      <w:r>
+        <w:rPr>
+          <w:rFonts w:ascii="Times New Roman" w:eastAsia="Times New Roman" w:hAnsi="Times New Roman" w:cs="Times New Roman"/>
+          <w:sz w:val="24"/>
+          <w:szCs w:val="24"/>
+        </w:rPr>
+        <w:t xml:space="preserve"> </w:t>
+      </w:r>
+    </w:p>
+    <w:p>
+      <w:pPr>
+        <w:numPr>
+          <w:ilvl w:val="0"/>
+          <w:numId w:val="50"/>
+        </w:numPr>
+        <w:spacing w:before="100" w:beforeAutospacing="1" w:after="100" w:afterAutospacing="1" w:line="240" w:lineRule="auto"/>
+        <w:rPr>
+          <w:rFonts w:ascii="Times New Roman" w:eastAsia="Times New Roman" w:hAnsi="Times New Roman" w:cs="Times New Roman"/>
+          <w:sz w:val="24"/>
+          <w:szCs w:val="24"/>
+        </w:rPr>
+      </w:pPr>
+      <w:r>
+        <w:rPr>
+          <w:rFonts w:ascii="Times New Roman" w:eastAsia="Times New Roman" w:hAnsi="Times New Roman" w:cs="Times New Roman"/>
+          <w:sz w:val="24"/>
+          <w:szCs w:val="24"/>
+        </w:rPr>
+        <w:t xml:space="preserve">Tăng dần tốc độ gửi. </w:t>
+      </w:r>
+    </w:p>
+    <w:p>
+      <w:pPr>
+        <w:numPr>
+          <w:ilvl w:val="0"/>
+          <w:numId w:val="50"/>
+        </w:numPr>
+        <w:spacing w:before="100" w:beforeAutospacing="1" w:after="100" w:afterAutospacing="1" w:line="240" w:lineRule="auto"/>
+        <w:rPr>
+          <w:rFonts w:ascii="Times New Roman" w:eastAsia="Times New Roman" w:hAnsi="Times New Roman" w:cs="Times New Roman"/>
+          <w:sz w:val="24"/>
+          <w:szCs w:val="24"/>
+        </w:rPr>
+      </w:pPr>
+      <w:r>
+        <w:rPr>
+          <w:rFonts w:ascii="Times New Roman" w:eastAsia="Times New Roman" w:hAnsi="Times New Roman" w:cs="Times New Roman"/>
+          <w:sz w:val="24"/>
+          <w:szCs w:val="24"/>
+        </w:rPr>
+        <w:t xml:space="preserve">Nếu mất gói thì giảm. </w:t>
+      </w:r>
+    </w:p>
+    <w:p>
+      <w:pPr>
+        <w:numPr>
+          <w:ilvl w:val="0"/>
+          <w:numId w:val="50"/>
+        </w:numPr>
+        <w:spacing w:before="100" w:beforeAutospacing="1" w:after="100" w:afterAutospacing="1" w:line="240" w:lineRule="auto"/>
+        <w:rPr>
+          <w:rFonts w:ascii="Times New Roman" w:eastAsia="Times New Roman" w:hAnsi="Times New Roman" w:cs="Times New Roman"/>
+          <w:sz w:val="24"/>
+          <w:szCs w:val="24"/>
+        </w:rPr>
+      </w:pPr>
+      <w:r>
+        <w:rPr>
+          <w:rFonts w:ascii="Times New Roman" w:eastAsia="Times New Roman" w:hAnsi="Times New Roman" w:cs="Times New Roman"/>
+          <w:sz w:val="24"/>
+          <w:szCs w:val="24"/>
+        </w:rPr>
+        <w:t xml:space="preserve">Rồi lại tăng tiếp. </w:t>
+      </w:r>
+    </w:p>
+    <w:p>
+      <w:pPr>
+        <w:numPr>
+          <w:ilvl w:val="0"/>
+          <w:numId w:val="50"/>
+        </w:numPr>
+        <w:spacing w:before="100" w:beforeAutospacing="1" w:after="100" w:afterAutospacing="1" w:line="240" w:lineRule="auto"/>
+        <w:rPr>
+          <w:rFonts w:ascii="Times New Roman" w:eastAsia="Times New Roman" w:hAnsi="Times New Roman" w:cs="Times New Roman"/>
+          <w:sz w:val="24"/>
+          <w:szCs w:val="24"/>
+        </w:rPr>
+      </w:pPr>
+      <w:r>
+        <w:rPr>
+          <w:rFonts w:ascii="Times New Roman" w:eastAsia="Times New Roman" w:hAnsi="Times New Roman" w:cs="Times New Roman"/>
+          <w:sz w:val="24"/>
+          <w:szCs w:val="24"/>
+        </w:rPr>
+        <w:lastRenderedPageBreak/>
+        <w:t xml:space="preserve">Mục tiêu là giữ tốc độ gửi </w:t>
+      </w:r>
+      <w:r>
+        <w:rPr>
+          <w:rFonts w:ascii="Times New Roman" w:eastAsia="Times New Roman" w:hAnsi="Times New Roman" w:cs="Times New Roman"/>
+          <w:b/>
+          <w:bCs/>
+          <w:sz w:val="24"/>
+          <w:szCs w:val="24"/>
+        </w:rPr>
+        <w:t>gần bằng nhưng không vượt quá</w:t>
+      </w:r>
+      <w:r>
+        <w:rPr>
+          <w:rFonts w:ascii="Times New Roman" w:eastAsia="Times New Roman" w:hAnsi="Times New Roman" w:cs="Times New Roman"/>
+          <w:sz w:val="24"/>
+          <w:szCs w:val="24"/>
+        </w:rPr>
+        <w:t xml:space="preserve"> năng lực của bottleneck link.</w:t>
+      </w:r>
+    </w:p>
+    <w:p>
+      <w:pPr>
+        <w:pStyle w:val="Heading1"/>
+      </w:pPr>
+      <w:r>
+        <w:t>MSS (Maximum Segment Size)</w:t>
+      </w:r>
+    </w:p>
+    <w:p>
+      <w:pPr>
+        <w:spacing w:before="100" w:beforeAutospacing="1" w:after="100" w:afterAutospacing="1"/>
+      </w:pPr>
+      <w:r>
+        <w:rPr>
+          <w:rStyle w:val="Strong"/>
+        </w:rPr>
+        <w:t xml:space="preserve">MSS </w:t>
+      </w:r>
+      <w:proofErr w:type="gramStart"/>
+      <w:r>
+        <w:rPr>
+          <w:rStyle w:val="Strong"/>
+        </w:rPr>
+        <w:t>là</w:t>
+      </w:r>
+      <w:proofErr w:type="gramEnd"/>
+      <w:r>
+        <w:rPr>
+          <w:rStyle w:val="Strong"/>
+        </w:rPr>
+        <w:t xml:space="preserve"> số byte dữ liệu (payload) lớn nhất mà TCP đặt vào một segment.</w:t>
+      </w:r>
+    </w:p>
+    <w:p>
+      <w:pPr>
+        <w:pStyle w:val="NormalWeb"/>
+      </w:pPr>
+      <w:r>
+        <w:t xml:space="preserve">Lưu ý: </w:t>
+      </w:r>
+      <w:r>
+        <w:rPr>
+          <w:rStyle w:val="Strong"/>
+        </w:rPr>
+        <w:t xml:space="preserve">MSS </w:t>
+      </w:r>
+      <w:proofErr w:type="gramStart"/>
+      <w:r>
+        <w:rPr>
+          <w:rStyle w:val="Strong"/>
+        </w:rPr>
+        <w:t>chỉ</w:t>
+      </w:r>
+      <w:proofErr w:type="gramEnd"/>
+      <w:r>
+        <w:rPr>
+          <w:rStyle w:val="Strong"/>
+        </w:rPr>
+        <w:t xml:space="preserve"> tính dữ liệu của ứng dụng, không tính TCP Header và IP Header.</w:t>
+      </w:r>
+    </w:p>
+    <w:p>
+      <w:pPr>
+        <w:rPr>
+          <w:b/>
+        </w:rPr>
+      </w:pPr>
+      <w:r>
+        <w:rPr>
+          <w:b/>
+        </w:rPr>
+        <w:drawing>
+          <wp:inline distT="0" distB="0" distL="0" distR="0" wp14:anchorId="185A1CDC" wp14:editId="5411D287">
+            <wp:extent cx="3668171" cy="688566"/>
+            <wp:effectExtent l="0" t="0" r="0" b="0"/>
+            <wp:docPr id="66" name="Picture 66"/>
+            <wp:cNvGraphicFramePr>
+              <a:graphicFrameLocks xmlns:a="http://schemas.openxmlformats.org/drawingml/2006/main" noChangeAspect="1"/>
+            </wp:cNvGraphicFramePr>
+            <a:graphic xmlns:a="http://schemas.openxmlformats.org/drawingml/2006/main">
+              <a:graphicData uri="http://schemas.openxmlformats.org/drawingml/2006/picture">
+                <pic:pic xmlns:pic="http://schemas.openxmlformats.org/drawingml/2006/picture">
+                  <pic:nvPicPr>
+                    <pic:cNvPr id="1" name=""/>
+                    <pic:cNvPicPr/>
+                  </pic:nvPicPr>
+                  <pic:blipFill>
+                    <a:blip r:embed="rId68"/>
+                    <a:stretch>
+                      <a:fillRect/>
+                    </a:stretch>
+                  </pic:blipFill>
+                  <pic:spPr>
+                    <a:xfrm>
+                      <a:off x="0" y="0"/>
+                      <a:ext cx="3741866" cy="702400"/>
+                    </a:xfrm>
+                    <a:prstGeom prst="rect">
+                      <a:avLst/>
+                    </a:prstGeom>
+                  </pic:spPr>
+                </pic:pic>
+              </a:graphicData>
+            </a:graphic>
+          </wp:inline>
+        </w:drawing>
+      </w:r>
+    </w:p>
+    <w:p>
+      <w:pPr>
+        <w:rPr>
+          <w:b/>
+        </w:rPr>
+      </w:pPr>
+      <w:r>
+        <w:rPr>
+          <w:b/>
+        </w:rPr>
+        <w:drawing>
+          <wp:inline distT="0" distB="0" distL="0" distR="0" wp14:anchorId="4AC65E22" wp14:editId="37161711">
+            <wp:extent cx="3351038" cy="2529389"/>
+            <wp:effectExtent l="0" t="0" r="1905" b="4445"/>
+            <wp:docPr id="67" name="Picture 67"/>
+            <wp:cNvGraphicFramePr>
+              <a:graphicFrameLocks xmlns:a="http://schemas.openxmlformats.org/drawingml/2006/main" noChangeAspect="1"/>
+            </wp:cNvGraphicFramePr>
+            <a:graphic xmlns:a="http://schemas.openxmlformats.org/drawingml/2006/main">
+              <a:graphicData uri="http://schemas.openxmlformats.org/drawingml/2006/picture">
+                <pic:pic xmlns:pic="http://schemas.openxmlformats.org/drawingml/2006/picture">
+                  <pic:nvPicPr>
+                    <pic:cNvPr id="1" name=""/>
+                    <pic:cNvPicPr/>
+                  </pic:nvPicPr>
+                  <pic:blipFill>
+                    <a:blip r:embed="rId69"/>
+                    <a:stretch>
+                      <a:fillRect/>
+                    </a:stretch>
+                  </pic:blipFill>
+                  <pic:spPr>
+                    <a:xfrm>
+                      <a:off x="0" y="0"/>
+                      <a:ext cx="3358866" cy="2535297"/>
+                    </a:xfrm>
+                    <a:prstGeom prst="rect">
+                      <a:avLst/>
+                    </a:prstGeom>
+                  </pic:spPr>
+                </pic:pic>
+              </a:graphicData>
+            </a:graphic>
+          </wp:inline>
+        </w:drawing>
+      </w:r>
+    </w:p>
+    <w:p>
+      <w:pPr>
+        <w:spacing w:before="100" w:beforeAutospacing="1" w:after="100" w:afterAutospacing="1" w:line="240" w:lineRule="auto"/>
+        <w:rPr>
+          <w:rFonts w:ascii="Times New Roman" w:eastAsia="Times New Roman" w:hAnsi="Times New Roman" w:cs="Times New Roman"/>
+          <w:sz w:val="24"/>
+          <w:szCs w:val="24"/>
+        </w:rPr>
+      </w:pPr>
+    </w:p>
+    <w:p>
+      <w:r>
+        <w:rPr>
+          <w:rStyle w:val="Strong"/>
+        </w:rPr>
+        <w:t>N</w:t>
+      </w:r>
+      <w:r>
+        <w:rPr>
+          <w:rStyle w:val="Strong"/>
+        </w:rPr>
+        <w:t>hững cơ chế/thuật toán TCP Congestion Control</w:t>
+      </w:r>
+      <w:r>
+        <w:t xml:space="preserve"> mà Kurose giới thiệu từ đầu đến cuối phần này, thì </w:t>
+      </w:r>
+      <w:proofErr w:type="gramStart"/>
+      <w:r>
+        <w:t>có</w:t>
+      </w:r>
+      <w:proofErr w:type="gramEnd"/>
+      <w:r>
+        <w:t>:</w:t>
+      </w:r>
+    </w:p>
+    <w:p>
+      <w:pPr>
+        <w:jc w:val="center"/>
+        <w:rPr>
+          <w:b/>
+        </w:rPr>
+      </w:pPr>
+      <w:r>
+        <w:rPr>
+          <w:b/>
+        </w:rPr>
+        <w:lastRenderedPageBreak/>
+        <w:drawing>
+          <wp:inline distT="0" distB="0" distL="0" distR="0" wp14:anchorId="78741E1A" wp14:editId="3D2B5C29">
+            <wp:extent cx="4767565" cy="2726579"/>
+            <wp:effectExtent l="0" t="0" r="0" b="0"/>
+            <wp:docPr id="64" name="Picture 64"/>
+            <wp:cNvGraphicFramePr>
+              <a:graphicFrameLocks xmlns:a="http://schemas.openxmlformats.org/drawingml/2006/main" noChangeAspect="1"/>
+            </wp:cNvGraphicFramePr>
+            <a:graphic xmlns:a="http://schemas.openxmlformats.org/drawingml/2006/main">
+              <a:graphicData uri="http://schemas.openxmlformats.org/drawingml/2006/picture">
+                <pic:pic xmlns:pic="http://schemas.openxmlformats.org/drawingml/2006/picture">
+                  <pic:nvPicPr>
+                    <pic:cNvPr id="1" name=""/>
+                    <pic:cNvPicPr/>
+                  </pic:nvPicPr>
+                  <pic:blipFill>
+                    <a:blip r:embed="rId70"/>
+                    <a:stretch>
+                      <a:fillRect/>
+                    </a:stretch>
+                  </pic:blipFill>
+                  <pic:spPr>
+                    <a:xfrm>
+                      <a:off x="0" y="0"/>
+                      <a:ext cx="4776003" cy="2731405"/>
+                    </a:xfrm>
+                    <a:prstGeom prst="rect">
+                      <a:avLst/>
+                    </a:prstGeom>
+                  </pic:spPr>
+                </pic:pic>
+              </a:graphicData>
+            </a:graphic>
+          </wp:inline>
+        </w:drawing>
+      </w:r>
+    </w:p>
+    <w:p>
+      <w:pPr>
+        <w:jc w:val="center"/>
+        <w:rPr>
+          <w:b/>
+        </w:rPr>
+      </w:pPr>
+    </w:p>
+    <w:p>
+      <w:pPr>
+        <w:pStyle w:val="Heading2"/>
+      </w:pPr>
+      <w:r>
+        <w:t>Classic TCP:</w:t>
+      </w:r>
+    </w:p>
+    <w:p>
+      <w:pPr>
+        <w:pStyle w:val="NormalWeb"/>
+      </w:pPr>
+      <w:r>
+        <w:t>C</w:t>
+      </w:r>
+      <w:r>
+        <w:t>ác thành phần của Classic TCP:</w:t>
+      </w:r>
+    </w:p>
+    <w:p>
+      <w:pPr>
+        <w:numPr>
+          <w:ilvl w:val="0"/>
+          <w:numId w:val="52"/>
+        </w:numPr>
+        <w:spacing w:before="100" w:beforeAutospacing="1" w:after="100" w:afterAutospacing="1" w:line="240" w:lineRule="auto"/>
+      </w:pPr>
+      <w:r>
+        <w:rPr>
+          <w:rStyle w:val="Strong"/>
+        </w:rPr>
+        <w:t xml:space="preserve">Slow </w:t>
+      </w:r>
+      <w:proofErr w:type="gramStart"/>
+      <w:r>
+        <w:rPr>
+          <w:rStyle w:val="Strong"/>
+        </w:rPr>
+        <w:t>Start</w:t>
+      </w:r>
+      <w:r>
+        <w:t xml:space="preserve"> </w:t>
+      </w:r>
+      <w:r>
+        <w:t>:</w:t>
+      </w:r>
+      <w:r>
+        <w:t>Khi</w:t>
+      </w:r>
+      <w:proofErr w:type="gramEnd"/>
+      <w:r>
+        <w:t xml:space="preserve"> một kết nối TCP mới được thiết lập, giá trị </w:t>
+      </w:r>
+      <w:r>
+        <w:rPr>
+          <w:rStyle w:val="Strong"/>
+        </w:rPr>
+        <w:t>cwnd</w:t>
+      </w:r>
+      <w:r>
+        <w:t xml:space="preserve"> thường được khởi tạo bằng </w:t>
+      </w:r>
+      <w:r>
+        <w:rPr>
+          <w:rStyle w:val="Strong"/>
+        </w:rPr>
+        <w:t>1 MSS</w:t>
+      </w:r>
+      <w:r>
+        <w:t xml:space="preserve">. </w:t>
+      </w:r>
+      <w:r>
+        <w:rPr>
+          <w:rStyle w:val="HTMLCode"/>
+          <w:rFonts w:eastAsiaTheme="minorHAnsi"/>
+        </w:rPr>
+        <w:t>cwnd</w:t>
+      </w:r>
+      <w:r>
+        <w:t xml:space="preserve"> tăng theo cấp số nhân (gần như gấp đôi mỗi RTT). </w:t>
+      </w:r>
+      <w:r>
+        <w:t xml:space="preserve"> </w:t>
+      </w:r>
+      <w:r>
+        <w:t>Slow Start</w:t>
+      </w:r>
+      <w:r>
+        <w:t xml:space="preserve"> sẽ dừng khi </w:t>
+      </w:r>
+      <w:r>
+        <w:t>loss event do</w:t>
+      </w:r>
+      <w:r>
+        <w:rPr>
+          <w:b/>
+        </w:rPr>
+        <w:t xml:space="preserve"> timeout</w:t>
+      </w:r>
+      <w:r>
+        <w:rPr>
+          <w:b/>
+        </w:rPr>
+        <w:t xml:space="preserve"> (trường hợp 1), </w:t>
+      </w:r>
+      <w:r>
+        <w:t xml:space="preserve">lúc này sẽ đặt thêm 1 biến </w:t>
+      </w:r>
+      <w:r>
+        <w:rPr>
+          <w:b/>
+        </w:rPr>
+        <w:t>ssthresh = cwnd / 2</w:t>
+      </w:r>
+      <w:r>
+        <w:rPr>
+          <w:b/>
+        </w:rPr>
+        <w:t xml:space="preserve"> </w:t>
+      </w:r>
+      <w:r>
+        <w:t xml:space="preserve">rồi đặt lại </w:t>
+      </w:r>
+      <w:r>
+        <w:rPr>
+          <w:b/>
+        </w:rPr>
+        <w:t>cwnd</w:t>
+      </w:r>
+      <w:r>
+        <w:t xml:space="preserve"> = 1 để tăng lại lại </w:t>
+      </w:r>
+      <w:proofErr w:type="gramStart"/>
+      <w:r>
+        <w:t>theo</w:t>
+      </w:r>
+      <w:proofErr w:type="gramEnd"/>
+      <w:r>
+        <w:t xml:space="preserve"> cấp số nhân đến khi đạt </w:t>
+      </w:r>
+      <w:r>
+        <w:rPr>
+          <w:b/>
+        </w:rPr>
+        <w:t xml:space="preserve">ssthresh (trường hợp 2) và chuyển sang </w:t>
+      </w:r>
+      <w:r>
+        <w:rPr>
+          <w:rStyle w:val="Strong"/>
+        </w:rPr>
+        <w:t>Congestion Avoidance</w:t>
+      </w:r>
+      <w:r>
+        <w:rPr>
+          <w:rStyle w:val="Strong"/>
+        </w:rPr>
+        <w:t>.</w:t>
+      </w:r>
+      <w:r>
+        <w:t xml:space="preserve"> </w:t>
+      </w:r>
+    </w:p>
+    <w:p>
+      <w:pPr>
+        <w:numPr>
+          <w:ilvl w:val="0"/>
+          <w:numId w:val="52"/>
+        </w:numPr>
+        <w:spacing w:before="100" w:beforeAutospacing="1" w:after="100" w:afterAutospacing="1" w:line="240" w:lineRule="auto"/>
+      </w:pPr>
+      <w:r>
+        <w:rPr>
+          <w:rStyle w:val="Strong"/>
+        </w:rPr>
+        <w:t>Congestion Avoidance</w:t>
+      </w:r>
+      <w:r>
+        <w:t xml:space="preserve"> </w:t>
+      </w:r>
+    </w:p>
+    <w:p>
+      <w:pPr>
+        <w:numPr>
+          <w:ilvl w:val="1"/>
+          <w:numId w:val="52"/>
+        </w:numPr>
+        <w:spacing w:before="100" w:beforeAutospacing="1" w:after="100" w:afterAutospacing="1" w:line="240" w:lineRule="auto"/>
+      </w:pPr>
+      <w:proofErr w:type="gramStart"/>
+      <w:r>
+        <w:rPr>
+          <w:rStyle w:val="HTMLCode"/>
+          <w:rFonts w:eastAsiaTheme="minorHAnsi"/>
+        </w:rPr>
+        <w:t>cwnd</w:t>
+      </w:r>
+      <w:proofErr w:type="gramEnd"/>
+      <w:r>
+        <w:t xml:space="preserve"> tăng tuyế</w:t>
+      </w:r>
+      <w:r>
+        <w:t>n tính (tăng</w:t>
+      </w:r>
+      <w:r>
+        <w:t xml:space="preserve"> 1 MSS mỗi RTT). </w:t>
+      </w:r>
+    </w:p>
+    <w:p>
+      <w:pPr>
+        <w:spacing w:before="100" w:beforeAutospacing="1" w:after="100" w:afterAutospacing="1" w:line="240" w:lineRule="auto"/>
+        <w:rPr>
+          <w:noProof/>
+        </w:rPr>
+      </w:pPr>
+      <w:r>
+        <w:drawing>
+          <wp:inline distT="0" distB="0" distL="0" distR="0" wp14:anchorId="1D001C1A" wp14:editId="28DC119E">
+            <wp:extent cx="2061364" cy="2364769"/>
+            <wp:effectExtent l="0" t="0" r="0" b="0"/>
+            <wp:docPr id="68" name="Picture 68"/>
+            <wp:cNvGraphicFramePr>
+              <a:graphicFrameLocks xmlns:a="http://schemas.openxmlformats.org/drawingml/2006/main" noChangeAspect="1"/>
+            </wp:cNvGraphicFramePr>
+            <a:graphic xmlns:a="http://schemas.openxmlformats.org/drawingml/2006/main">
+              <a:graphicData uri="http://schemas.openxmlformats.org/drawingml/2006/picture">
+                <pic:pic xmlns:pic="http://schemas.openxmlformats.org/drawingml/2006/picture">
+                  <pic:nvPicPr>
+                    <pic:cNvPr id="1" name=""/>
+                    <pic:cNvPicPr/>
+                  </pic:nvPicPr>
+                  <pic:blipFill>
+                    <a:blip r:embed="rId71"/>
+                    <a:stretch>
+                      <a:fillRect/>
+                    </a:stretch>
+                  </pic:blipFill>
+                  <pic:spPr>
+                    <a:xfrm>
+                      <a:off x="0" y="0"/>
+                      <a:ext cx="2068089" cy="2372483"/>
+                    </a:xfrm>
+                    <a:prstGeom prst="rect">
+                      <a:avLst/>
+                    </a:prstGeom>
+                  </pic:spPr>
+                </pic:pic>
+              </a:graphicData>
+            </a:graphic>
+          </wp:inline>
+        </w:drawing>
+      </w:r>
+      <w:r>
+        <w:rPr>
+          <w:noProof/>
+        </w:rPr>
+        <w:t xml:space="preserve"> </w:t>
+      </w:r>
+      <w:r>
+        <w:drawing>
+          <wp:inline distT="0" distB="0" distL="0" distR="0" wp14:anchorId="51FC3278" wp14:editId="43F15503">
+            <wp:extent cx="3304977" cy="1717804"/>
+            <wp:effectExtent l="0" t="0" r="0" b="0"/>
+            <wp:docPr id="69" name="Picture 69"/>
+            <wp:cNvGraphicFramePr>
+              <a:graphicFrameLocks xmlns:a="http://schemas.openxmlformats.org/drawingml/2006/main" noChangeAspect="1"/>
+            </wp:cNvGraphicFramePr>
+            <a:graphic xmlns:a="http://schemas.openxmlformats.org/drawingml/2006/main">
+              <a:graphicData uri="http://schemas.openxmlformats.org/drawingml/2006/picture">
+                <pic:pic xmlns:pic="http://schemas.openxmlformats.org/drawingml/2006/picture">
+                  <pic:nvPicPr>
+                    <pic:cNvPr id="1" name=""/>
+                    <pic:cNvPicPr/>
+                  </pic:nvPicPr>
+                  <pic:blipFill>
+                    <a:blip r:embed="rId72"/>
+                    <a:stretch>
+                      <a:fillRect/>
+                    </a:stretch>
+                  </pic:blipFill>
+                  <pic:spPr>
+                    <a:xfrm>
+                      <a:off x="0" y="0"/>
+                      <a:ext cx="3316139" cy="1723606"/>
+                    </a:xfrm>
+                    <a:prstGeom prst="rect">
+                      <a:avLst/>
+                    </a:prstGeom>
+                  </pic:spPr>
+                </pic:pic>
+              </a:graphicData>
+            </a:graphic>
+          </wp:inline>
+        </w:drawing>
+      </w:r>
+    </w:p>
+    <w:p>
+      <w:pPr>
+        <w:spacing w:after="0" w:line="240" w:lineRule="auto"/>
+        <w:rPr>
+          <w:rFonts w:ascii="Times New Roman" w:eastAsia="Times New Roman" w:hAnsi="Times New Roman" w:cs="Times New Roman"/>
+          <w:sz w:val="24"/>
+          <w:szCs w:val="24"/>
+        </w:rPr>
+      </w:pPr>
+      <w:proofErr w:type="gramStart"/>
+      <w:r>
+        <w:rPr>
+          <w:rFonts w:ascii="Times New Roman" w:eastAsia="Times New Roman" w:hAnsi="Symbol" w:cs="Times New Roman"/>
+          <w:sz w:val="24"/>
+          <w:szCs w:val="24"/>
+        </w:rPr>
+        <w:t></w:t>
+      </w:r>
+      <w:r>
+        <w:rPr>
+          <w:rFonts w:ascii="Times New Roman" w:eastAsia="Times New Roman" w:hAnsi="Times New Roman" w:cs="Times New Roman"/>
+          <w:sz w:val="24"/>
+          <w:szCs w:val="24"/>
+        </w:rPr>
+        <w:t xml:space="preserve">  Tăng</w:t>
+      </w:r>
+      <w:proofErr w:type="gramEnd"/>
+      <w:r>
+        <w:rPr>
+          <w:rFonts w:ascii="Times New Roman" w:eastAsia="Times New Roman" w:hAnsi="Times New Roman" w:cs="Times New Roman"/>
+          <w:sz w:val="24"/>
+          <w:szCs w:val="24"/>
+        </w:rPr>
+        <w:t xml:space="preserve"> </w:t>
+      </w:r>
+      <w:r>
+        <w:rPr>
+          <w:rFonts w:ascii="Times New Roman" w:eastAsia="Times New Roman" w:hAnsi="Times New Roman" w:cs="Times New Roman"/>
+          <w:b/>
+          <w:bCs/>
+          <w:sz w:val="24"/>
+          <w:szCs w:val="24"/>
+        </w:rPr>
+        <w:t>chậm hơn</w:t>
+      </w:r>
+      <w:r>
+        <w:rPr>
+          <w:rFonts w:ascii="Times New Roman" w:eastAsia="Times New Roman" w:hAnsi="Times New Roman" w:cs="Times New Roman"/>
+          <w:sz w:val="24"/>
+          <w:szCs w:val="24"/>
+        </w:rPr>
+        <w:t xml:space="preserve">: </w:t>
+      </w:r>
+    </w:p>
+    <w:p>
+      <w:pPr>
+        <w:numPr>
+          <w:ilvl w:val="0"/>
+          <w:numId w:val="53"/>
+        </w:numPr>
+        <w:spacing w:before="100" w:beforeAutospacing="1" w:after="100" w:afterAutospacing="1" w:line="240" w:lineRule="auto"/>
+        <w:rPr>
+          <w:rFonts w:ascii="Times New Roman" w:eastAsia="Times New Roman" w:hAnsi="Times New Roman" w:cs="Times New Roman"/>
+          <w:sz w:val="24"/>
+          <w:szCs w:val="24"/>
+        </w:rPr>
+      </w:pPr>
+      <w:r>
+        <w:rPr>
+          <w:rFonts w:ascii="Times New Roman" w:eastAsia="Times New Roman" w:hAnsi="Times New Roman" w:cs="Times New Roman"/>
+          <w:sz w:val="24"/>
+          <w:szCs w:val="24"/>
+        </w:rPr>
+        <w:lastRenderedPageBreak/>
+        <w:t xml:space="preserve">Mỗi RTT chỉ tăng </w:t>
+      </w:r>
+      <w:r>
+        <w:rPr>
+          <w:rFonts w:ascii="Times New Roman" w:eastAsia="Times New Roman" w:hAnsi="Times New Roman" w:cs="Times New Roman"/>
+          <w:b/>
+          <w:bCs/>
+          <w:sz w:val="24"/>
+          <w:szCs w:val="24"/>
+        </w:rPr>
+        <w:t>1 MSS</w:t>
+      </w:r>
+      <w:r>
+        <w:rPr>
+          <w:rFonts w:ascii="Times New Roman" w:eastAsia="Times New Roman" w:hAnsi="Times New Roman" w:cs="Times New Roman"/>
+          <w:sz w:val="24"/>
+          <w:szCs w:val="24"/>
+        </w:rPr>
+        <w:t xml:space="preserve"> (tăng tuyến tính). </w:t>
+      </w:r>
+    </w:p>
+    <w:p>
+      <w:pPr>
+        <w:spacing w:after="0" w:line="240" w:lineRule="auto"/>
+        <w:rPr>
+          <w:rFonts w:ascii="Times New Roman" w:eastAsia="Times New Roman" w:hAnsi="Times New Roman" w:cs="Times New Roman"/>
+          <w:sz w:val="24"/>
+          <w:szCs w:val="24"/>
+        </w:rPr>
+      </w:pPr>
+      <w:proofErr w:type="gramStart"/>
+      <w:r>
+        <w:rPr>
+          <w:rFonts w:ascii="Times New Roman" w:eastAsia="Times New Roman" w:hAnsi="Symbol" w:cs="Times New Roman"/>
+          <w:sz w:val="24"/>
+          <w:szCs w:val="24"/>
+        </w:rPr>
+        <w:t></w:t>
+      </w:r>
+      <w:r>
+        <w:rPr>
+          <w:rFonts w:ascii="Times New Roman" w:eastAsia="Times New Roman" w:hAnsi="Times New Roman" w:cs="Times New Roman"/>
+          <w:sz w:val="24"/>
+          <w:szCs w:val="24"/>
+        </w:rPr>
+        <w:t xml:space="preserve">  Nếu</w:t>
+      </w:r>
+      <w:proofErr w:type="gramEnd"/>
+      <w:r>
+        <w:rPr>
+          <w:rFonts w:ascii="Times New Roman" w:eastAsia="Times New Roman" w:hAnsi="Times New Roman" w:cs="Times New Roman"/>
+          <w:sz w:val="24"/>
+          <w:szCs w:val="24"/>
+        </w:rPr>
+        <w:t xml:space="preserve">: </w:t>
+      </w:r>
+    </w:p>
+    <w:p>
+      <w:pPr>
+        <w:numPr>
+          <w:ilvl w:val="0"/>
+          <w:numId w:val="54"/>
+        </w:numPr>
+        <w:spacing w:before="100" w:beforeAutospacing="1" w:after="100" w:afterAutospacing="1" w:line="240" w:lineRule="auto"/>
+        <w:rPr>
+          <w:rFonts w:ascii="Times New Roman" w:eastAsia="Times New Roman" w:hAnsi="Times New Roman" w:cs="Times New Roman"/>
+          <w:sz w:val="24"/>
+          <w:szCs w:val="24"/>
+        </w:rPr>
+      </w:pPr>
+      <w:r>
+        <w:rPr>
+          <w:rFonts w:ascii="Times New Roman" w:eastAsia="Times New Roman" w:hAnsi="Times New Roman" w:cs="Times New Roman"/>
+          <w:b/>
+          <w:bCs/>
+          <w:sz w:val="24"/>
+          <w:szCs w:val="24"/>
+        </w:rPr>
+        <w:t>Timeout</w:t>
+      </w:r>
+      <w:r>
+        <w:rPr>
+          <w:rFonts w:ascii="Times New Roman" w:eastAsia="Times New Roman" w:hAnsi="Times New Roman" w:cs="Times New Roman"/>
+          <w:sz w:val="24"/>
+          <w:szCs w:val="24"/>
+        </w:rPr>
+        <w:t xml:space="preserve"> → </w:t>
+      </w:r>
+      <w:r>
+        <w:rPr>
+          <w:rFonts w:ascii="Courier New" w:eastAsia="Times New Roman" w:hAnsi="Courier New" w:cs="Courier New"/>
+          <w:sz w:val="20"/>
+          <w:szCs w:val="20"/>
+        </w:rPr>
+        <w:t>cwnd = 1</w:t>
+      </w:r>
+      <w:r>
+        <w:rPr>
+          <w:rFonts w:ascii="Times New Roman" w:eastAsia="Times New Roman" w:hAnsi="Times New Roman" w:cs="Times New Roman"/>
+          <w:sz w:val="24"/>
+          <w:szCs w:val="24"/>
+        </w:rPr>
+        <w:t xml:space="preserve">, quay về Slow Start. </w:t>
+      </w:r>
+    </w:p>
+    <w:p>
+      <w:pPr>
+        <w:numPr>
+          <w:ilvl w:val="0"/>
+          <w:numId w:val="54"/>
+        </w:numPr>
+        <w:spacing w:before="100" w:beforeAutospacing="1" w:after="100" w:afterAutospacing="1" w:line="240" w:lineRule="auto"/>
+        <w:rPr>
+          <w:rFonts w:ascii="Times New Roman" w:eastAsia="Times New Roman" w:hAnsi="Times New Roman" w:cs="Times New Roman"/>
+          <w:sz w:val="24"/>
+          <w:szCs w:val="24"/>
+        </w:rPr>
+      </w:pPr>
+      <w:r>
+        <w:rPr>
+          <w:rFonts w:ascii="Times New Roman" w:eastAsia="Times New Roman" w:hAnsi="Times New Roman" w:cs="Times New Roman"/>
+          <w:b/>
+          <w:bCs/>
+          <w:sz w:val="24"/>
+          <w:szCs w:val="24"/>
+        </w:rPr>
+        <w:t>3 Duplicate ACK</w:t>
+      </w:r>
+      <w:r>
+        <w:rPr>
+          <w:rFonts w:ascii="Times New Roman" w:eastAsia="Times New Roman" w:hAnsi="Times New Roman" w:cs="Times New Roman"/>
+          <w:sz w:val="24"/>
+          <w:szCs w:val="24"/>
+        </w:rPr>
+        <w:t xml:space="preserve"> → </w:t>
+      </w:r>
+      <w:r>
+        <w:rPr>
+          <w:rFonts w:ascii="Courier New" w:eastAsia="Times New Roman" w:hAnsi="Courier New" w:cs="Courier New"/>
+          <w:sz w:val="20"/>
+          <w:szCs w:val="20"/>
+        </w:rPr>
+        <w:t>cwnd = cwnd/2 (+3 MSS)</w:t>
+      </w:r>
+      <w:r>
+        <w:rPr>
+          <w:rFonts w:ascii="Times New Roman" w:eastAsia="Times New Roman" w:hAnsi="Times New Roman" w:cs="Times New Roman"/>
+          <w:sz w:val="24"/>
+          <w:szCs w:val="24"/>
+        </w:rPr>
+        <w:t>, không quay về 1.</w:t>
+      </w:r>
+    </w:p>
+    <w:p>
+      <w:pPr>
+        <w:spacing w:before="100" w:beforeAutospacing="1" w:after="100" w:afterAutospacing="1" w:line="240" w:lineRule="auto"/>
+      </w:pPr>
+    </w:p>
+    <w:p>
+      <w:pPr>
+        <w:numPr>
+          <w:ilvl w:val="0"/>
+          <w:numId w:val="52"/>
+        </w:numPr>
+        <w:spacing w:before="100" w:beforeAutospacing="1" w:after="100" w:afterAutospacing="1" w:line="240" w:lineRule="auto"/>
+      </w:pPr>
+      <w:r>
+        <w:rPr>
+          <w:rStyle w:val="Strong"/>
+        </w:rPr>
+        <w:t>Fast Recovery</w:t>
+      </w:r>
+      <w:r>
+        <w:t xml:space="preserve"> </w:t>
+      </w:r>
+    </w:p>
+    <w:p>
+      <w:pPr>
+        <w:numPr>
+          <w:ilvl w:val="1"/>
+          <w:numId w:val="52"/>
+        </w:numPr>
+        <w:spacing w:before="100" w:beforeAutospacing="1" w:after="100" w:afterAutospacing="1" w:line="240" w:lineRule="auto"/>
+      </w:pPr>
+      <w:r>
+        <w:t xml:space="preserve">Khi nhận Triple Duplicate ACK, giảm </w:t>
+      </w:r>
+      <w:r>
+        <w:rPr>
+          <w:rStyle w:val="HTMLCode"/>
+          <w:rFonts w:eastAsiaTheme="minorHAnsi"/>
+        </w:rPr>
+        <w:t>cwnd</w:t>
+      </w:r>
+      <w:r>
+        <w:t xml:space="preserve"> thay vì reset về 1 MSS (trong Reno). </w:t>
+      </w:r>
+    </w:p>
+    <w:p>
+      <w:pPr>
+        <w:jc w:val="center"/>
+        <w:rPr>
+          <w:b/>
+        </w:rPr>
+      </w:pPr>
+      <w:r>
+        <w:rPr>
+          <w:b/>
+        </w:rPr>
+        <w:drawing>
+          <wp:inline distT="0" distB="0" distL="0" distR="0" wp14:anchorId="06223E38" wp14:editId="6F6E4129">
+            <wp:extent cx="4413434" cy="1637120"/>
+            <wp:effectExtent l="0" t="0" r="6350" b="1270"/>
+            <wp:docPr id="65" name="Picture 65"/>
+            <wp:cNvGraphicFramePr>
+              <a:graphicFrameLocks xmlns:a="http://schemas.openxmlformats.org/drawingml/2006/main" noChangeAspect="1"/>
+            </wp:cNvGraphicFramePr>
+            <a:graphic xmlns:a="http://schemas.openxmlformats.org/drawingml/2006/main">
+              <a:graphicData uri="http://schemas.openxmlformats.org/drawingml/2006/picture">
+                <pic:pic xmlns:pic="http://schemas.openxmlformats.org/drawingml/2006/picture">
+                  <pic:nvPicPr>
+                    <pic:cNvPr id="1" name=""/>
+                    <pic:cNvPicPr/>
+                  </pic:nvPicPr>
+                  <pic:blipFill>
+                    <a:blip r:embed="rId73"/>
+                    <a:stretch>
+                      <a:fillRect/>
+                    </a:stretch>
+                  </pic:blipFill>
+                  <pic:spPr>
+                    <a:xfrm>
+                      <a:off x="0" y="0"/>
+                      <a:ext cx="4441915" cy="1647685"/>
+                    </a:xfrm>
+                    <a:prstGeom prst="rect">
+                      <a:avLst/>
+                    </a:prstGeom>
+                  </pic:spPr>
+                </pic:pic>
+              </a:graphicData>
+            </a:graphic>
+          </wp:inline>
+        </w:drawing>
+      </w:r>
+    </w:p>
+    <w:p>
+      <w:pPr>
+        <w:rPr>
+          <w:b/>
+        </w:rPr>
+      </w:pPr>
+      <w:r>
+        <w:rPr>
+          <w:b/>
+        </w:rPr>
+        <w:drawing>
+          <wp:inline distT="0" distB="0" distL="0" distR="0" wp14:anchorId="53627D2B" wp14:editId="3EC35CCF">
+            <wp:extent cx="1826216" cy="2526493"/>
+            <wp:effectExtent l="0" t="0" r="3175" b="7620"/>
+            <wp:docPr id="70" name="Picture 70"/>
+            <wp:cNvGraphicFramePr>
+              <a:graphicFrameLocks xmlns:a="http://schemas.openxmlformats.org/drawingml/2006/main" noChangeAspect="1"/>
+            </wp:cNvGraphicFramePr>
+            <a:graphic xmlns:a="http://schemas.openxmlformats.org/drawingml/2006/main">
+              <a:graphicData uri="http://schemas.openxmlformats.org/drawingml/2006/picture">
+                <pic:pic xmlns:pic="http://schemas.openxmlformats.org/drawingml/2006/picture">
+                  <pic:nvPicPr>
+                    <pic:cNvPr id="1" name=""/>
+                    <pic:cNvPicPr/>
+                  </pic:nvPicPr>
+                  <pic:blipFill>
+                    <a:blip r:embed="rId74"/>
+                    <a:stretch>
+                      <a:fillRect/>
+                    </a:stretch>
+                  </pic:blipFill>
+                  <pic:spPr>
+                    <a:xfrm>
+                      <a:off x="0" y="0"/>
+                      <a:ext cx="1831126" cy="2533285"/>
+                    </a:xfrm>
+                    <a:prstGeom prst="rect">
+                      <a:avLst/>
+                    </a:prstGeom>
+                  </pic:spPr>
+                </pic:pic>
+              </a:graphicData>
+            </a:graphic>
+          </wp:inline>
+        </w:drawing>
+      </w:r>
+      <w:r>
+        <w:rPr>
+          <w:noProof/>
+        </w:rPr>
+        <w:t xml:space="preserve"> </w:t>
+      </w:r>
+      <w:r>
+        <w:rPr>
+          <w:b/>
+        </w:rPr>
+        <w:drawing>
+          <wp:inline distT="0" distB="0" distL="0" distR="0" wp14:anchorId="57BF6A91" wp14:editId="66D28500">
+            <wp:extent cx="2385371" cy="2498192"/>
+            <wp:effectExtent l="0" t="0" r="0" b="0"/>
+            <wp:docPr id="71" name="Picture 71"/>
+            <wp:cNvGraphicFramePr>
+              <a:graphicFrameLocks xmlns:a="http://schemas.openxmlformats.org/drawingml/2006/main" noChangeAspect="1"/>
+            </wp:cNvGraphicFramePr>
+            <a:graphic xmlns:a="http://schemas.openxmlformats.org/drawingml/2006/main">
+              <a:graphicData uri="http://schemas.openxmlformats.org/drawingml/2006/picture">
+                <pic:pic xmlns:pic="http://schemas.openxmlformats.org/drawingml/2006/picture">
+                  <pic:nvPicPr>
+                    <pic:cNvPr id="1" name=""/>
+                    <pic:cNvPicPr/>
+                  </pic:nvPicPr>
+                  <pic:blipFill>
+                    <a:blip r:embed="rId75"/>
+                    <a:stretch>
+                      <a:fillRect/>
+                    </a:stretch>
+                  </pic:blipFill>
+                  <pic:spPr>
+                    <a:xfrm>
+                      <a:off x="0" y="0"/>
+                      <a:ext cx="2393676" cy="2506890"/>
+                    </a:xfrm>
+                    <a:prstGeom prst="rect">
+                      <a:avLst/>
+                    </a:prstGeom>
+                  </pic:spPr>
+                </pic:pic>
+              </a:graphicData>
+            </a:graphic>
+          </wp:inline>
+        </w:drawing>
+      </w:r>
+      <w:bookmarkStart w:id="0" w:name="_GoBack"/>
       <w:bookmarkEnd w:id="0"/>
-    </w:p>
-    <w:p>
-      <w:pPr>
-        <w:pStyle w:val="pdq2pgselectionanchorcontainer"/>
-      </w:pPr>
-    </w:p>
-    <w:p>
-      <w:pPr>
-        <w:rPr>
-          <w:b/>
-        </w:rPr>
-      </w:pPr>
     </w:p>
     <w:sectPr>
       <w:pgSz w:w="12240" w:h="15840"/>
@@ -13604,6 +16952,240 @@
 <file path=word/numbering.xml><?xml version="1.0" encoding="utf-8"?>
 <w:numbering xmlns:wpc="http://schemas.microsoft.com/office/word/2010/wordprocessingCanvas" xmlns:mc="http://schemas.openxmlformats.org/markup-compatibility/2006" xmlns:o="urn:schemas-microsoft-com:office:office" xmlns:r="http://schemas.openxmlformats.org/officeDocument/2006/relationships" xmlns:m="http://schemas.openxmlformats.org/officeDocument/2006/math" xmlns:v="urn:schemas-microsoft-com:vml" xmlns:wp14="http://schemas.microsoft.com/office/word/2010/wordprocessingDrawing" xmlns:wp="http://schemas.openxmlformats.org/drawingml/2006/wordprocessingDrawing" xmlns:w10="urn:schemas-microsoft-com:office:word" xmlns:w="http://schemas.openxmlformats.org/wordprocessingml/2006/main" xmlns:w14="http://schemas.microsoft.com/office/word/2010/wordml" xmlns:w15="http://schemas.microsoft.com/office/word/2012/wordml" xmlns:wpg="http://schemas.microsoft.com/office/word/2010/wordprocessingGroup" xmlns:wpi="http://schemas.microsoft.com/office/word/2010/wordprocessingInk" xmlns:wne="http://schemas.microsoft.com/office/word/2006/wordml" xmlns:wps="http://schemas.microsoft.com/office/word/2010/wordprocessingShape" mc:Ignorable="w14 w15 wp14">
   <w:abstractNum w:abstractNumId="0" w15:restartNumberingAfterBreak="0">
+    <w:nsid w:val="046546BA"/>
+    <w:multiLevelType w:val="multilevel"/>
+    <w:tmpl w:val="277076A8"/>
+    <w:lvl w:ilvl="0">
+      <w:start w:val="1"/>
+      <w:numFmt w:val="decimal"/>
+      <w:lvlText w:val="%1."/>
+      <w:lvlJc w:val="left"/>
+      <w:pPr>
+        <w:tabs>
+          <w:tab w:val="num" w:pos="720"/>
+        </w:tabs>
+        <w:ind w:left="720" w:hanging="360"/>
+      </w:pPr>
+    </w:lvl>
+    <w:lvl w:ilvl="1">
+      <w:start w:val="1"/>
+      <w:numFmt w:val="bullet"/>
+      <w:lvlText w:val="o"/>
+      <w:lvlJc w:val="left"/>
+      <w:pPr>
+        <w:tabs>
+          <w:tab w:val="num" w:pos="1440"/>
+        </w:tabs>
+        <w:ind w:left="1440" w:hanging="360"/>
+      </w:pPr>
+      <w:rPr>
+        <w:rFonts w:ascii="Courier New" w:hAnsi="Courier New" w:hint="default"/>
+        <w:sz w:val="20"/>
+      </w:rPr>
+    </w:lvl>
+    <w:lvl w:ilvl="2" w:tentative="1">
+      <w:start w:val="1"/>
+      <w:numFmt w:val="decimal"/>
+      <w:lvlText w:val="%3."/>
+      <w:lvlJc w:val="left"/>
+      <w:pPr>
+        <w:tabs>
+          <w:tab w:val="num" w:pos="2160"/>
+        </w:tabs>
+        <w:ind w:left="2160" w:hanging="360"/>
+      </w:pPr>
+    </w:lvl>
+    <w:lvl w:ilvl="3" w:tentative="1">
+      <w:start w:val="1"/>
+      <w:numFmt w:val="decimal"/>
+      <w:lvlText w:val="%4."/>
+      <w:lvlJc w:val="left"/>
+      <w:pPr>
+        <w:tabs>
+          <w:tab w:val="num" w:pos="2880"/>
+        </w:tabs>
+        <w:ind w:left="2880" w:hanging="360"/>
+      </w:pPr>
+    </w:lvl>
+    <w:lvl w:ilvl="4" w:tentative="1">
+      <w:start w:val="1"/>
+      <w:numFmt w:val="decimal"/>
+      <w:lvlText w:val="%5."/>
+      <w:lvlJc w:val="left"/>
+      <w:pPr>
+        <w:tabs>
+          <w:tab w:val="num" w:pos="3600"/>
+        </w:tabs>
+        <w:ind w:left="3600" w:hanging="360"/>
+      </w:pPr>
+    </w:lvl>
+    <w:lvl w:ilvl="5" w:tentative="1">
+      <w:start w:val="1"/>
+      <w:numFmt w:val="decimal"/>
+      <w:lvlText w:val="%6."/>
+      <w:lvlJc w:val="left"/>
+      <w:pPr>
+        <w:tabs>
+          <w:tab w:val="num" w:pos="4320"/>
+        </w:tabs>
+        <w:ind w:left="4320" w:hanging="360"/>
+      </w:pPr>
+    </w:lvl>
+    <w:lvl w:ilvl="6" w:tentative="1">
+      <w:start w:val="1"/>
+      <w:numFmt w:val="decimal"/>
+      <w:lvlText w:val="%7."/>
+      <w:lvlJc w:val="left"/>
+      <w:pPr>
+        <w:tabs>
+          <w:tab w:val="num" w:pos="5040"/>
+        </w:tabs>
+        <w:ind w:left="5040" w:hanging="360"/>
+      </w:pPr>
+    </w:lvl>
+    <w:lvl w:ilvl="7" w:tentative="1">
+      <w:start w:val="1"/>
+      <w:numFmt w:val="decimal"/>
+      <w:lvlText w:val="%8."/>
+      <w:lvlJc w:val="left"/>
+      <w:pPr>
+        <w:tabs>
+          <w:tab w:val="num" w:pos="5760"/>
+        </w:tabs>
+        <w:ind w:left="5760" w:hanging="360"/>
+      </w:pPr>
+    </w:lvl>
+    <w:lvl w:ilvl="8" w:tentative="1">
+      <w:start w:val="1"/>
+      <w:numFmt w:val="decimal"/>
+      <w:lvlText w:val="%9."/>
+      <w:lvlJc w:val="left"/>
+      <w:pPr>
+        <w:tabs>
+          <w:tab w:val="num" w:pos="6480"/>
+        </w:tabs>
+        <w:ind w:left="6480" w:hanging="360"/>
+      </w:pPr>
+    </w:lvl>
+  </w:abstractNum>
+  <w:abstractNum w:abstractNumId="1" w15:restartNumberingAfterBreak="0">
+    <w:nsid w:val="06D718B6"/>
+    <w:multiLevelType w:val="multilevel"/>
+    <w:tmpl w:val="57F0EFCE"/>
+    <w:lvl w:ilvl="0">
+      <w:start w:val="1"/>
+      <w:numFmt w:val="decimal"/>
+      <w:lvlText w:val="%1."/>
+      <w:lvlJc w:val="left"/>
+      <w:pPr>
+        <w:tabs>
+          <w:tab w:val="num" w:pos="720"/>
+        </w:tabs>
+        <w:ind w:left="720" w:hanging="360"/>
+      </w:pPr>
+    </w:lvl>
+    <w:lvl w:ilvl="1">
+      <w:start w:val="1"/>
+      <w:numFmt w:val="bullet"/>
+      <w:lvlText w:val="o"/>
+      <w:lvlJc w:val="left"/>
+      <w:pPr>
+        <w:tabs>
+          <w:tab w:val="num" w:pos="1440"/>
+        </w:tabs>
+        <w:ind w:left="1440" w:hanging="360"/>
+      </w:pPr>
+      <w:rPr>
+        <w:rFonts w:ascii="Courier New" w:hAnsi="Courier New" w:hint="default"/>
+        <w:sz w:val="20"/>
+      </w:rPr>
+    </w:lvl>
+    <w:lvl w:ilvl="2" w:tentative="1">
+      <w:start w:val="1"/>
+      <w:numFmt w:val="decimal"/>
+      <w:lvlText w:val="%3."/>
+      <w:lvlJc w:val="left"/>
+      <w:pPr>
+        <w:tabs>
+          <w:tab w:val="num" w:pos="2160"/>
+        </w:tabs>
+        <w:ind w:left="2160" w:hanging="360"/>
+      </w:pPr>
+    </w:lvl>
+    <w:lvl w:ilvl="3" w:tentative="1">
+      <w:start w:val="1"/>
+      <w:numFmt w:val="decimal"/>
+      <w:lvlText w:val="%4."/>
+      <w:lvlJc w:val="left"/>
+      <w:pPr>
+        <w:tabs>
+          <w:tab w:val="num" w:pos="2880"/>
+        </w:tabs>
+        <w:ind w:left="2880" w:hanging="360"/>
+      </w:pPr>
+    </w:lvl>
+    <w:lvl w:ilvl="4" w:tentative="1">
+      <w:start w:val="1"/>
+      <w:numFmt w:val="decimal"/>
+      <w:lvlText w:val="%5."/>
+      <w:lvlJc w:val="left"/>
+      <w:pPr>
+        <w:tabs>
+          <w:tab w:val="num" w:pos="3600"/>
+        </w:tabs>
+        <w:ind w:left="3600" w:hanging="360"/>
+      </w:pPr>
+    </w:lvl>
+    <w:lvl w:ilvl="5" w:tentative="1">
+      <w:start w:val="1"/>
+      <w:numFmt w:val="decimal"/>
+      <w:lvlText w:val="%6."/>
+      <w:lvlJc w:val="left"/>
+      <w:pPr>
+        <w:tabs>
+          <w:tab w:val="num" w:pos="4320"/>
+        </w:tabs>
+        <w:ind w:left="4320" w:hanging="360"/>
+      </w:pPr>
+    </w:lvl>
+    <w:lvl w:ilvl="6" w:tentative="1">
+      <w:start w:val="1"/>
+      <w:numFmt w:val="decimal"/>
+      <w:lvlText w:val="%7."/>
+      <w:lvlJc w:val="left"/>
+      <w:pPr>
+        <w:tabs>
+          <w:tab w:val="num" w:pos="5040"/>
+        </w:tabs>
+        <w:ind w:left="5040" w:hanging="360"/>
+      </w:pPr>
+    </w:lvl>
+    <w:lvl w:ilvl="7" w:tentative="1">
+      <w:start w:val="1"/>
+      <w:numFmt w:val="decimal"/>
+      <w:lvlText w:val="%8."/>
+      <w:lvlJc w:val="left"/>
+      <w:pPr>
+        <w:tabs>
+          <w:tab w:val="num" w:pos="5760"/>
+        </w:tabs>
+        <w:ind w:left="5760" w:hanging="360"/>
+      </w:pPr>
+    </w:lvl>
+    <w:lvl w:ilvl="8" w:tentative="1">
+      <w:start w:val="1"/>
+      <w:numFmt w:val="decimal"/>
+      <w:lvlText w:val="%9."/>
+      <w:lvlJc w:val="left"/>
+      <w:pPr>
+        <w:tabs>
+          <w:tab w:val="num" w:pos="6480"/>
+        </w:tabs>
+        <w:ind w:left="6480" w:hanging="360"/>
+      </w:pPr>
+    </w:lvl>
+  </w:abstractNum>
+  <w:abstractNum w:abstractNumId="2" w15:restartNumberingAfterBreak="0">
     <w:nsid w:val="08DB79EC"/>
     <w:multiLevelType w:val="hybridMultilevel"/>
     <w:tmpl w:val="99BE74A4"/>
@@ -13692,7 +17274,7 @@
       </w:pPr>
     </w:lvl>
   </w:abstractNum>
-  <w:abstractNum w:abstractNumId="1" w15:restartNumberingAfterBreak="0">
+  <w:abstractNum w:abstractNumId="3" w15:restartNumberingAfterBreak="0">
     <w:nsid w:val="122A7688"/>
     <w:multiLevelType w:val="multilevel"/>
     <w:tmpl w:val="23502CD0"/>
@@ -13841,7 +17423,7 @@
       </w:rPr>
     </w:lvl>
   </w:abstractNum>
-  <w:abstractNum w:abstractNumId="2" w15:restartNumberingAfterBreak="0">
+  <w:abstractNum w:abstractNumId="4" w15:restartNumberingAfterBreak="0">
     <w:nsid w:val="13E02CC6"/>
     <w:multiLevelType w:val="multilevel"/>
     <w:tmpl w:val="B8EE0D8A"/>
@@ -13990,7 +17572,7 @@
       </w:rPr>
     </w:lvl>
   </w:abstractNum>
-  <w:abstractNum w:abstractNumId="3" w15:restartNumberingAfterBreak="0">
+  <w:abstractNum w:abstractNumId="5" w15:restartNumberingAfterBreak="0">
     <w:nsid w:val="16BB42E1"/>
     <w:multiLevelType w:val="multilevel"/>
     <w:tmpl w:val="C2AA9E46"/>
@@ -14139,7 +17721,305 @@
       </w:rPr>
     </w:lvl>
   </w:abstractNum>
-  <w:abstractNum w:abstractNumId="4" w15:restartNumberingAfterBreak="0">
+  <w:abstractNum w:abstractNumId="6" w15:restartNumberingAfterBreak="0">
+    <w:nsid w:val="187E5B60"/>
+    <w:multiLevelType w:val="multilevel"/>
+    <w:tmpl w:val="77D827D8"/>
+    <w:lvl w:ilvl="0">
+      <w:start w:val="1"/>
+      <w:numFmt w:val="bullet"/>
+      <w:lvlText w:val=""/>
+      <w:lvlJc w:val="left"/>
+      <w:pPr>
+        <w:tabs>
+          <w:tab w:val="num" w:pos="720"/>
+        </w:tabs>
+        <w:ind w:left="720" w:hanging="360"/>
+      </w:pPr>
+      <w:rPr>
+        <w:rFonts w:ascii="Symbol" w:hAnsi="Symbol" w:hint="default"/>
+        <w:sz w:val="20"/>
+      </w:rPr>
+    </w:lvl>
+    <w:lvl w:ilvl="1" w:tentative="1">
+      <w:start w:val="1"/>
+      <w:numFmt w:val="bullet"/>
+      <w:lvlText w:val="o"/>
+      <w:lvlJc w:val="left"/>
+      <w:pPr>
+        <w:tabs>
+          <w:tab w:val="num" w:pos="1440"/>
+        </w:tabs>
+        <w:ind w:left="1440" w:hanging="360"/>
+      </w:pPr>
+      <w:rPr>
+        <w:rFonts w:ascii="Courier New" w:hAnsi="Courier New" w:hint="default"/>
+        <w:sz w:val="20"/>
+      </w:rPr>
+    </w:lvl>
+    <w:lvl w:ilvl="2" w:tentative="1">
+      <w:start w:val="1"/>
+      <w:numFmt w:val="bullet"/>
+      <w:lvlText w:val=""/>
+      <w:lvlJc w:val="left"/>
+      <w:pPr>
+        <w:tabs>
+          <w:tab w:val="num" w:pos="2160"/>
+        </w:tabs>
+        <w:ind w:left="2160" w:hanging="360"/>
+      </w:pPr>
+      <w:rPr>
+        <w:rFonts w:ascii="Wingdings" w:hAnsi="Wingdings" w:hint="default"/>
+        <w:sz w:val="20"/>
+      </w:rPr>
+    </w:lvl>
+    <w:lvl w:ilvl="3" w:tentative="1">
+      <w:start w:val="1"/>
+      <w:numFmt w:val="bullet"/>
+      <w:lvlText w:val=""/>
+      <w:lvlJc w:val="left"/>
+      <w:pPr>
+        <w:tabs>
+          <w:tab w:val="num" w:pos="2880"/>
+        </w:tabs>
+        <w:ind w:left="2880" w:hanging="360"/>
+      </w:pPr>
+      <w:rPr>
+        <w:rFonts w:ascii="Wingdings" w:hAnsi="Wingdings" w:hint="default"/>
+        <w:sz w:val="20"/>
+      </w:rPr>
+    </w:lvl>
+    <w:lvl w:ilvl="4" w:tentative="1">
+      <w:start w:val="1"/>
+      <w:numFmt w:val="bullet"/>
+      <w:lvlText w:val=""/>
+      <w:lvlJc w:val="left"/>
+      <w:pPr>
+        <w:tabs>
+          <w:tab w:val="num" w:pos="3600"/>
+        </w:tabs>
+        <w:ind w:left="3600" w:hanging="360"/>
+      </w:pPr>
+      <w:rPr>
+        <w:rFonts w:ascii="Wingdings" w:hAnsi="Wingdings" w:hint="default"/>
+        <w:sz w:val="20"/>
+      </w:rPr>
+    </w:lvl>
+    <w:lvl w:ilvl="5" w:tentative="1">
+      <w:start w:val="1"/>
+      <w:numFmt w:val="bullet"/>
+      <w:lvlText w:val=""/>
+      <w:lvlJc w:val="left"/>
+      <w:pPr>
+        <w:tabs>
+          <w:tab w:val="num" w:pos="4320"/>
+        </w:tabs>
+        <w:ind w:left="4320" w:hanging="360"/>
+      </w:pPr>
+      <w:rPr>
+        <w:rFonts w:ascii="Wingdings" w:hAnsi="Wingdings" w:hint="default"/>
+        <w:sz w:val="20"/>
+      </w:rPr>
+    </w:lvl>
+    <w:lvl w:ilvl="6" w:tentative="1">
+      <w:start w:val="1"/>
+      <w:numFmt w:val="bullet"/>
+      <w:lvlText w:val=""/>
+      <w:lvlJc w:val="left"/>
+      <w:pPr>
+        <w:tabs>
+          <w:tab w:val="num" w:pos="5040"/>
+        </w:tabs>
+        <w:ind w:left="5040" w:hanging="360"/>
+      </w:pPr>
+      <w:rPr>
+        <w:rFonts w:ascii="Wingdings" w:hAnsi="Wingdings" w:hint="default"/>
+        <w:sz w:val="20"/>
+      </w:rPr>
+    </w:lvl>
+    <w:lvl w:ilvl="7" w:tentative="1">
+      <w:start w:val="1"/>
+      <w:numFmt w:val="bullet"/>
+      <w:lvlText w:val=""/>
+      <w:lvlJc w:val="left"/>
+      <w:pPr>
+        <w:tabs>
+          <w:tab w:val="num" w:pos="5760"/>
+        </w:tabs>
+        <w:ind w:left="5760" w:hanging="360"/>
+      </w:pPr>
+      <w:rPr>
+        <w:rFonts w:ascii="Wingdings" w:hAnsi="Wingdings" w:hint="default"/>
+        <w:sz w:val="20"/>
+      </w:rPr>
+    </w:lvl>
+    <w:lvl w:ilvl="8" w:tentative="1">
+      <w:start w:val="1"/>
+      <w:numFmt w:val="bullet"/>
+      <w:lvlText w:val=""/>
+      <w:lvlJc w:val="left"/>
+      <w:pPr>
+        <w:tabs>
+          <w:tab w:val="num" w:pos="6480"/>
+        </w:tabs>
+        <w:ind w:left="6480" w:hanging="360"/>
+      </w:pPr>
+      <w:rPr>
+        <w:rFonts w:ascii="Wingdings" w:hAnsi="Wingdings" w:hint="default"/>
+        <w:sz w:val="20"/>
+      </w:rPr>
+    </w:lvl>
+  </w:abstractNum>
+  <w:abstractNum w:abstractNumId="7" w15:restartNumberingAfterBreak="0">
+    <w:nsid w:val="194C37EF"/>
+    <w:multiLevelType w:val="multilevel"/>
+    <w:tmpl w:val="30824B6C"/>
+    <w:lvl w:ilvl="0">
+      <w:start w:val="1"/>
+      <w:numFmt w:val="bullet"/>
+      <w:lvlText w:val=""/>
+      <w:lvlJc w:val="left"/>
+      <w:pPr>
+        <w:tabs>
+          <w:tab w:val="num" w:pos="720"/>
+        </w:tabs>
+        <w:ind w:left="720" w:hanging="360"/>
+      </w:pPr>
+      <w:rPr>
+        <w:rFonts w:ascii="Symbol" w:hAnsi="Symbol" w:hint="default"/>
+        <w:sz w:val="20"/>
+      </w:rPr>
+    </w:lvl>
+    <w:lvl w:ilvl="1" w:tentative="1">
+      <w:start w:val="1"/>
+      <w:numFmt w:val="bullet"/>
+      <w:lvlText w:val="o"/>
+      <w:lvlJc w:val="left"/>
+      <w:pPr>
+        <w:tabs>
+          <w:tab w:val="num" w:pos="1440"/>
+        </w:tabs>
+        <w:ind w:left="1440" w:hanging="360"/>
+      </w:pPr>
+      <w:rPr>
+        <w:rFonts w:ascii="Courier New" w:hAnsi="Courier New" w:hint="default"/>
+        <w:sz w:val="20"/>
+      </w:rPr>
+    </w:lvl>
+    <w:lvl w:ilvl="2" w:tentative="1">
+      <w:start w:val="1"/>
+      <w:numFmt w:val="bullet"/>
+      <w:lvlText w:val=""/>
+      <w:lvlJc w:val="left"/>
+      <w:pPr>
+        <w:tabs>
+          <w:tab w:val="num" w:pos="2160"/>
+        </w:tabs>
+        <w:ind w:left="2160" w:hanging="360"/>
+      </w:pPr>
+      <w:rPr>
+        <w:rFonts w:ascii="Wingdings" w:hAnsi="Wingdings" w:hint="default"/>
+        <w:sz w:val="20"/>
+      </w:rPr>
+    </w:lvl>
+    <w:lvl w:ilvl="3" w:tentative="1">
+      <w:start w:val="1"/>
+      <w:numFmt w:val="bullet"/>
+      <w:lvlText w:val=""/>
+      <w:lvlJc w:val="left"/>
+      <w:pPr>
+        <w:tabs>
+          <w:tab w:val="num" w:pos="2880"/>
+        </w:tabs>
+        <w:ind w:left="2880" w:hanging="360"/>
+      </w:pPr>
+      <w:rPr>
+        <w:rFonts w:ascii="Wingdings" w:hAnsi="Wingdings" w:hint="default"/>
+        <w:sz w:val="20"/>
+      </w:rPr>
+    </w:lvl>
+    <w:lvl w:ilvl="4" w:tentative="1">
+      <w:start w:val="1"/>
+      <w:numFmt w:val="bullet"/>
+      <w:lvlText w:val=""/>
+      <w:lvlJc w:val="left"/>
+      <w:pPr>
+        <w:tabs>
+          <w:tab w:val="num" w:pos="3600"/>
+        </w:tabs>
+        <w:ind w:left="3600" w:hanging="360"/>
+      </w:pPr>
+      <w:rPr>
+        <w:rFonts w:ascii="Wingdings" w:hAnsi="Wingdings" w:hint="default"/>
+        <w:sz w:val="20"/>
+      </w:rPr>
+    </w:lvl>
+    <w:lvl w:ilvl="5" w:tentative="1">
+      <w:start w:val="1"/>
+      <w:numFmt w:val="bullet"/>
+      <w:lvlText w:val=""/>
+      <w:lvlJc w:val="left"/>
+      <w:pPr>
+        <w:tabs>
+          <w:tab w:val="num" w:pos="4320"/>
+        </w:tabs>
+        <w:ind w:left="4320" w:hanging="360"/>
+      </w:pPr>
+      <w:rPr>
+        <w:rFonts w:ascii="Wingdings" w:hAnsi="Wingdings" w:hint="default"/>
+        <w:sz w:val="20"/>
+      </w:rPr>
+    </w:lvl>
+    <w:lvl w:ilvl="6" w:tentative="1">
+      <w:start w:val="1"/>
+      <w:numFmt w:val="bullet"/>
+      <w:lvlText w:val=""/>
+      <w:lvlJc w:val="left"/>
+      <w:pPr>
+        <w:tabs>
+          <w:tab w:val="num" w:pos="5040"/>
+        </w:tabs>
+        <w:ind w:left="5040" w:hanging="360"/>
+      </w:pPr>
+      <w:rPr>
+        <w:rFonts w:ascii="Wingdings" w:hAnsi="Wingdings" w:hint="default"/>
+        <w:sz w:val="20"/>
+      </w:rPr>
+    </w:lvl>
+    <w:lvl w:ilvl="7" w:tentative="1">
+      <w:start w:val="1"/>
+      <w:numFmt w:val="bullet"/>
+      <w:lvlText w:val=""/>
+      <w:lvlJc w:val="left"/>
+      <w:pPr>
+        <w:tabs>
+          <w:tab w:val="num" w:pos="5760"/>
+        </w:tabs>
+        <w:ind w:left="5760" w:hanging="360"/>
+      </w:pPr>
+      <w:rPr>
+        <w:rFonts w:ascii="Wingdings" w:hAnsi="Wingdings" w:hint="default"/>
+        <w:sz w:val="20"/>
+      </w:rPr>
+    </w:lvl>
+    <w:lvl w:ilvl="8" w:tentative="1">
+      <w:start w:val="1"/>
+      <w:numFmt w:val="bullet"/>
+      <w:lvlText w:val=""/>
+      <w:lvlJc w:val="left"/>
+      <w:pPr>
+        <w:tabs>
+          <w:tab w:val="num" w:pos="6480"/>
+        </w:tabs>
+        <w:ind w:left="6480" w:hanging="360"/>
+      </w:pPr>
+      <w:rPr>
+        <w:rFonts w:ascii="Wingdings" w:hAnsi="Wingdings" w:hint="default"/>
+        <w:sz w:val="20"/>
+      </w:rPr>
+    </w:lvl>
+  </w:abstractNum>
+  <w:abstractNum w:abstractNumId="8" w15:restartNumberingAfterBreak="0">
     <w:nsid w:val="1A0E3A09"/>
     <w:multiLevelType w:val="multilevel"/>
     <w:tmpl w:val="7102B6F0"/>
@@ -14288,7 +18168,7 @@
       </w:rPr>
     </w:lvl>
   </w:abstractNum>
-  <w:abstractNum w:abstractNumId="5" w15:restartNumberingAfterBreak="0">
+  <w:abstractNum w:abstractNumId="9" w15:restartNumberingAfterBreak="0">
     <w:nsid w:val="1C883128"/>
     <w:multiLevelType w:val="multilevel"/>
     <w:tmpl w:val="F7A2B3E8"/>
@@ -14437,7 +18317,7 @@
       </w:rPr>
     </w:lvl>
   </w:abstractNum>
-  <w:abstractNum w:abstractNumId="6" w15:restartNumberingAfterBreak="0">
+  <w:abstractNum w:abstractNumId="10" w15:restartNumberingAfterBreak="0">
     <w:nsid w:val="1F7B7BE1"/>
     <w:multiLevelType w:val="multilevel"/>
     <w:tmpl w:val="96EAFF7A"/>
@@ -14586,7 +18466,305 @@
       </w:rPr>
     </w:lvl>
   </w:abstractNum>
-  <w:abstractNum w:abstractNumId="7" w15:restartNumberingAfterBreak="0">
+  <w:abstractNum w:abstractNumId="11" w15:restartNumberingAfterBreak="0">
+    <w:nsid w:val="221A7349"/>
+    <w:multiLevelType w:val="multilevel"/>
+    <w:tmpl w:val="282C692E"/>
+    <w:lvl w:ilvl="0">
+      <w:start w:val="1"/>
+      <w:numFmt w:val="bullet"/>
+      <w:lvlText w:val=""/>
+      <w:lvlJc w:val="left"/>
+      <w:pPr>
+        <w:tabs>
+          <w:tab w:val="num" w:pos="720"/>
+        </w:tabs>
+        <w:ind w:left="720" w:hanging="360"/>
+      </w:pPr>
+      <w:rPr>
+        <w:rFonts w:ascii="Symbol" w:hAnsi="Symbol" w:hint="default"/>
+        <w:sz w:val="20"/>
+      </w:rPr>
+    </w:lvl>
+    <w:lvl w:ilvl="1" w:tentative="1">
+      <w:start w:val="1"/>
+      <w:numFmt w:val="bullet"/>
+      <w:lvlText w:val="o"/>
+      <w:lvlJc w:val="left"/>
+      <w:pPr>
+        <w:tabs>
+          <w:tab w:val="num" w:pos="1440"/>
+        </w:tabs>
+        <w:ind w:left="1440" w:hanging="360"/>
+      </w:pPr>
+      <w:rPr>
+        <w:rFonts w:ascii="Courier New" w:hAnsi="Courier New" w:hint="default"/>
+        <w:sz w:val="20"/>
+      </w:rPr>
+    </w:lvl>
+    <w:lvl w:ilvl="2" w:tentative="1">
+      <w:start w:val="1"/>
+      <w:numFmt w:val="bullet"/>
+      <w:lvlText w:val=""/>
+      <w:lvlJc w:val="left"/>
+      <w:pPr>
+        <w:tabs>
+          <w:tab w:val="num" w:pos="2160"/>
+        </w:tabs>
+        <w:ind w:left="2160" w:hanging="360"/>
+      </w:pPr>
+      <w:rPr>
+        <w:rFonts w:ascii="Wingdings" w:hAnsi="Wingdings" w:hint="default"/>
+        <w:sz w:val="20"/>
+      </w:rPr>
+    </w:lvl>
+    <w:lvl w:ilvl="3" w:tentative="1">
+      <w:start w:val="1"/>
+      <w:numFmt w:val="bullet"/>
+      <w:lvlText w:val=""/>
+      <w:lvlJc w:val="left"/>
+      <w:pPr>
+        <w:tabs>
+          <w:tab w:val="num" w:pos="2880"/>
+        </w:tabs>
+        <w:ind w:left="2880" w:hanging="360"/>
+      </w:pPr>
+      <w:rPr>
+        <w:rFonts w:ascii="Wingdings" w:hAnsi="Wingdings" w:hint="default"/>
+        <w:sz w:val="20"/>
+      </w:rPr>
+    </w:lvl>
+    <w:lvl w:ilvl="4" w:tentative="1">
+      <w:start w:val="1"/>
+      <w:numFmt w:val="bullet"/>
+      <w:lvlText w:val=""/>
+      <w:lvlJc w:val="left"/>
+      <w:pPr>
+        <w:tabs>
+          <w:tab w:val="num" w:pos="3600"/>
+        </w:tabs>
+        <w:ind w:left="3600" w:hanging="360"/>
+      </w:pPr>
+      <w:rPr>
+        <w:rFonts w:ascii="Wingdings" w:hAnsi="Wingdings" w:hint="default"/>
+        <w:sz w:val="20"/>
+      </w:rPr>
+    </w:lvl>
+    <w:lvl w:ilvl="5" w:tentative="1">
+      <w:start w:val="1"/>
+      <w:numFmt w:val="bullet"/>
+      <w:lvlText w:val=""/>
+      <w:lvlJc w:val="left"/>
+      <w:pPr>
+        <w:tabs>
+          <w:tab w:val="num" w:pos="4320"/>
+        </w:tabs>
+        <w:ind w:left="4320" w:hanging="360"/>
+      </w:pPr>
+      <w:rPr>
+        <w:rFonts w:ascii="Wingdings" w:hAnsi="Wingdings" w:hint="default"/>
+        <w:sz w:val="20"/>
+      </w:rPr>
+    </w:lvl>
+    <w:lvl w:ilvl="6" w:tentative="1">
+      <w:start w:val="1"/>
+      <w:numFmt w:val="bullet"/>
+      <w:lvlText w:val=""/>
+      <w:lvlJc w:val="left"/>
+      <w:pPr>
+        <w:tabs>
+          <w:tab w:val="num" w:pos="5040"/>
+        </w:tabs>
+        <w:ind w:left="5040" w:hanging="360"/>
+      </w:pPr>
+      <w:rPr>
+        <w:rFonts w:ascii="Wingdings" w:hAnsi="Wingdings" w:hint="default"/>
+        <w:sz w:val="20"/>
+      </w:rPr>
+    </w:lvl>
+    <w:lvl w:ilvl="7" w:tentative="1">
+      <w:start w:val="1"/>
+      <w:numFmt w:val="bullet"/>
+      <w:lvlText w:val=""/>
+      <w:lvlJc w:val="left"/>
+      <w:pPr>
+        <w:tabs>
+          <w:tab w:val="num" w:pos="5760"/>
+        </w:tabs>
+        <w:ind w:left="5760" w:hanging="360"/>
+      </w:pPr>
+      <w:rPr>
+        <w:rFonts w:ascii="Wingdings" w:hAnsi="Wingdings" w:hint="default"/>
+        <w:sz w:val="20"/>
+      </w:rPr>
+    </w:lvl>
+    <w:lvl w:ilvl="8" w:tentative="1">
+      <w:start w:val="1"/>
+      <w:numFmt w:val="bullet"/>
+      <w:lvlText w:val=""/>
+      <w:lvlJc w:val="left"/>
+      <w:pPr>
+        <w:tabs>
+          <w:tab w:val="num" w:pos="6480"/>
+        </w:tabs>
+        <w:ind w:left="6480" w:hanging="360"/>
+      </w:pPr>
+      <w:rPr>
+        <w:rFonts w:ascii="Wingdings" w:hAnsi="Wingdings" w:hint="default"/>
+        <w:sz w:val="20"/>
+      </w:rPr>
+    </w:lvl>
+  </w:abstractNum>
+  <w:abstractNum w:abstractNumId="12" w15:restartNumberingAfterBreak="0">
+    <w:nsid w:val="23D72B11"/>
+    <w:multiLevelType w:val="multilevel"/>
+    <w:tmpl w:val="DB5A9E0A"/>
+    <w:lvl w:ilvl="0">
+      <w:start w:val="1"/>
+      <w:numFmt w:val="bullet"/>
+      <w:lvlText w:val=""/>
+      <w:lvlJc w:val="left"/>
+      <w:pPr>
+        <w:tabs>
+          <w:tab w:val="num" w:pos="720"/>
+        </w:tabs>
+        <w:ind w:left="720" w:hanging="360"/>
+      </w:pPr>
+      <w:rPr>
+        <w:rFonts w:ascii="Symbol" w:hAnsi="Symbol" w:hint="default"/>
+        <w:sz w:val="20"/>
+      </w:rPr>
+    </w:lvl>
+    <w:lvl w:ilvl="1" w:tentative="1">
+      <w:start w:val="1"/>
+      <w:numFmt w:val="bullet"/>
+      <w:lvlText w:val="o"/>
+      <w:lvlJc w:val="left"/>
+      <w:pPr>
+        <w:tabs>
+          <w:tab w:val="num" w:pos="1440"/>
+        </w:tabs>
+        <w:ind w:left="1440" w:hanging="360"/>
+      </w:pPr>
+      <w:rPr>
+        <w:rFonts w:ascii="Courier New" w:hAnsi="Courier New" w:hint="default"/>
+        <w:sz w:val="20"/>
+      </w:rPr>
+    </w:lvl>
+    <w:lvl w:ilvl="2" w:tentative="1">
+      <w:start w:val="1"/>
+      <w:numFmt w:val="bullet"/>
+      <w:lvlText w:val=""/>
+      <w:lvlJc w:val="left"/>
+      <w:pPr>
+        <w:tabs>
+          <w:tab w:val="num" w:pos="2160"/>
+        </w:tabs>
+        <w:ind w:left="2160" w:hanging="360"/>
+      </w:pPr>
+      <w:rPr>
+        <w:rFonts w:ascii="Wingdings" w:hAnsi="Wingdings" w:hint="default"/>
+        <w:sz w:val="20"/>
+      </w:rPr>
+    </w:lvl>
+    <w:lvl w:ilvl="3" w:tentative="1">
+      <w:start w:val="1"/>
+      <w:numFmt w:val="bullet"/>
+      <w:lvlText w:val=""/>
+      <w:lvlJc w:val="left"/>
+      <w:pPr>
+        <w:tabs>
+          <w:tab w:val="num" w:pos="2880"/>
+        </w:tabs>
+        <w:ind w:left="2880" w:hanging="360"/>
+      </w:pPr>
+      <w:rPr>
+        <w:rFonts w:ascii="Wingdings" w:hAnsi="Wingdings" w:hint="default"/>
+        <w:sz w:val="20"/>
+      </w:rPr>
+    </w:lvl>
+    <w:lvl w:ilvl="4" w:tentative="1">
+      <w:start w:val="1"/>
+      <w:numFmt w:val="bullet"/>
+      <w:lvlText w:val=""/>
+      <w:lvlJc w:val="left"/>
+      <w:pPr>
+        <w:tabs>
+          <w:tab w:val="num" w:pos="3600"/>
+        </w:tabs>
+        <w:ind w:left="3600" w:hanging="360"/>
+      </w:pPr>
+      <w:rPr>
+        <w:rFonts w:ascii="Wingdings" w:hAnsi="Wingdings" w:hint="default"/>
+        <w:sz w:val="20"/>
+      </w:rPr>
+    </w:lvl>
+    <w:lvl w:ilvl="5" w:tentative="1">
+      <w:start w:val="1"/>
+      <w:numFmt w:val="bullet"/>
+      <w:lvlText w:val=""/>
+      <w:lvlJc w:val="left"/>
+      <w:pPr>
+        <w:tabs>
+          <w:tab w:val="num" w:pos="4320"/>
+        </w:tabs>
+        <w:ind w:left="4320" w:hanging="360"/>
+      </w:pPr>
+      <w:rPr>
+        <w:rFonts w:ascii="Wingdings" w:hAnsi="Wingdings" w:hint="default"/>
+        <w:sz w:val="20"/>
+      </w:rPr>
+    </w:lvl>
+    <w:lvl w:ilvl="6" w:tentative="1">
+      <w:start w:val="1"/>
+      <w:numFmt w:val="bullet"/>
+      <w:lvlText w:val=""/>
+      <w:lvlJc w:val="left"/>
+      <w:pPr>
+        <w:tabs>
+          <w:tab w:val="num" w:pos="5040"/>
+        </w:tabs>
+        <w:ind w:left="5040" w:hanging="360"/>
+      </w:pPr>
+      <w:rPr>
+        <w:rFonts w:ascii="Wingdings" w:hAnsi="Wingdings" w:hint="default"/>
+        <w:sz w:val="20"/>
+      </w:rPr>
+    </w:lvl>
+    <w:lvl w:ilvl="7" w:tentative="1">
+      <w:start w:val="1"/>
+      <w:numFmt w:val="bullet"/>
+      <w:lvlText w:val=""/>
+      <w:lvlJc w:val="left"/>
+      <w:pPr>
+        <w:tabs>
+          <w:tab w:val="num" w:pos="5760"/>
+        </w:tabs>
+        <w:ind w:left="5760" w:hanging="360"/>
+      </w:pPr>
+      <w:rPr>
+        <w:rFonts w:ascii="Wingdings" w:hAnsi="Wingdings" w:hint="default"/>
+        <w:sz w:val="20"/>
+      </w:rPr>
+    </w:lvl>
+    <w:lvl w:ilvl="8" w:tentative="1">
+      <w:start w:val="1"/>
+      <w:numFmt w:val="bullet"/>
+      <w:lvlText w:val=""/>
+      <w:lvlJc w:val="left"/>
+      <w:pPr>
+        <w:tabs>
+          <w:tab w:val="num" w:pos="6480"/>
+        </w:tabs>
+        <w:ind w:left="6480" w:hanging="360"/>
+      </w:pPr>
+      <w:rPr>
+        <w:rFonts w:ascii="Wingdings" w:hAnsi="Wingdings" w:hint="default"/>
+        <w:sz w:val="20"/>
+      </w:rPr>
+    </w:lvl>
+  </w:abstractNum>
+  <w:abstractNum w:abstractNumId="13" w15:restartNumberingAfterBreak="0">
     <w:nsid w:val="26B7655D"/>
     <w:multiLevelType w:val="multilevel"/>
     <w:tmpl w:val="BA64300E"/>
@@ -14735,7 +18913,7 @@
       </w:rPr>
     </w:lvl>
   </w:abstractNum>
-  <w:abstractNum w:abstractNumId="8" w15:restartNumberingAfterBreak="0">
+  <w:abstractNum w:abstractNumId="14" w15:restartNumberingAfterBreak="0">
     <w:nsid w:val="2B174353"/>
     <w:multiLevelType w:val="multilevel"/>
     <w:tmpl w:val="2A463B18"/>
@@ -14884,7 +19062,7 @@
       </w:rPr>
     </w:lvl>
   </w:abstractNum>
-  <w:abstractNum w:abstractNumId="9" w15:restartNumberingAfterBreak="0">
+  <w:abstractNum w:abstractNumId="15" w15:restartNumberingAfterBreak="0">
     <w:nsid w:val="2B800315"/>
     <w:multiLevelType w:val="multilevel"/>
     <w:tmpl w:val="B66E091C"/>
@@ -15033,7 +19211,7 @@
       </w:rPr>
     </w:lvl>
   </w:abstractNum>
-  <w:abstractNum w:abstractNumId="10" w15:restartNumberingAfterBreak="0">
+  <w:abstractNum w:abstractNumId="16" w15:restartNumberingAfterBreak="0">
     <w:nsid w:val="2F0622A3"/>
     <w:multiLevelType w:val="multilevel"/>
     <w:tmpl w:val="F33E41B4"/>
@@ -15182,7 +19360,156 @@
       </w:rPr>
     </w:lvl>
   </w:abstractNum>
-  <w:abstractNum w:abstractNumId="11" w15:restartNumberingAfterBreak="0">
+  <w:abstractNum w:abstractNumId="17" w15:restartNumberingAfterBreak="0">
+    <w:nsid w:val="353B5671"/>
+    <w:multiLevelType w:val="multilevel"/>
+    <w:tmpl w:val="EDF44EBA"/>
+    <w:lvl w:ilvl="0">
+      <w:start w:val="1"/>
+      <w:numFmt w:val="bullet"/>
+      <w:lvlText w:val=""/>
+      <w:lvlJc w:val="left"/>
+      <w:pPr>
+        <w:tabs>
+          <w:tab w:val="num" w:pos="720"/>
+        </w:tabs>
+        <w:ind w:left="720" w:hanging="360"/>
+      </w:pPr>
+      <w:rPr>
+        <w:rFonts w:ascii="Symbol" w:hAnsi="Symbol" w:hint="default"/>
+        <w:sz w:val="20"/>
+      </w:rPr>
+    </w:lvl>
+    <w:lvl w:ilvl="1">
+      <w:start w:val="1"/>
+      <w:numFmt w:val="bullet"/>
+      <w:lvlText w:val="o"/>
+      <w:lvlJc w:val="left"/>
+      <w:pPr>
+        <w:tabs>
+          <w:tab w:val="num" w:pos="1440"/>
+        </w:tabs>
+        <w:ind w:left="1440" w:hanging="360"/>
+      </w:pPr>
+      <w:rPr>
+        <w:rFonts w:ascii="Courier New" w:hAnsi="Courier New" w:hint="default"/>
+        <w:sz w:val="20"/>
+      </w:rPr>
+    </w:lvl>
+    <w:lvl w:ilvl="2" w:tentative="1">
+      <w:start w:val="1"/>
+      <w:numFmt w:val="bullet"/>
+      <w:lvlText w:val=""/>
+      <w:lvlJc w:val="left"/>
+      <w:pPr>
+        <w:tabs>
+          <w:tab w:val="num" w:pos="2160"/>
+        </w:tabs>
+        <w:ind w:left="2160" w:hanging="360"/>
+      </w:pPr>
+      <w:rPr>
+        <w:rFonts w:ascii="Wingdings" w:hAnsi="Wingdings" w:hint="default"/>
+        <w:sz w:val="20"/>
+      </w:rPr>
+    </w:lvl>
+    <w:lvl w:ilvl="3" w:tentative="1">
+      <w:start w:val="1"/>
+      <w:numFmt w:val="bullet"/>
+      <w:lvlText w:val=""/>
+      <w:lvlJc w:val="left"/>
+      <w:pPr>
+        <w:tabs>
+          <w:tab w:val="num" w:pos="2880"/>
+        </w:tabs>
+        <w:ind w:left="2880" w:hanging="360"/>
+      </w:pPr>
+      <w:rPr>
+        <w:rFonts w:ascii="Wingdings" w:hAnsi="Wingdings" w:hint="default"/>
+        <w:sz w:val="20"/>
+      </w:rPr>
+    </w:lvl>
+    <w:lvl w:ilvl="4" w:tentative="1">
+      <w:start w:val="1"/>
+      <w:numFmt w:val="bullet"/>
+      <w:lvlText w:val=""/>
+      <w:lvlJc w:val="left"/>
+      <w:pPr>
+        <w:tabs>
+          <w:tab w:val="num" w:pos="3600"/>
+        </w:tabs>
+        <w:ind w:left="3600" w:hanging="360"/>
+      </w:pPr>
+      <w:rPr>
+        <w:rFonts w:ascii="Wingdings" w:hAnsi="Wingdings" w:hint="default"/>
+        <w:sz w:val="20"/>
+      </w:rPr>
+    </w:lvl>
+    <w:lvl w:ilvl="5" w:tentative="1">
+      <w:start w:val="1"/>
+      <w:numFmt w:val="bullet"/>
+      <w:lvlText w:val=""/>
+      <w:lvlJc w:val="left"/>
+      <w:pPr>
+        <w:tabs>
+          <w:tab w:val="num" w:pos="4320"/>
+        </w:tabs>
+        <w:ind w:left="4320" w:hanging="360"/>
+      </w:pPr>
+      <w:rPr>
+        <w:rFonts w:ascii="Wingdings" w:hAnsi="Wingdings" w:hint="default"/>
+        <w:sz w:val="20"/>
+      </w:rPr>
+    </w:lvl>
+    <w:lvl w:ilvl="6" w:tentative="1">
+      <w:start w:val="1"/>
+      <w:numFmt w:val="bullet"/>
+      <w:lvlText w:val=""/>
+      <w:lvlJc w:val="left"/>
+      <w:pPr>
+        <w:tabs>
+          <w:tab w:val="num" w:pos="5040"/>
+        </w:tabs>
+        <w:ind w:left="5040" w:hanging="360"/>
+      </w:pPr>
+      <w:rPr>
+        <w:rFonts w:ascii="Wingdings" w:hAnsi="Wingdings" w:hint="default"/>
+        <w:sz w:val="20"/>
+      </w:rPr>
+    </w:lvl>
+    <w:lvl w:ilvl="7" w:tentative="1">
+      <w:start w:val="1"/>
+      <w:numFmt w:val="bullet"/>
+      <w:lvlText w:val=""/>
+      <w:lvlJc w:val="left"/>
+      <w:pPr>
+        <w:tabs>
+          <w:tab w:val="num" w:pos="5760"/>
+        </w:tabs>
+        <w:ind w:left="5760" w:hanging="360"/>
+      </w:pPr>
+      <w:rPr>
+        <w:rFonts w:ascii="Wingdings" w:hAnsi="Wingdings" w:hint="default"/>
+        <w:sz w:val="20"/>
+      </w:rPr>
+    </w:lvl>
+    <w:lvl w:ilvl="8" w:tentative="1">
+      <w:start w:val="1"/>
+      <w:numFmt w:val="bullet"/>
+      <w:lvlText w:val=""/>
+      <w:lvlJc w:val="left"/>
+      <w:pPr>
+        <w:tabs>
+          <w:tab w:val="num" w:pos="6480"/>
+        </w:tabs>
+        <w:ind w:left="6480" w:hanging="360"/>
+      </w:pPr>
+      <w:rPr>
+        <w:rFonts w:ascii="Wingdings" w:hAnsi="Wingdings" w:hint="default"/>
+        <w:sz w:val="20"/>
+      </w:rPr>
+    </w:lvl>
+  </w:abstractNum>
+  <w:abstractNum w:abstractNumId="18" w15:restartNumberingAfterBreak="0">
     <w:nsid w:val="35B637B9"/>
     <w:multiLevelType w:val="multilevel"/>
     <w:tmpl w:val="D74644F8"/>
@@ -15331,7 +19658,7 @@
       </w:rPr>
     </w:lvl>
   </w:abstractNum>
-  <w:abstractNum w:abstractNumId="12" w15:restartNumberingAfterBreak="0">
+  <w:abstractNum w:abstractNumId="19" w15:restartNumberingAfterBreak="0">
     <w:nsid w:val="3687173F"/>
     <w:multiLevelType w:val="multilevel"/>
     <w:tmpl w:val="1076C8C4"/>
@@ -15480,7 +19807,305 @@
       </w:rPr>
     </w:lvl>
   </w:abstractNum>
-  <w:abstractNum w:abstractNumId="13" w15:restartNumberingAfterBreak="0">
+  <w:abstractNum w:abstractNumId="20" w15:restartNumberingAfterBreak="0">
+    <w:nsid w:val="36BF6F4D"/>
+    <w:multiLevelType w:val="multilevel"/>
+    <w:tmpl w:val="5C246B56"/>
+    <w:lvl w:ilvl="0">
+      <w:start w:val="1"/>
+      <w:numFmt w:val="bullet"/>
+      <w:lvlText w:val=""/>
+      <w:lvlJc w:val="left"/>
+      <w:pPr>
+        <w:tabs>
+          <w:tab w:val="num" w:pos="720"/>
+        </w:tabs>
+        <w:ind w:left="720" w:hanging="360"/>
+      </w:pPr>
+      <w:rPr>
+        <w:rFonts w:ascii="Symbol" w:hAnsi="Symbol" w:hint="default"/>
+        <w:sz w:val="20"/>
+      </w:rPr>
+    </w:lvl>
+    <w:lvl w:ilvl="1" w:tentative="1">
+      <w:start w:val="1"/>
+      <w:numFmt w:val="bullet"/>
+      <w:lvlText w:val="o"/>
+      <w:lvlJc w:val="left"/>
+      <w:pPr>
+        <w:tabs>
+          <w:tab w:val="num" w:pos="1440"/>
+        </w:tabs>
+        <w:ind w:left="1440" w:hanging="360"/>
+      </w:pPr>
+      <w:rPr>
+        <w:rFonts w:ascii="Courier New" w:hAnsi="Courier New" w:hint="default"/>
+        <w:sz w:val="20"/>
+      </w:rPr>
+    </w:lvl>
+    <w:lvl w:ilvl="2" w:tentative="1">
+      <w:start w:val="1"/>
+      <w:numFmt w:val="bullet"/>
+      <w:lvlText w:val=""/>
+      <w:lvlJc w:val="left"/>
+      <w:pPr>
+        <w:tabs>
+          <w:tab w:val="num" w:pos="2160"/>
+        </w:tabs>
+        <w:ind w:left="2160" w:hanging="360"/>
+      </w:pPr>
+      <w:rPr>
+        <w:rFonts w:ascii="Wingdings" w:hAnsi="Wingdings" w:hint="default"/>
+        <w:sz w:val="20"/>
+      </w:rPr>
+    </w:lvl>
+    <w:lvl w:ilvl="3" w:tentative="1">
+      <w:start w:val="1"/>
+      <w:numFmt w:val="bullet"/>
+      <w:lvlText w:val=""/>
+      <w:lvlJc w:val="left"/>
+      <w:pPr>
+        <w:tabs>
+          <w:tab w:val="num" w:pos="2880"/>
+        </w:tabs>
+        <w:ind w:left="2880" w:hanging="360"/>
+      </w:pPr>
+      <w:rPr>
+        <w:rFonts w:ascii="Wingdings" w:hAnsi="Wingdings" w:hint="default"/>
+        <w:sz w:val="20"/>
+      </w:rPr>
+    </w:lvl>
+    <w:lvl w:ilvl="4" w:tentative="1">
+      <w:start w:val="1"/>
+      <w:numFmt w:val="bullet"/>
+      <w:lvlText w:val=""/>
+      <w:lvlJc w:val="left"/>
+      <w:pPr>
+        <w:tabs>
+          <w:tab w:val="num" w:pos="3600"/>
+        </w:tabs>
+        <w:ind w:left="3600" w:hanging="360"/>
+      </w:pPr>
+      <w:rPr>
+        <w:rFonts w:ascii="Wingdings" w:hAnsi="Wingdings" w:hint="default"/>
+        <w:sz w:val="20"/>
+      </w:rPr>
+    </w:lvl>
+    <w:lvl w:ilvl="5" w:tentative="1">
+      <w:start w:val="1"/>
+      <w:numFmt w:val="bullet"/>
+      <w:lvlText w:val=""/>
+      <w:lvlJc w:val="left"/>
+      <w:pPr>
+        <w:tabs>
+          <w:tab w:val="num" w:pos="4320"/>
+        </w:tabs>
+        <w:ind w:left="4320" w:hanging="360"/>
+      </w:pPr>
+      <w:rPr>
+        <w:rFonts w:ascii="Wingdings" w:hAnsi="Wingdings" w:hint="default"/>
+        <w:sz w:val="20"/>
+      </w:rPr>
+    </w:lvl>
+    <w:lvl w:ilvl="6" w:tentative="1">
+      <w:start w:val="1"/>
+      <w:numFmt w:val="bullet"/>
+      <w:lvlText w:val=""/>
+      <w:lvlJc w:val="left"/>
+      <w:pPr>
+        <w:tabs>
+          <w:tab w:val="num" w:pos="5040"/>
+        </w:tabs>
+        <w:ind w:left="5040" w:hanging="360"/>
+      </w:pPr>
+      <w:rPr>
+        <w:rFonts w:ascii="Wingdings" w:hAnsi="Wingdings" w:hint="default"/>
+        <w:sz w:val="20"/>
+      </w:rPr>
+    </w:lvl>
+    <w:lvl w:ilvl="7" w:tentative="1">
+      <w:start w:val="1"/>
+      <w:numFmt w:val="bullet"/>
+      <w:lvlText w:val=""/>
+      <w:lvlJc w:val="left"/>
+      <w:pPr>
+        <w:tabs>
+          <w:tab w:val="num" w:pos="5760"/>
+        </w:tabs>
+        <w:ind w:left="5760" w:hanging="360"/>
+      </w:pPr>
+      <w:rPr>
+        <w:rFonts w:ascii="Wingdings" w:hAnsi="Wingdings" w:hint="default"/>
+        <w:sz w:val="20"/>
+      </w:rPr>
+    </w:lvl>
+    <w:lvl w:ilvl="8" w:tentative="1">
+      <w:start w:val="1"/>
+      <w:numFmt w:val="bullet"/>
+      <w:lvlText w:val=""/>
+      <w:lvlJc w:val="left"/>
+      <w:pPr>
+        <w:tabs>
+          <w:tab w:val="num" w:pos="6480"/>
+        </w:tabs>
+        <w:ind w:left="6480" w:hanging="360"/>
+      </w:pPr>
+      <w:rPr>
+        <w:rFonts w:ascii="Wingdings" w:hAnsi="Wingdings" w:hint="default"/>
+        <w:sz w:val="20"/>
+      </w:rPr>
+    </w:lvl>
+  </w:abstractNum>
+  <w:abstractNum w:abstractNumId="21" w15:restartNumberingAfterBreak="0">
+    <w:nsid w:val="37446E32"/>
+    <w:multiLevelType w:val="multilevel"/>
+    <w:tmpl w:val="7D1ABCCE"/>
+    <w:lvl w:ilvl="0">
+      <w:start w:val="1"/>
+      <w:numFmt w:val="bullet"/>
+      <w:lvlText w:val=""/>
+      <w:lvlJc w:val="left"/>
+      <w:pPr>
+        <w:tabs>
+          <w:tab w:val="num" w:pos="720"/>
+        </w:tabs>
+        <w:ind w:left="720" w:hanging="360"/>
+      </w:pPr>
+      <w:rPr>
+        <w:rFonts w:ascii="Symbol" w:hAnsi="Symbol" w:hint="default"/>
+        <w:sz w:val="20"/>
+      </w:rPr>
+    </w:lvl>
+    <w:lvl w:ilvl="1" w:tentative="1">
+      <w:start w:val="1"/>
+      <w:numFmt w:val="bullet"/>
+      <w:lvlText w:val="o"/>
+      <w:lvlJc w:val="left"/>
+      <w:pPr>
+        <w:tabs>
+          <w:tab w:val="num" w:pos="1440"/>
+        </w:tabs>
+        <w:ind w:left="1440" w:hanging="360"/>
+      </w:pPr>
+      <w:rPr>
+        <w:rFonts w:ascii="Courier New" w:hAnsi="Courier New" w:hint="default"/>
+        <w:sz w:val="20"/>
+      </w:rPr>
+    </w:lvl>
+    <w:lvl w:ilvl="2" w:tentative="1">
+      <w:start w:val="1"/>
+      <w:numFmt w:val="bullet"/>
+      <w:lvlText w:val=""/>
+      <w:lvlJc w:val="left"/>
+      <w:pPr>
+        <w:tabs>
+          <w:tab w:val="num" w:pos="2160"/>
+        </w:tabs>
+        <w:ind w:left="2160" w:hanging="360"/>
+      </w:pPr>
+      <w:rPr>
+        <w:rFonts w:ascii="Wingdings" w:hAnsi="Wingdings" w:hint="default"/>
+        <w:sz w:val="20"/>
+      </w:rPr>
+    </w:lvl>
+    <w:lvl w:ilvl="3" w:tentative="1">
+      <w:start w:val="1"/>
+      <w:numFmt w:val="bullet"/>
+      <w:lvlText w:val=""/>
+      <w:lvlJc w:val="left"/>
+      <w:pPr>
+        <w:tabs>
+          <w:tab w:val="num" w:pos="2880"/>
+        </w:tabs>
+        <w:ind w:left="2880" w:hanging="360"/>
+      </w:pPr>
+      <w:rPr>
+        <w:rFonts w:ascii="Wingdings" w:hAnsi="Wingdings" w:hint="default"/>
+        <w:sz w:val="20"/>
+      </w:rPr>
+    </w:lvl>
+    <w:lvl w:ilvl="4" w:tentative="1">
+      <w:start w:val="1"/>
+      <w:numFmt w:val="bullet"/>
+      <w:lvlText w:val=""/>
+      <w:lvlJc w:val="left"/>
+      <w:pPr>
+        <w:tabs>
+          <w:tab w:val="num" w:pos="3600"/>
+        </w:tabs>
+        <w:ind w:left="3600" w:hanging="360"/>
+      </w:pPr>
+      <w:rPr>
+        <w:rFonts w:ascii="Wingdings" w:hAnsi="Wingdings" w:hint="default"/>
+        <w:sz w:val="20"/>
+      </w:rPr>
+    </w:lvl>
+    <w:lvl w:ilvl="5" w:tentative="1">
+      <w:start w:val="1"/>
+      <w:numFmt w:val="bullet"/>
+      <w:lvlText w:val=""/>
+      <w:lvlJc w:val="left"/>
+      <w:pPr>
+        <w:tabs>
+          <w:tab w:val="num" w:pos="4320"/>
+        </w:tabs>
+        <w:ind w:left="4320" w:hanging="360"/>
+      </w:pPr>
+      <w:rPr>
+        <w:rFonts w:ascii="Wingdings" w:hAnsi="Wingdings" w:hint="default"/>
+        <w:sz w:val="20"/>
+      </w:rPr>
+    </w:lvl>
+    <w:lvl w:ilvl="6" w:tentative="1">
+      <w:start w:val="1"/>
+      <w:numFmt w:val="bullet"/>
+      <w:lvlText w:val=""/>
+      <w:lvlJc w:val="left"/>
+      <w:pPr>
+        <w:tabs>
+          <w:tab w:val="num" w:pos="5040"/>
+        </w:tabs>
+        <w:ind w:left="5040" w:hanging="360"/>
+      </w:pPr>
+      <w:rPr>
+        <w:rFonts w:ascii="Wingdings" w:hAnsi="Wingdings" w:hint="default"/>
+        <w:sz w:val="20"/>
+      </w:rPr>
+    </w:lvl>
+    <w:lvl w:ilvl="7" w:tentative="1">
+      <w:start w:val="1"/>
+      <w:numFmt w:val="bullet"/>
+      <w:lvlText w:val=""/>
+      <w:lvlJc w:val="left"/>
+      <w:pPr>
+        <w:tabs>
+          <w:tab w:val="num" w:pos="5760"/>
+        </w:tabs>
+        <w:ind w:left="5760" w:hanging="360"/>
+      </w:pPr>
+      <w:rPr>
+        <w:rFonts w:ascii="Wingdings" w:hAnsi="Wingdings" w:hint="default"/>
+        <w:sz w:val="20"/>
+      </w:rPr>
+    </w:lvl>
+    <w:lvl w:ilvl="8" w:tentative="1">
+      <w:start w:val="1"/>
+      <w:numFmt w:val="bullet"/>
+      <w:lvlText w:val=""/>
+      <w:lvlJc w:val="left"/>
+      <w:pPr>
+        <w:tabs>
+          <w:tab w:val="num" w:pos="6480"/>
+        </w:tabs>
+        <w:ind w:left="6480" w:hanging="360"/>
+      </w:pPr>
+      <w:rPr>
+        <w:rFonts w:ascii="Wingdings" w:hAnsi="Wingdings" w:hint="default"/>
+        <w:sz w:val="20"/>
+      </w:rPr>
+    </w:lvl>
+  </w:abstractNum>
+  <w:abstractNum w:abstractNumId="22" w15:restartNumberingAfterBreak="0">
     <w:nsid w:val="375F0647"/>
     <w:multiLevelType w:val="multilevel"/>
     <w:tmpl w:val="FE12A8CC"/>
@@ -15629,7 +20254,7 @@
       </w:rPr>
     </w:lvl>
   </w:abstractNum>
-  <w:abstractNum w:abstractNumId="14" w15:restartNumberingAfterBreak="0">
+  <w:abstractNum w:abstractNumId="23" w15:restartNumberingAfterBreak="0">
     <w:nsid w:val="37D478EE"/>
     <w:multiLevelType w:val="multilevel"/>
     <w:tmpl w:val="1F28947C"/>
@@ -15778,7 +20403,7 @@
       </w:rPr>
     </w:lvl>
   </w:abstractNum>
-  <w:abstractNum w:abstractNumId="15" w15:restartNumberingAfterBreak="0">
+  <w:abstractNum w:abstractNumId="24" w15:restartNumberingAfterBreak="0">
     <w:nsid w:val="391F1319"/>
     <w:multiLevelType w:val="multilevel"/>
     <w:tmpl w:val="D15AEC14"/>
@@ -15927,7 +20552,7 @@
       </w:rPr>
     </w:lvl>
   </w:abstractNum>
-  <w:abstractNum w:abstractNumId="16" w15:restartNumberingAfterBreak="0">
+  <w:abstractNum w:abstractNumId="25" w15:restartNumberingAfterBreak="0">
     <w:nsid w:val="3A227845"/>
     <w:multiLevelType w:val="multilevel"/>
     <w:tmpl w:val="6DDAC216"/>
@@ -16076,7 +20701,7 @@
       </w:rPr>
     </w:lvl>
   </w:abstractNum>
-  <w:abstractNum w:abstractNumId="17" w15:restartNumberingAfterBreak="0">
+  <w:abstractNum w:abstractNumId="26" w15:restartNumberingAfterBreak="0">
     <w:nsid w:val="3C705C3B"/>
     <w:multiLevelType w:val="multilevel"/>
     <w:tmpl w:val="322E92A2"/>
@@ -16225,7 +20850,7 @@
       </w:rPr>
     </w:lvl>
   </w:abstractNum>
-  <w:abstractNum w:abstractNumId="18" w15:restartNumberingAfterBreak="0">
+  <w:abstractNum w:abstractNumId="27" w15:restartNumberingAfterBreak="0">
     <w:nsid w:val="3D26239D"/>
     <w:multiLevelType w:val="multilevel"/>
     <w:tmpl w:val="DDDE2912"/>
@@ -16374,7 +20999,7 @@
       </w:rPr>
     </w:lvl>
   </w:abstractNum>
-  <w:abstractNum w:abstractNumId="19" w15:restartNumberingAfterBreak="0">
+  <w:abstractNum w:abstractNumId="28" w15:restartNumberingAfterBreak="0">
     <w:nsid w:val="400E1E11"/>
     <w:multiLevelType w:val="multilevel"/>
     <w:tmpl w:val="49D85044"/>
@@ -16523,7 +21148,156 @@
       </w:rPr>
     </w:lvl>
   </w:abstractNum>
-  <w:abstractNum w:abstractNumId="20" w15:restartNumberingAfterBreak="0">
+  <w:abstractNum w:abstractNumId="29" w15:restartNumberingAfterBreak="0">
+    <w:nsid w:val="413F5D73"/>
+    <w:multiLevelType w:val="multilevel"/>
+    <w:tmpl w:val="B97A3540"/>
+    <w:lvl w:ilvl="0">
+      <w:start w:val="1"/>
+      <w:numFmt w:val="bullet"/>
+      <w:lvlText w:val=""/>
+      <w:lvlJc w:val="left"/>
+      <w:pPr>
+        <w:tabs>
+          <w:tab w:val="num" w:pos="720"/>
+        </w:tabs>
+        <w:ind w:left="720" w:hanging="360"/>
+      </w:pPr>
+      <w:rPr>
+        <w:rFonts w:ascii="Symbol" w:hAnsi="Symbol" w:hint="default"/>
+        <w:sz w:val="20"/>
+      </w:rPr>
+    </w:lvl>
+    <w:lvl w:ilvl="1" w:tentative="1">
+      <w:start w:val="1"/>
+      <w:numFmt w:val="bullet"/>
+      <w:lvlText w:val="o"/>
+      <w:lvlJc w:val="left"/>
+      <w:pPr>
+        <w:tabs>
+          <w:tab w:val="num" w:pos="1440"/>
+        </w:tabs>
+        <w:ind w:left="1440" w:hanging="360"/>
+      </w:pPr>
+      <w:rPr>
+        <w:rFonts w:ascii="Courier New" w:hAnsi="Courier New" w:hint="default"/>
+        <w:sz w:val="20"/>
+      </w:rPr>
+    </w:lvl>
+    <w:lvl w:ilvl="2" w:tentative="1">
+      <w:start w:val="1"/>
+      <w:numFmt w:val="bullet"/>
+      <w:lvlText w:val=""/>
+      <w:lvlJc w:val="left"/>
+      <w:pPr>
+        <w:tabs>
+          <w:tab w:val="num" w:pos="2160"/>
+        </w:tabs>
+        <w:ind w:left="2160" w:hanging="360"/>
+      </w:pPr>
+      <w:rPr>
+        <w:rFonts w:ascii="Wingdings" w:hAnsi="Wingdings" w:hint="default"/>
+        <w:sz w:val="20"/>
+      </w:rPr>
+    </w:lvl>
+    <w:lvl w:ilvl="3" w:tentative="1">
+      <w:start w:val="1"/>
+      <w:numFmt w:val="bullet"/>
+      <w:lvlText w:val=""/>
+      <w:lvlJc w:val="left"/>
+      <w:pPr>
+        <w:tabs>
+          <w:tab w:val="num" w:pos="2880"/>
+        </w:tabs>
+        <w:ind w:left="2880" w:hanging="360"/>
+      </w:pPr>
+      <w:rPr>
+        <w:rFonts w:ascii="Wingdings" w:hAnsi="Wingdings" w:hint="default"/>
+        <w:sz w:val="20"/>
+      </w:rPr>
+    </w:lvl>
+    <w:lvl w:ilvl="4" w:tentative="1">
+      <w:start w:val="1"/>
+      <w:numFmt w:val="bullet"/>
+      <w:lvlText w:val=""/>
+      <w:lvlJc w:val="left"/>
+      <w:pPr>
+        <w:tabs>
+          <w:tab w:val="num" w:pos="3600"/>
+        </w:tabs>
+        <w:ind w:left="3600" w:hanging="360"/>
+      </w:pPr>
+      <w:rPr>
+        <w:rFonts w:ascii="Wingdings" w:hAnsi="Wingdings" w:hint="default"/>
+        <w:sz w:val="20"/>
+      </w:rPr>
+    </w:lvl>
+    <w:lvl w:ilvl="5" w:tentative="1">
+      <w:start w:val="1"/>
+      <w:numFmt w:val="bullet"/>
+      <w:lvlText w:val=""/>
+      <w:lvlJc w:val="left"/>
+      <w:pPr>
+        <w:tabs>
+          <w:tab w:val="num" w:pos="4320"/>
+        </w:tabs>
+        <w:ind w:left="4320" w:hanging="360"/>
+      </w:pPr>
+      <w:rPr>
+        <w:rFonts w:ascii="Wingdings" w:hAnsi="Wingdings" w:hint="default"/>
+        <w:sz w:val="20"/>
+      </w:rPr>
+    </w:lvl>
+    <w:lvl w:ilvl="6" w:tentative="1">
+      <w:start w:val="1"/>
+      <w:numFmt w:val="bullet"/>
+      <w:lvlText w:val=""/>
+      <w:lvlJc w:val="left"/>
+      <w:pPr>
+        <w:tabs>
+          <w:tab w:val="num" w:pos="5040"/>
+        </w:tabs>
+        <w:ind w:left="5040" w:hanging="360"/>
+      </w:pPr>
+      <w:rPr>
+        <w:rFonts w:ascii="Wingdings" w:hAnsi="Wingdings" w:hint="default"/>
+        <w:sz w:val="20"/>
+      </w:rPr>
+    </w:lvl>
+    <w:lvl w:ilvl="7" w:tentative="1">
+      <w:start w:val="1"/>
+      <w:numFmt w:val="bullet"/>
+      <w:lvlText w:val=""/>
+      <w:lvlJc w:val="left"/>
+      <w:pPr>
+        <w:tabs>
+          <w:tab w:val="num" w:pos="5760"/>
+        </w:tabs>
+        <w:ind w:left="5760" w:hanging="360"/>
+      </w:pPr>
+      <w:rPr>
+        <w:rFonts w:ascii="Wingdings" w:hAnsi="Wingdings" w:hint="default"/>
+        <w:sz w:val="20"/>
+      </w:rPr>
+    </w:lvl>
+    <w:lvl w:ilvl="8" w:tentative="1">
+      <w:start w:val="1"/>
+      <w:numFmt w:val="bullet"/>
+      <w:lvlText w:val=""/>
+      <w:lvlJc w:val="left"/>
+      <w:pPr>
+        <w:tabs>
+          <w:tab w:val="num" w:pos="6480"/>
+        </w:tabs>
+        <w:ind w:left="6480" w:hanging="360"/>
+      </w:pPr>
+      <w:rPr>
+        <w:rFonts w:ascii="Wingdings" w:hAnsi="Wingdings" w:hint="default"/>
+        <w:sz w:val="20"/>
+      </w:rPr>
+    </w:lvl>
+  </w:abstractNum>
+  <w:abstractNum w:abstractNumId="30" w15:restartNumberingAfterBreak="0">
     <w:nsid w:val="52055F22"/>
     <w:multiLevelType w:val="multilevel"/>
     <w:tmpl w:val="E1C00852"/>
@@ -16672,7 +21446,7 @@
       </w:rPr>
     </w:lvl>
   </w:abstractNum>
-  <w:abstractNum w:abstractNumId="21" w15:restartNumberingAfterBreak="0">
+  <w:abstractNum w:abstractNumId="31" w15:restartNumberingAfterBreak="0">
     <w:nsid w:val="525267FC"/>
     <w:multiLevelType w:val="multilevel"/>
     <w:tmpl w:val="D542DE20"/>
@@ -16821,7 +21595,7 @@
       </w:rPr>
     </w:lvl>
   </w:abstractNum>
-  <w:abstractNum w:abstractNumId="22" w15:restartNumberingAfterBreak="0">
+  <w:abstractNum w:abstractNumId="32" w15:restartNumberingAfterBreak="0">
     <w:nsid w:val="5338604D"/>
     <w:multiLevelType w:val="multilevel"/>
     <w:tmpl w:val="55B43756"/>
@@ -16970,7 +21744,7 @@
       </w:rPr>
     </w:lvl>
   </w:abstractNum>
-  <w:abstractNum w:abstractNumId="23" w15:restartNumberingAfterBreak="0">
+  <w:abstractNum w:abstractNumId="33" w15:restartNumberingAfterBreak="0">
     <w:nsid w:val="553F1BE2"/>
     <w:multiLevelType w:val="multilevel"/>
     <w:tmpl w:val="BC20A34A"/>
@@ -17119,7 +21893,7 @@
       </w:rPr>
     </w:lvl>
   </w:abstractNum>
-  <w:abstractNum w:abstractNumId="24" w15:restartNumberingAfterBreak="0">
+  <w:abstractNum w:abstractNumId="34" w15:restartNumberingAfterBreak="0">
     <w:nsid w:val="58CF502D"/>
     <w:multiLevelType w:val="multilevel"/>
     <w:tmpl w:val="2190DBD0"/>
@@ -17268,7 +22042,7 @@
       </w:rPr>
     </w:lvl>
   </w:abstractNum>
-  <w:abstractNum w:abstractNumId="25" w15:restartNumberingAfterBreak="0">
+  <w:abstractNum w:abstractNumId="35" w15:restartNumberingAfterBreak="0">
     <w:nsid w:val="59776326"/>
     <w:multiLevelType w:val="multilevel"/>
     <w:tmpl w:val="EAC0749C"/>
@@ -17413,7 +22187,156 @@
       </w:rPr>
     </w:lvl>
   </w:abstractNum>
-  <w:abstractNum w:abstractNumId="26" w15:restartNumberingAfterBreak="0">
+  <w:abstractNum w:abstractNumId="36" w15:restartNumberingAfterBreak="0">
+    <w:nsid w:val="5AD574B4"/>
+    <w:multiLevelType w:val="multilevel"/>
+    <w:tmpl w:val="C12AFA58"/>
+    <w:lvl w:ilvl="0">
+      <w:start w:val="1"/>
+      <w:numFmt w:val="bullet"/>
+      <w:lvlText w:val=""/>
+      <w:lvlJc w:val="left"/>
+      <w:pPr>
+        <w:tabs>
+          <w:tab w:val="num" w:pos="720"/>
+        </w:tabs>
+        <w:ind w:left="720" w:hanging="360"/>
+      </w:pPr>
+      <w:rPr>
+        <w:rFonts w:ascii="Symbol" w:hAnsi="Symbol" w:hint="default"/>
+        <w:sz w:val="20"/>
+      </w:rPr>
+    </w:lvl>
+    <w:lvl w:ilvl="1" w:tentative="1">
+      <w:start w:val="1"/>
+      <w:numFmt w:val="bullet"/>
+      <w:lvlText w:val="o"/>
+      <w:lvlJc w:val="left"/>
+      <w:pPr>
+        <w:tabs>
+          <w:tab w:val="num" w:pos="1440"/>
+        </w:tabs>
+        <w:ind w:left="1440" w:hanging="360"/>
+      </w:pPr>
+      <w:rPr>
+        <w:rFonts w:ascii="Courier New" w:hAnsi="Courier New" w:hint="default"/>
+        <w:sz w:val="20"/>
+      </w:rPr>
+    </w:lvl>
+    <w:lvl w:ilvl="2" w:tentative="1">
+      <w:start w:val="1"/>
+      <w:numFmt w:val="bullet"/>
+      <w:lvlText w:val=""/>
+      <w:lvlJc w:val="left"/>
+      <w:pPr>
+        <w:tabs>
+          <w:tab w:val="num" w:pos="2160"/>
+        </w:tabs>
+        <w:ind w:left="2160" w:hanging="360"/>
+      </w:pPr>
+      <w:rPr>
+        <w:rFonts w:ascii="Wingdings" w:hAnsi="Wingdings" w:hint="default"/>
+        <w:sz w:val="20"/>
+      </w:rPr>
+    </w:lvl>
+    <w:lvl w:ilvl="3" w:tentative="1">
+      <w:start w:val="1"/>
+      <w:numFmt w:val="bullet"/>
+      <w:lvlText w:val=""/>
+      <w:lvlJc w:val="left"/>
+      <w:pPr>
+        <w:tabs>
+          <w:tab w:val="num" w:pos="2880"/>
+        </w:tabs>
+        <w:ind w:left="2880" w:hanging="360"/>
+      </w:pPr>
+      <w:rPr>
+        <w:rFonts w:ascii="Wingdings" w:hAnsi="Wingdings" w:hint="default"/>
+        <w:sz w:val="20"/>
+      </w:rPr>
+    </w:lvl>
+    <w:lvl w:ilvl="4" w:tentative="1">
+      <w:start w:val="1"/>
+      <w:numFmt w:val="bullet"/>
+      <w:lvlText w:val=""/>
+      <w:lvlJc w:val="left"/>
+      <w:pPr>
+        <w:tabs>
+          <w:tab w:val="num" w:pos="3600"/>
+        </w:tabs>
+        <w:ind w:left="3600" w:hanging="360"/>
+      </w:pPr>
+      <w:rPr>
+        <w:rFonts w:ascii="Wingdings" w:hAnsi="Wingdings" w:hint="default"/>
+        <w:sz w:val="20"/>
+      </w:rPr>
+    </w:lvl>
+    <w:lvl w:ilvl="5" w:tentative="1">
+      <w:start w:val="1"/>
+      <w:numFmt w:val="bullet"/>
+      <w:lvlText w:val=""/>
+      <w:lvlJc w:val="left"/>
+      <w:pPr>
+        <w:tabs>
+          <w:tab w:val="num" w:pos="4320"/>
+        </w:tabs>
+        <w:ind w:left="4320" w:hanging="360"/>
+      </w:pPr>
+      <w:rPr>
+        <w:rFonts w:ascii="Wingdings" w:hAnsi="Wingdings" w:hint="default"/>
+        <w:sz w:val="20"/>
+      </w:rPr>
+    </w:lvl>
+    <w:lvl w:ilvl="6" w:tentative="1">
+      <w:start w:val="1"/>
+      <w:numFmt w:val="bullet"/>
+      <w:lvlText w:val=""/>
+      <w:lvlJc w:val="left"/>
+      <w:pPr>
+        <w:tabs>
+          <w:tab w:val="num" w:pos="5040"/>
+        </w:tabs>
+        <w:ind w:left="5040" w:hanging="360"/>
+      </w:pPr>
+      <w:rPr>
+        <w:rFonts w:ascii="Wingdings" w:hAnsi="Wingdings" w:hint="default"/>
+        <w:sz w:val="20"/>
+      </w:rPr>
+    </w:lvl>
+    <w:lvl w:ilvl="7" w:tentative="1">
+      <w:start w:val="1"/>
+      <w:numFmt w:val="bullet"/>
+      <w:lvlText w:val=""/>
+      <w:lvlJc w:val="left"/>
+      <w:pPr>
+        <w:tabs>
+          <w:tab w:val="num" w:pos="5760"/>
+        </w:tabs>
+        <w:ind w:left="5760" w:hanging="360"/>
+      </w:pPr>
+      <w:rPr>
+        <w:rFonts w:ascii="Wingdings" w:hAnsi="Wingdings" w:hint="default"/>
+        <w:sz w:val="20"/>
+      </w:rPr>
+    </w:lvl>
+    <w:lvl w:ilvl="8" w:tentative="1">
+      <w:start w:val="1"/>
+      <w:numFmt w:val="bullet"/>
+      <w:lvlText w:val=""/>
+      <w:lvlJc w:val="left"/>
+      <w:pPr>
+        <w:tabs>
+          <w:tab w:val="num" w:pos="6480"/>
+        </w:tabs>
+        <w:ind w:left="6480" w:hanging="360"/>
+      </w:pPr>
+      <w:rPr>
+        <w:rFonts w:ascii="Wingdings" w:hAnsi="Wingdings" w:hint="default"/>
+        <w:sz w:val="20"/>
+      </w:rPr>
+    </w:lvl>
+  </w:abstractNum>
+  <w:abstractNum w:abstractNumId="37" w15:restartNumberingAfterBreak="0">
     <w:nsid w:val="5B4F1E33"/>
     <w:multiLevelType w:val="multilevel"/>
     <w:tmpl w:val="7F8EEFBA"/>
@@ -17562,7 +22485,7 @@
       </w:rPr>
     </w:lvl>
   </w:abstractNum>
-  <w:abstractNum w:abstractNumId="27" w15:restartNumberingAfterBreak="0">
+  <w:abstractNum w:abstractNumId="38" w15:restartNumberingAfterBreak="0">
     <w:nsid w:val="5BC862A8"/>
     <w:multiLevelType w:val="multilevel"/>
     <w:tmpl w:val="0448AFCC"/>
@@ -17711,7 +22634,7 @@
       </w:rPr>
     </w:lvl>
   </w:abstractNum>
-  <w:abstractNum w:abstractNumId="28" w15:restartNumberingAfterBreak="0">
+  <w:abstractNum w:abstractNumId="39" w15:restartNumberingAfterBreak="0">
     <w:nsid w:val="5D7E72F2"/>
     <w:multiLevelType w:val="multilevel"/>
     <w:tmpl w:val="153033BE"/>
@@ -17856,7 +22779,305 @@
       </w:rPr>
     </w:lvl>
   </w:abstractNum>
-  <w:abstractNum w:abstractNumId="29" w15:restartNumberingAfterBreak="0">
+  <w:abstractNum w:abstractNumId="40" w15:restartNumberingAfterBreak="0">
+    <w:nsid w:val="5DD466B8"/>
+    <w:multiLevelType w:val="multilevel"/>
+    <w:tmpl w:val="C464B390"/>
+    <w:lvl w:ilvl="0">
+      <w:start w:val="1"/>
+      <w:numFmt w:val="bullet"/>
+      <w:lvlText w:val=""/>
+      <w:lvlJc w:val="left"/>
+      <w:pPr>
+        <w:tabs>
+          <w:tab w:val="num" w:pos="720"/>
+        </w:tabs>
+        <w:ind w:left="720" w:hanging="360"/>
+      </w:pPr>
+      <w:rPr>
+        <w:rFonts w:ascii="Symbol" w:hAnsi="Symbol" w:hint="default"/>
+        <w:sz w:val="20"/>
+      </w:rPr>
+    </w:lvl>
+    <w:lvl w:ilvl="1" w:tentative="1">
+      <w:start w:val="1"/>
+      <w:numFmt w:val="bullet"/>
+      <w:lvlText w:val="o"/>
+      <w:lvlJc w:val="left"/>
+      <w:pPr>
+        <w:tabs>
+          <w:tab w:val="num" w:pos="1440"/>
+        </w:tabs>
+        <w:ind w:left="1440" w:hanging="360"/>
+      </w:pPr>
+      <w:rPr>
+        <w:rFonts w:ascii="Courier New" w:hAnsi="Courier New" w:hint="default"/>
+        <w:sz w:val="20"/>
+      </w:rPr>
+    </w:lvl>
+    <w:lvl w:ilvl="2" w:tentative="1">
+      <w:start w:val="1"/>
+      <w:numFmt w:val="bullet"/>
+      <w:lvlText w:val=""/>
+      <w:lvlJc w:val="left"/>
+      <w:pPr>
+        <w:tabs>
+          <w:tab w:val="num" w:pos="2160"/>
+        </w:tabs>
+        <w:ind w:left="2160" w:hanging="360"/>
+      </w:pPr>
+      <w:rPr>
+        <w:rFonts w:ascii="Wingdings" w:hAnsi="Wingdings" w:hint="default"/>
+        <w:sz w:val="20"/>
+      </w:rPr>
+    </w:lvl>
+    <w:lvl w:ilvl="3" w:tentative="1">
+      <w:start w:val="1"/>
+      <w:numFmt w:val="bullet"/>
+      <w:lvlText w:val=""/>
+      <w:lvlJc w:val="left"/>
+      <w:pPr>
+        <w:tabs>
+          <w:tab w:val="num" w:pos="2880"/>
+        </w:tabs>
+        <w:ind w:left="2880" w:hanging="360"/>
+      </w:pPr>
+      <w:rPr>
+        <w:rFonts w:ascii="Wingdings" w:hAnsi="Wingdings" w:hint="default"/>
+        <w:sz w:val="20"/>
+      </w:rPr>
+    </w:lvl>
+    <w:lvl w:ilvl="4" w:tentative="1">
+      <w:start w:val="1"/>
+      <w:numFmt w:val="bullet"/>
+      <w:lvlText w:val=""/>
+      <w:lvlJc w:val="left"/>
+      <w:pPr>
+        <w:tabs>
+          <w:tab w:val="num" w:pos="3600"/>
+        </w:tabs>
+        <w:ind w:left="3600" w:hanging="360"/>
+      </w:pPr>
+      <w:rPr>
+        <w:rFonts w:ascii="Wingdings" w:hAnsi="Wingdings" w:hint="default"/>
+        <w:sz w:val="20"/>
+      </w:rPr>
+    </w:lvl>
+    <w:lvl w:ilvl="5" w:tentative="1">
+      <w:start w:val="1"/>
+      <w:numFmt w:val="bullet"/>
+      <w:lvlText w:val=""/>
+      <w:lvlJc w:val="left"/>
+      <w:pPr>
+        <w:tabs>
+          <w:tab w:val="num" w:pos="4320"/>
+        </w:tabs>
+        <w:ind w:left="4320" w:hanging="360"/>
+      </w:pPr>
+      <w:rPr>
+        <w:rFonts w:ascii="Wingdings" w:hAnsi="Wingdings" w:hint="default"/>
+        <w:sz w:val="20"/>
+      </w:rPr>
+    </w:lvl>
+    <w:lvl w:ilvl="6" w:tentative="1">
+      <w:start w:val="1"/>
+      <w:numFmt w:val="bullet"/>
+      <w:lvlText w:val=""/>
+      <w:lvlJc w:val="left"/>
+      <w:pPr>
+        <w:tabs>
+          <w:tab w:val="num" w:pos="5040"/>
+        </w:tabs>
+        <w:ind w:left="5040" w:hanging="360"/>
+      </w:pPr>
+      <w:rPr>
+        <w:rFonts w:ascii="Wingdings" w:hAnsi="Wingdings" w:hint="default"/>
+        <w:sz w:val="20"/>
+      </w:rPr>
+    </w:lvl>
+    <w:lvl w:ilvl="7" w:tentative="1">
+      <w:start w:val="1"/>
+      <w:numFmt w:val="bullet"/>
+      <w:lvlText w:val=""/>
+      <w:lvlJc w:val="left"/>
+      <w:pPr>
+        <w:tabs>
+          <w:tab w:val="num" w:pos="5760"/>
+        </w:tabs>
+        <w:ind w:left="5760" w:hanging="360"/>
+      </w:pPr>
+      <w:rPr>
+        <w:rFonts w:ascii="Wingdings" w:hAnsi="Wingdings" w:hint="default"/>
+        <w:sz w:val="20"/>
+      </w:rPr>
+    </w:lvl>
+    <w:lvl w:ilvl="8" w:tentative="1">
+      <w:start w:val="1"/>
+      <w:numFmt w:val="bullet"/>
+      <w:lvlText w:val=""/>
+      <w:lvlJc w:val="left"/>
+      <w:pPr>
+        <w:tabs>
+          <w:tab w:val="num" w:pos="6480"/>
+        </w:tabs>
+        <w:ind w:left="6480" w:hanging="360"/>
+      </w:pPr>
+      <w:rPr>
+        <w:rFonts w:ascii="Wingdings" w:hAnsi="Wingdings" w:hint="default"/>
+        <w:sz w:val="20"/>
+      </w:rPr>
+    </w:lvl>
+  </w:abstractNum>
+  <w:abstractNum w:abstractNumId="41" w15:restartNumberingAfterBreak="0">
+    <w:nsid w:val="62CD2FB9"/>
+    <w:multiLevelType w:val="multilevel"/>
+    <w:tmpl w:val="2AC29B78"/>
+    <w:lvl w:ilvl="0">
+      <w:start w:val="1"/>
+      <w:numFmt w:val="bullet"/>
+      <w:lvlText w:val=""/>
+      <w:lvlJc w:val="left"/>
+      <w:pPr>
+        <w:tabs>
+          <w:tab w:val="num" w:pos="720"/>
+        </w:tabs>
+        <w:ind w:left="720" w:hanging="360"/>
+      </w:pPr>
+      <w:rPr>
+        <w:rFonts w:ascii="Symbol" w:hAnsi="Symbol" w:hint="default"/>
+        <w:sz w:val="20"/>
+      </w:rPr>
+    </w:lvl>
+    <w:lvl w:ilvl="1">
+      <w:start w:val="1"/>
+      <w:numFmt w:val="bullet"/>
+      <w:lvlText w:val="o"/>
+      <w:lvlJc w:val="left"/>
+      <w:pPr>
+        <w:tabs>
+          <w:tab w:val="num" w:pos="1440"/>
+        </w:tabs>
+        <w:ind w:left="1440" w:hanging="360"/>
+      </w:pPr>
+      <w:rPr>
+        <w:rFonts w:ascii="Courier New" w:hAnsi="Courier New" w:hint="default"/>
+        <w:sz w:val="20"/>
+      </w:rPr>
+    </w:lvl>
+    <w:lvl w:ilvl="2" w:tentative="1">
+      <w:start w:val="1"/>
+      <w:numFmt w:val="bullet"/>
+      <w:lvlText w:val=""/>
+      <w:lvlJc w:val="left"/>
+      <w:pPr>
+        <w:tabs>
+          <w:tab w:val="num" w:pos="2160"/>
+        </w:tabs>
+        <w:ind w:left="2160" w:hanging="360"/>
+      </w:pPr>
+      <w:rPr>
+        <w:rFonts w:ascii="Wingdings" w:hAnsi="Wingdings" w:hint="default"/>
+        <w:sz w:val="20"/>
+      </w:rPr>
+    </w:lvl>
+    <w:lvl w:ilvl="3" w:tentative="1">
+      <w:start w:val="1"/>
+      <w:numFmt w:val="bullet"/>
+      <w:lvlText w:val=""/>
+      <w:lvlJc w:val="left"/>
+      <w:pPr>
+        <w:tabs>
+          <w:tab w:val="num" w:pos="2880"/>
+        </w:tabs>
+        <w:ind w:left="2880" w:hanging="360"/>
+      </w:pPr>
+      <w:rPr>
+        <w:rFonts w:ascii="Wingdings" w:hAnsi="Wingdings" w:hint="default"/>
+        <w:sz w:val="20"/>
+      </w:rPr>
+    </w:lvl>
+    <w:lvl w:ilvl="4" w:tentative="1">
+      <w:start w:val="1"/>
+      <w:numFmt w:val="bullet"/>
+      <w:lvlText w:val=""/>
+      <w:lvlJc w:val="left"/>
+      <w:pPr>
+        <w:tabs>
+          <w:tab w:val="num" w:pos="3600"/>
+        </w:tabs>
+        <w:ind w:left="3600" w:hanging="360"/>
+      </w:pPr>
+      <w:rPr>
+        <w:rFonts w:ascii="Wingdings" w:hAnsi="Wingdings" w:hint="default"/>
+        <w:sz w:val="20"/>
+      </w:rPr>
+    </w:lvl>
+    <w:lvl w:ilvl="5" w:tentative="1">
+      <w:start w:val="1"/>
+      <w:numFmt w:val="bullet"/>
+      <w:lvlText w:val=""/>
+      <w:lvlJc w:val="left"/>
+      <w:pPr>
+        <w:tabs>
+          <w:tab w:val="num" w:pos="4320"/>
+        </w:tabs>
+        <w:ind w:left="4320" w:hanging="360"/>
+      </w:pPr>
+      <w:rPr>
+        <w:rFonts w:ascii="Wingdings" w:hAnsi="Wingdings" w:hint="default"/>
+        <w:sz w:val="20"/>
+      </w:rPr>
+    </w:lvl>
+    <w:lvl w:ilvl="6" w:tentative="1">
+      <w:start w:val="1"/>
+      <w:numFmt w:val="bullet"/>
+      <w:lvlText w:val=""/>
+      <w:lvlJc w:val="left"/>
+      <w:pPr>
+        <w:tabs>
+          <w:tab w:val="num" w:pos="5040"/>
+        </w:tabs>
+        <w:ind w:left="5040" w:hanging="360"/>
+      </w:pPr>
+      <w:rPr>
+        <w:rFonts w:ascii="Wingdings" w:hAnsi="Wingdings" w:hint="default"/>
+        <w:sz w:val="20"/>
+      </w:rPr>
+    </w:lvl>
+    <w:lvl w:ilvl="7" w:tentative="1">
+      <w:start w:val="1"/>
+      <w:numFmt w:val="bullet"/>
+      <w:lvlText w:val=""/>
+      <w:lvlJc w:val="left"/>
+      <w:pPr>
+        <w:tabs>
+          <w:tab w:val="num" w:pos="5760"/>
+        </w:tabs>
+        <w:ind w:left="5760" w:hanging="360"/>
+      </w:pPr>
+      <w:rPr>
+        <w:rFonts w:ascii="Wingdings" w:hAnsi="Wingdings" w:hint="default"/>
+        <w:sz w:val="20"/>
+      </w:rPr>
+    </w:lvl>
+    <w:lvl w:ilvl="8" w:tentative="1">
+      <w:start w:val="1"/>
+      <w:numFmt w:val="bullet"/>
+      <w:lvlText w:val=""/>
+      <w:lvlJc w:val="left"/>
+      <w:pPr>
+        <w:tabs>
+          <w:tab w:val="num" w:pos="6480"/>
+        </w:tabs>
+        <w:ind w:left="6480" w:hanging="360"/>
+      </w:pPr>
+      <w:rPr>
+        <w:rFonts w:ascii="Wingdings" w:hAnsi="Wingdings" w:hint="default"/>
+        <w:sz w:val="20"/>
+      </w:rPr>
+    </w:lvl>
+  </w:abstractNum>
+  <w:abstractNum w:abstractNumId="42" w15:restartNumberingAfterBreak="0">
     <w:nsid w:val="665A6861"/>
     <w:multiLevelType w:val="multilevel"/>
     <w:tmpl w:val="58CC1C4C"/>
@@ -18005,7 +23226,156 @@
       </w:rPr>
     </w:lvl>
   </w:abstractNum>
-  <w:abstractNum w:abstractNumId="30" w15:restartNumberingAfterBreak="0">
+  <w:abstractNum w:abstractNumId="43" w15:restartNumberingAfterBreak="0">
+    <w:nsid w:val="697A3E4A"/>
+    <w:multiLevelType w:val="multilevel"/>
+    <w:tmpl w:val="B3DC8EC6"/>
+    <w:lvl w:ilvl="0">
+      <w:start w:val="1"/>
+      <w:numFmt w:val="bullet"/>
+      <w:lvlText w:val=""/>
+      <w:lvlJc w:val="left"/>
+      <w:pPr>
+        <w:tabs>
+          <w:tab w:val="num" w:pos="720"/>
+        </w:tabs>
+        <w:ind w:left="720" w:hanging="360"/>
+      </w:pPr>
+      <w:rPr>
+        <w:rFonts w:ascii="Symbol" w:hAnsi="Symbol" w:hint="default"/>
+        <w:sz w:val="20"/>
+      </w:rPr>
+    </w:lvl>
+    <w:lvl w:ilvl="1" w:tentative="1">
+      <w:start w:val="1"/>
+      <w:numFmt w:val="bullet"/>
+      <w:lvlText w:val="o"/>
+      <w:lvlJc w:val="left"/>
+      <w:pPr>
+        <w:tabs>
+          <w:tab w:val="num" w:pos="1440"/>
+        </w:tabs>
+        <w:ind w:left="1440" w:hanging="360"/>
+      </w:pPr>
+      <w:rPr>
+        <w:rFonts w:ascii="Courier New" w:hAnsi="Courier New" w:hint="default"/>
+        <w:sz w:val="20"/>
+      </w:rPr>
+    </w:lvl>
+    <w:lvl w:ilvl="2" w:tentative="1">
+      <w:start w:val="1"/>
+      <w:numFmt w:val="bullet"/>
+      <w:lvlText w:val=""/>
+      <w:lvlJc w:val="left"/>
+      <w:pPr>
+        <w:tabs>
+          <w:tab w:val="num" w:pos="2160"/>
+        </w:tabs>
+        <w:ind w:left="2160" w:hanging="360"/>
+      </w:pPr>
+      <w:rPr>
+        <w:rFonts w:ascii="Wingdings" w:hAnsi="Wingdings" w:hint="default"/>
+        <w:sz w:val="20"/>
+      </w:rPr>
+    </w:lvl>
+    <w:lvl w:ilvl="3" w:tentative="1">
+      <w:start w:val="1"/>
+      <w:numFmt w:val="bullet"/>
+      <w:lvlText w:val=""/>
+      <w:lvlJc w:val="left"/>
+      <w:pPr>
+        <w:tabs>
+          <w:tab w:val="num" w:pos="2880"/>
+        </w:tabs>
+        <w:ind w:left="2880" w:hanging="360"/>
+      </w:pPr>
+      <w:rPr>
+        <w:rFonts w:ascii="Wingdings" w:hAnsi="Wingdings" w:hint="default"/>
+        <w:sz w:val="20"/>
+      </w:rPr>
+    </w:lvl>
+    <w:lvl w:ilvl="4" w:tentative="1">
+      <w:start w:val="1"/>
+      <w:numFmt w:val="bullet"/>
+      <w:lvlText w:val=""/>
+      <w:lvlJc w:val="left"/>
+      <w:pPr>
+        <w:tabs>
+          <w:tab w:val="num" w:pos="3600"/>
+        </w:tabs>
+        <w:ind w:left="3600" w:hanging="360"/>
+      </w:pPr>
+      <w:rPr>
+        <w:rFonts w:ascii="Wingdings" w:hAnsi="Wingdings" w:hint="default"/>
+        <w:sz w:val="20"/>
+      </w:rPr>
+    </w:lvl>
+    <w:lvl w:ilvl="5" w:tentative="1">
+      <w:start w:val="1"/>
+      <w:numFmt w:val="bullet"/>
+      <w:lvlText w:val=""/>
+      <w:lvlJc w:val="left"/>
+      <w:pPr>
+        <w:tabs>
+          <w:tab w:val="num" w:pos="4320"/>
+        </w:tabs>
+        <w:ind w:left="4320" w:hanging="360"/>
+      </w:pPr>
+      <w:rPr>
+        <w:rFonts w:ascii="Wingdings" w:hAnsi="Wingdings" w:hint="default"/>
+        <w:sz w:val="20"/>
+      </w:rPr>
+    </w:lvl>
+    <w:lvl w:ilvl="6" w:tentative="1">
+      <w:start w:val="1"/>
+      <w:numFmt w:val="bullet"/>
+      <w:lvlText w:val=""/>
+      <w:lvlJc w:val="left"/>
+      <w:pPr>
+        <w:tabs>
+          <w:tab w:val="num" w:pos="5040"/>
+        </w:tabs>
+        <w:ind w:left="5040" w:hanging="360"/>
+      </w:pPr>
+      <w:rPr>
+        <w:rFonts w:ascii="Wingdings" w:hAnsi="Wingdings" w:hint="default"/>
+        <w:sz w:val="20"/>
+      </w:rPr>
+    </w:lvl>
+    <w:lvl w:ilvl="7" w:tentative="1">
+      <w:start w:val="1"/>
+      <w:numFmt w:val="bullet"/>
+      <w:lvlText w:val=""/>
+      <w:lvlJc w:val="left"/>
+      <w:pPr>
+        <w:tabs>
+          <w:tab w:val="num" w:pos="5760"/>
+        </w:tabs>
+        <w:ind w:left="5760" w:hanging="360"/>
+      </w:pPr>
+      <w:rPr>
+        <w:rFonts w:ascii="Wingdings" w:hAnsi="Wingdings" w:hint="default"/>
+        <w:sz w:val="20"/>
+      </w:rPr>
+    </w:lvl>
+    <w:lvl w:ilvl="8" w:tentative="1">
+      <w:start w:val="1"/>
+      <w:numFmt w:val="bullet"/>
+      <w:lvlText w:val=""/>
+      <w:lvlJc w:val="left"/>
+      <w:pPr>
+        <w:tabs>
+          <w:tab w:val="num" w:pos="6480"/>
+        </w:tabs>
+        <w:ind w:left="6480" w:hanging="360"/>
+      </w:pPr>
+      <w:rPr>
+        <w:rFonts w:ascii="Wingdings" w:hAnsi="Wingdings" w:hint="default"/>
+        <w:sz w:val="20"/>
+      </w:rPr>
+    </w:lvl>
+  </w:abstractNum>
+  <w:abstractNum w:abstractNumId="44" w15:restartNumberingAfterBreak="0">
     <w:nsid w:val="6AE80A06"/>
     <w:multiLevelType w:val="multilevel"/>
     <w:tmpl w:val="67E4FF28"/>
@@ -18154,7 +23524,7 @@
       </w:rPr>
     </w:lvl>
   </w:abstractNum>
-  <w:abstractNum w:abstractNumId="31" w15:restartNumberingAfterBreak="0">
+  <w:abstractNum w:abstractNumId="45" w15:restartNumberingAfterBreak="0">
     <w:nsid w:val="6B0C79EA"/>
     <w:multiLevelType w:val="multilevel"/>
     <w:tmpl w:val="C6844CCE"/>
@@ -18303,7 +23673,269 @@
       </w:rPr>
     </w:lvl>
   </w:abstractNum>
-  <w:abstractNum w:abstractNumId="32" w15:restartNumberingAfterBreak="0">
+  <w:abstractNum w:abstractNumId="46" w15:restartNumberingAfterBreak="0">
+    <w:nsid w:val="6B625C48"/>
+    <w:multiLevelType w:val="multilevel"/>
+    <w:tmpl w:val="DA6635C0"/>
+    <w:lvl w:ilvl="0">
+      <w:start w:val="1"/>
+      <w:numFmt w:val="bullet"/>
+      <w:lvlText w:val=""/>
+      <w:lvlJc w:val="left"/>
+      <w:pPr>
+        <w:tabs>
+          <w:tab w:val="num" w:pos="720"/>
+        </w:tabs>
+        <w:ind w:left="720" w:hanging="360"/>
+      </w:pPr>
+      <w:rPr>
+        <w:rFonts w:ascii="Symbol" w:hAnsi="Symbol" w:hint="default"/>
+        <w:sz w:val="20"/>
+      </w:rPr>
+    </w:lvl>
+    <w:lvl w:ilvl="1" w:tentative="1">
+      <w:start w:val="1"/>
+      <w:numFmt w:val="bullet"/>
+      <w:lvlText w:val="o"/>
+      <w:lvlJc w:val="left"/>
+      <w:pPr>
+        <w:tabs>
+          <w:tab w:val="num" w:pos="1440"/>
+        </w:tabs>
+        <w:ind w:left="1440" w:hanging="360"/>
+      </w:pPr>
+      <w:rPr>
+        <w:rFonts w:ascii="Courier New" w:hAnsi="Courier New" w:hint="default"/>
+        <w:sz w:val="20"/>
+      </w:rPr>
+    </w:lvl>
+    <w:lvl w:ilvl="2" w:tentative="1">
+      <w:start w:val="1"/>
+      <w:numFmt w:val="bullet"/>
+      <w:lvlText w:val=""/>
+      <w:lvlJc w:val="left"/>
+      <w:pPr>
+        <w:tabs>
+          <w:tab w:val="num" w:pos="2160"/>
+        </w:tabs>
+        <w:ind w:left="2160" w:hanging="360"/>
+      </w:pPr>
+      <w:rPr>
+        <w:rFonts w:ascii="Wingdings" w:hAnsi="Wingdings" w:hint="default"/>
+        <w:sz w:val="20"/>
+      </w:rPr>
+    </w:lvl>
+    <w:lvl w:ilvl="3" w:tentative="1">
+      <w:start w:val="1"/>
+      <w:numFmt w:val="bullet"/>
+      <w:lvlText w:val=""/>
+      <w:lvlJc w:val="left"/>
+      <w:pPr>
+        <w:tabs>
+          <w:tab w:val="num" w:pos="2880"/>
+        </w:tabs>
+        <w:ind w:left="2880" w:hanging="360"/>
+      </w:pPr>
+      <w:rPr>
+        <w:rFonts w:ascii="Wingdings" w:hAnsi="Wingdings" w:hint="default"/>
+        <w:sz w:val="20"/>
+      </w:rPr>
+    </w:lvl>
+    <w:lvl w:ilvl="4" w:tentative="1">
+      <w:start w:val="1"/>
+      <w:numFmt w:val="bullet"/>
+      <w:lvlText w:val=""/>
+      <w:lvlJc w:val="left"/>
+      <w:pPr>
+        <w:tabs>
+          <w:tab w:val="num" w:pos="3600"/>
+        </w:tabs>
+        <w:ind w:left="3600" w:hanging="360"/>
+      </w:pPr>
+      <w:rPr>
+        <w:rFonts w:ascii="Wingdings" w:hAnsi="Wingdings" w:hint="default"/>
+        <w:sz w:val="20"/>
+      </w:rPr>
+    </w:lvl>
+    <w:lvl w:ilvl="5" w:tentative="1">
+      <w:start w:val="1"/>
+      <w:numFmt w:val="bullet"/>
+      <w:lvlText w:val=""/>
+      <w:lvlJc w:val="left"/>
+      <w:pPr>
+        <w:tabs>
+          <w:tab w:val="num" w:pos="4320"/>
+        </w:tabs>
+        <w:ind w:left="4320" w:hanging="360"/>
+      </w:pPr>
+      <w:rPr>
+        <w:rFonts w:ascii="Wingdings" w:hAnsi="Wingdings" w:hint="default"/>
+        <w:sz w:val="20"/>
+      </w:rPr>
+    </w:lvl>
+    <w:lvl w:ilvl="6" w:tentative="1">
+      <w:start w:val="1"/>
+      <w:numFmt w:val="bullet"/>
+      <w:lvlText w:val=""/>
+      <w:lvlJc w:val="left"/>
+      <w:pPr>
+        <w:tabs>
+          <w:tab w:val="num" w:pos="5040"/>
+        </w:tabs>
+        <w:ind w:left="5040" w:hanging="360"/>
+      </w:pPr>
+      <w:rPr>
+        <w:rFonts w:ascii="Wingdings" w:hAnsi="Wingdings" w:hint="default"/>
+        <w:sz w:val="20"/>
+      </w:rPr>
+    </w:lvl>
+    <w:lvl w:ilvl="7" w:tentative="1">
+      <w:start w:val="1"/>
+      <w:numFmt w:val="bullet"/>
+      <w:lvlText w:val=""/>
+      <w:lvlJc w:val="left"/>
+      <w:pPr>
+        <w:tabs>
+          <w:tab w:val="num" w:pos="5760"/>
+        </w:tabs>
+        <w:ind w:left="5760" w:hanging="360"/>
+      </w:pPr>
+      <w:rPr>
+        <w:rFonts w:ascii="Wingdings" w:hAnsi="Wingdings" w:hint="default"/>
+        <w:sz w:val="20"/>
+      </w:rPr>
+    </w:lvl>
+    <w:lvl w:ilvl="8" w:tentative="1">
+      <w:start w:val="1"/>
+      <w:numFmt w:val="bullet"/>
+      <w:lvlText w:val=""/>
+      <w:lvlJc w:val="left"/>
+      <w:pPr>
+        <w:tabs>
+          <w:tab w:val="num" w:pos="6480"/>
+        </w:tabs>
+        <w:ind w:left="6480" w:hanging="360"/>
+      </w:pPr>
+      <w:rPr>
+        <w:rFonts w:ascii="Wingdings" w:hAnsi="Wingdings" w:hint="default"/>
+        <w:sz w:val="20"/>
+      </w:rPr>
+    </w:lvl>
+  </w:abstractNum>
+  <w:abstractNum w:abstractNumId="47" w15:restartNumberingAfterBreak="0">
+    <w:nsid w:val="6D6D3380"/>
+    <w:multiLevelType w:val="multilevel"/>
+    <w:tmpl w:val="C9EE4F7E"/>
+    <w:lvl w:ilvl="0">
+      <w:start w:val="1"/>
+      <w:numFmt w:val="decimal"/>
+      <w:lvlText w:val="%1."/>
+      <w:lvlJc w:val="left"/>
+      <w:pPr>
+        <w:tabs>
+          <w:tab w:val="num" w:pos="720"/>
+        </w:tabs>
+        <w:ind w:left="720" w:hanging="360"/>
+      </w:pPr>
+    </w:lvl>
+    <w:lvl w:ilvl="1" w:tentative="1">
+      <w:start w:val="1"/>
+      <w:numFmt w:val="decimal"/>
+      <w:lvlText w:val="%2."/>
+      <w:lvlJc w:val="left"/>
+      <w:pPr>
+        <w:tabs>
+          <w:tab w:val="num" w:pos="1440"/>
+        </w:tabs>
+        <w:ind w:left="1440" w:hanging="360"/>
+      </w:pPr>
+    </w:lvl>
+    <w:lvl w:ilvl="2" w:tentative="1">
+      <w:start w:val="1"/>
+      <w:numFmt w:val="decimal"/>
+      <w:lvlText w:val="%3."/>
+      <w:lvlJc w:val="left"/>
+      <w:pPr>
+        <w:tabs>
+          <w:tab w:val="num" w:pos="2160"/>
+        </w:tabs>
+        <w:ind w:left="2160" w:hanging="360"/>
+      </w:pPr>
+    </w:lvl>
+    <w:lvl w:ilvl="3" w:tentative="1">
+      <w:start w:val="1"/>
+      <w:numFmt w:val="decimal"/>
+      <w:lvlText w:val="%4."/>
+      <w:lvlJc w:val="left"/>
+      <w:pPr>
+        <w:tabs>
+          <w:tab w:val="num" w:pos="2880"/>
+        </w:tabs>
+        <w:ind w:left="2880" w:hanging="360"/>
+      </w:pPr>
+    </w:lvl>
+    <w:lvl w:ilvl="4" w:tentative="1">
+      <w:start w:val="1"/>
+      <w:numFmt w:val="decimal"/>
+      <w:lvlText w:val="%5."/>
+      <w:lvlJc w:val="left"/>
+      <w:pPr>
+        <w:tabs>
+          <w:tab w:val="num" w:pos="3600"/>
+        </w:tabs>
+        <w:ind w:left="3600" w:hanging="360"/>
+      </w:pPr>
+    </w:lvl>
+    <w:lvl w:ilvl="5" w:tentative="1">
+      <w:start w:val="1"/>
+      <w:numFmt w:val="decimal"/>
+      <w:lvlText w:val="%6."/>
+      <w:lvlJc w:val="left"/>
+      <w:pPr>
+        <w:tabs>
+          <w:tab w:val="num" w:pos="4320"/>
+        </w:tabs>
+        <w:ind w:left="4320" w:hanging="360"/>
+      </w:pPr>
+    </w:lvl>
+    <w:lvl w:ilvl="6" w:tentative="1">
+      <w:start w:val="1"/>
+      <w:numFmt w:val="decimal"/>
+      <w:lvlText w:val="%7."/>
+      <w:lvlJc w:val="left"/>
+      <w:pPr>
+        <w:tabs>
+          <w:tab w:val="num" w:pos="5040"/>
+        </w:tabs>
+        <w:ind w:left="5040" w:hanging="360"/>
+      </w:pPr>
+    </w:lvl>
+    <w:lvl w:ilvl="7" w:tentative="1">
+      <w:start w:val="1"/>
+      <w:numFmt w:val="decimal"/>
+      <w:lvlText w:val="%8."/>
+      <w:lvlJc w:val="left"/>
+      <w:pPr>
+        <w:tabs>
+          <w:tab w:val="num" w:pos="5760"/>
+        </w:tabs>
+        <w:ind w:left="5760" w:hanging="360"/>
+      </w:pPr>
+    </w:lvl>
+    <w:lvl w:ilvl="8" w:tentative="1">
+      <w:start w:val="1"/>
+      <w:numFmt w:val="decimal"/>
+      <w:lvlText w:val="%9."/>
+      <w:lvlJc w:val="left"/>
+      <w:pPr>
+        <w:tabs>
+          <w:tab w:val="num" w:pos="6480"/>
+        </w:tabs>
+        <w:ind w:left="6480" w:hanging="360"/>
+      </w:pPr>
+    </w:lvl>
+  </w:abstractNum>
+  <w:abstractNum w:abstractNumId="48" w15:restartNumberingAfterBreak="0">
     <w:nsid w:val="706F13CF"/>
     <w:multiLevelType w:val="multilevel"/>
     <w:tmpl w:val="20C0C2EC"/>
@@ -18452,7 +24084,7 @@
       </w:rPr>
     </w:lvl>
   </w:abstractNum>
-  <w:abstractNum w:abstractNumId="33" w15:restartNumberingAfterBreak="0">
+  <w:abstractNum w:abstractNumId="49" w15:restartNumberingAfterBreak="0">
     <w:nsid w:val="728B0A9C"/>
     <w:multiLevelType w:val="multilevel"/>
     <w:tmpl w:val="7E028B26"/>
@@ -18601,7 +24233,7 @@
       </w:rPr>
     </w:lvl>
   </w:abstractNum>
-  <w:abstractNum w:abstractNumId="34" w15:restartNumberingAfterBreak="0">
+  <w:abstractNum w:abstractNumId="50" w15:restartNumberingAfterBreak="0">
     <w:nsid w:val="747626AB"/>
     <w:multiLevelType w:val="multilevel"/>
     <w:tmpl w:val="2C1ECF94"/>
@@ -18714,7 +24346,7 @@
       </w:pPr>
     </w:lvl>
   </w:abstractNum>
-  <w:abstractNum w:abstractNumId="35" w15:restartNumberingAfterBreak="0">
+  <w:abstractNum w:abstractNumId="51" w15:restartNumberingAfterBreak="0">
     <w:nsid w:val="78B91763"/>
     <w:multiLevelType w:val="multilevel"/>
     <w:tmpl w:val="CCA45FA8"/>
@@ -18863,7 +24495,7 @@
       </w:rPr>
     </w:lvl>
   </w:abstractNum>
-  <w:abstractNum w:abstractNumId="36" w15:restartNumberingAfterBreak="0">
+  <w:abstractNum w:abstractNumId="52" w15:restartNumberingAfterBreak="0">
     <w:nsid w:val="7B176D7A"/>
     <w:multiLevelType w:val="multilevel"/>
     <w:tmpl w:val="42E49D6A"/>
@@ -19012,7 +24644,7 @@
       </w:rPr>
     </w:lvl>
   </w:abstractNum>
-  <w:abstractNum w:abstractNumId="37" w15:restartNumberingAfterBreak="0">
+  <w:abstractNum w:abstractNumId="53" w15:restartNumberingAfterBreak="0">
     <w:nsid w:val="7BAD671F"/>
     <w:multiLevelType w:val="multilevel"/>
     <w:tmpl w:val="C1DC8786"/>
@@ -19162,119 +24794,168 @@
     </w:lvl>
   </w:abstractNum>
   <w:num w:numId="1">
+    <w:abstractNumId w:val="2"/>
+  </w:num>
+  <w:num w:numId="2">
+    <w:abstractNumId w:val="38"/>
+  </w:num>
+  <w:num w:numId="3">
+    <w:abstractNumId w:val="26"/>
+  </w:num>
+  <w:num w:numId="4">
+    <w:abstractNumId w:val="49"/>
+  </w:num>
+  <w:num w:numId="5">
+    <w:abstractNumId w:val="50"/>
+  </w:num>
+  <w:num w:numId="6">
+    <w:abstractNumId w:val="33"/>
+  </w:num>
+  <w:num w:numId="7">
+    <w:abstractNumId w:val="53"/>
+  </w:num>
+  <w:num w:numId="8">
+    <w:abstractNumId w:val="22"/>
+  </w:num>
+  <w:num w:numId="9">
+    <w:abstractNumId w:val="25"/>
+  </w:num>
+  <w:num w:numId="10">
+    <w:abstractNumId w:val="35"/>
+  </w:num>
+  <w:num w:numId="11">
+    <w:abstractNumId w:val="45"/>
+  </w:num>
+  <w:num w:numId="12">
+    <w:abstractNumId w:val="14"/>
+  </w:num>
+  <w:num w:numId="13">
+    <w:abstractNumId w:val="16"/>
+  </w:num>
+  <w:num w:numId="14">
+    <w:abstractNumId w:val="48"/>
+  </w:num>
+  <w:num w:numId="15">
+    <w:abstractNumId w:val="24"/>
+  </w:num>
+  <w:num w:numId="16">
+    <w:abstractNumId w:val="23"/>
+  </w:num>
+  <w:num w:numId="17">
+    <w:abstractNumId w:val="30"/>
+  </w:num>
+  <w:num w:numId="18">
+    <w:abstractNumId w:val="37"/>
+  </w:num>
+  <w:num w:numId="19">
+    <w:abstractNumId w:val="19"/>
+  </w:num>
+  <w:num w:numId="20">
+    <w:abstractNumId w:val="4"/>
+  </w:num>
+  <w:num w:numId="21">
+    <w:abstractNumId w:val="31"/>
+  </w:num>
+  <w:num w:numId="22">
+    <w:abstractNumId w:val="5"/>
+  </w:num>
+  <w:num w:numId="23">
+    <w:abstractNumId w:val="44"/>
+  </w:num>
+  <w:num w:numId="24">
+    <w:abstractNumId w:val="18"/>
+  </w:num>
+  <w:num w:numId="25">
+    <w:abstractNumId w:val="3"/>
+  </w:num>
+  <w:num w:numId="26">
+    <w:abstractNumId w:val="32"/>
+  </w:num>
+  <w:num w:numId="27">
+    <w:abstractNumId w:val="9"/>
+  </w:num>
+  <w:num w:numId="28">
+    <w:abstractNumId w:val="28"/>
+  </w:num>
+  <w:num w:numId="29">
+    <w:abstractNumId w:val="42"/>
+  </w:num>
+  <w:num w:numId="30">
+    <w:abstractNumId w:val="10"/>
+  </w:num>
+  <w:num w:numId="31">
+    <w:abstractNumId w:val="34"/>
+  </w:num>
+  <w:num w:numId="32">
+    <w:abstractNumId w:val="27"/>
+  </w:num>
+  <w:num w:numId="33">
+    <w:abstractNumId w:val="51"/>
+  </w:num>
+  <w:num w:numId="34">
+    <w:abstractNumId w:val="8"/>
+  </w:num>
+  <w:num w:numId="35">
+    <w:abstractNumId w:val="13"/>
+  </w:num>
+  <w:num w:numId="36">
+    <w:abstractNumId w:val="52"/>
+  </w:num>
+  <w:num w:numId="37">
+    <w:abstractNumId w:val="15"/>
+  </w:num>
+  <w:num w:numId="38">
+    <w:abstractNumId w:val="39"/>
+  </w:num>
+  <w:num w:numId="39">
+    <w:abstractNumId w:val="47"/>
+  </w:num>
+  <w:num w:numId="40">
+    <w:abstractNumId w:val="7"/>
+  </w:num>
+  <w:num w:numId="41">
+    <w:abstractNumId w:val="29"/>
+  </w:num>
+  <w:num w:numId="42">
+    <w:abstractNumId w:val="12"/>
+  </w:num>
+  <w:num w:numId="43">
     <w:abstractNumId w:val="0"/>
   </w:num>
-  <w:num w:numId="2">
-    <w:abstractNumId w:val="27"/>
-  </w:num>
-  <w:num w:numId="3">
+  <w:num w:numId="44">
     <w:abstractNumId w:val="17"/>
   </w:num>
-  <w:num w:numId="4">
-    <w:abstractNumId w:val="33"/>
+  <w:num w:numId="45">
+    <w:abstractNumId w:val="41"/>
   </w:num>
-  <w:num w:numId="5">
-    <w:abstractNumId w:val="34"/>
+  <w:num w:numId="46">
+    <w:abstractNumId w:val="6"/>
   </w:num>
-  <w:num w:numId="6">
-    <w:abstractNumId w:val="23"/>
+  <w:num w:numId="47">
+    <w:abstractNumId w:val="46"/>
   </w:num>
-  <w:num w:numId="7">
-    <w:abstractNumId w:val="37"/>
+  <w:num w:numId="48">
+    <w:abstractNumId w:val="21"/>
   </w:num>
-  <w:num w:numId="8">
-    <w:abstractNumId w:val="13"/>
+  <w:num w:numId="49">
+    <w:abstractNumId w:val="43"/>
   </w:num>
-  <w:num w:numId="9">
-    <w:abstractNumId w:val="16"/>
+  <w:num w:numId="50">
+    <w:abstractNumId w:val="40"/>
   </w:num>
-  <w:num w:numId="10">
-    <w:abstractNumId w:val="25"/>
+  <w:num w:numId="51">
+    <w:abstractNumId w:val="36"/>
   </w:num>
-  <w:num w:numId="11">
-    <w:abstractNumId w:val="31"/>
+  <w:num w:numId="52">
+    <w:abstractNumId w:val="1"/>
   </w:num>
-  <w:num w:numId="12">
-    <w:abstractNumId w:val="8"/>
-  </w:num>
-  <w:num w:numId="13">
-    <w:abstractNumId w:val="10"/>
-  </w:num>
-  <w:num w:numId="14">
-    <w:abstractNumId w:val="32"/>
-  </w:num>
-  <w:num w:numId="15">
-    <w:abstractNumId w:val="15"/>
-  </w:num>
-  <w:num w:numId="16">
-    <w:abstractNumId w:val="14"/>
-  </w:num>
-  <w:num w:numId="17">
+  <w:num w:numId="53">
     <w:abstractNumId w:val="20"/>
   </w:num>
-  <w:num w:numId="18">
-    <w:abstractNumId w:val="26"/>
-  </w:num>
-  <w:num w:numId="19">
-    <w:abstractNumId w:val="12"/>
-  </w:num>
-  <w:num w:numId="20">
-    <w:abstractNumId w:val="2"/>
-  </w:num>
-  <w:num w:numId="21">
-    <w:abstractNumId w:val="21"/>
-  </w:num>
-  <w:num w:numId="22">
-    <w:abstractNumId w:val="3"/>
-  </w:num>
-  <w:num w:numId="23">
-    <w:abstractNumId w:val="30"/>
-  </w:num>
-  <w:num w:numId="24">
+  <w:num w:numId="54">
     <w:abstractNumId w:val="11"/>
   </w:num>
-  <w:num w:numId="25">
-    <w:abstractNumId w:val="1"/>
-  </w:num>
-  <w:num w:numId="26">
-    <w:abstractNumId w:val="22"/>
-  </w:num>
-  <w:num w:numId="27">
-    <w:abstractNumId w:val="5"/>
-  </w:num>
-  <w:num w:numId="28">
-    <w:abstractNumId w:val="19"/>
-  </w:num>
-  <w:num w:numId="29">
-    <w:abstractNumId w:val="29"/>
-  </w:num>
-  <w:num w:numId="30">
-    <w:abstractNumId w:val="6"/>
-  </w:num>
-  <w:num w:numId="31">
-    <w:abstractNumId w:val="24"/>
-  </w:num>
-  <w:num w:numId="32">
-    <w:abstractNumId w:val="18"/>
-  </w:num>
-  <w:num w:numId="33">
-    <w:abstractNumId w:val="35"/>
-  </w:num>
-  <w:num w:numId="34">
-    <w:abstractNumId w:val="4"/>
-  </w:num>
-  <w:num w:numId="35">
-    <w:abstractNumId w:val="7"/>
-  </w:num>
-  <w:num w:numId="36">
-    <w:abstractNumId w:val="36"/>
-  </w:num>
-  <w:num w:numId="37">
-    <w:abstractNumId w:val="9"/>
-  </w:num>
-  <w:num w:numId="38">
-    <w:abstractNumId w:val="28"/>
-  </w:num>
+  <w:numIdMacAtCleanup w:val="54"/>
 </w:numbering>
 </file>
 

--- a/Networking/TCP-UDP.docx
+++ b/Networking/TCP-UDP.docx
@@ -244,6 +244,9 @@
     </w:p>
     <w:p>
       <w:pPr>
+        <w:tabs>
+          <w:tab w:val="right" w:pos="9360"/>
+        </w:tabs>
         <w:rPr>
           <w:rStyle w:val="Strong"/>
         </w:rPr>
@@ -256,6 +259,12 @@
           <w:rStyle w:val="Strong"/>
         </w:rPr>
         <w:t>nhiều giao thức tầng Transport, phổ biến là TCP và UDP.</w:t>
+      </w:r>
+      <w:r>
+        <w:rPr>
+          <w:rStyle w:val="Strong"/>
+        </w:rPr>
+        <w:tab/>
       </w:r>
     </w:p>
     <w:p>
@@ -1645,7 +1654,16 @@
           <w:rStyle w:val="Strong"/>
           <w:highlight w:val="yellow"/>
         </w:rPr>
-        <w:t>Multiplexing = Nhiều Socket → tạo Segment → Network.</w:t>
+        <w:t>Multiplexing =</w:t>
+      </w:r>
+      <w:bookmarkStart w:id="0" w:name="_GoBack"/>
+      <w:bookmarkEnd w:id="0"/>
+      <w:r>
+        <w:rPr>
+          <w:rStyle w:val="Strong"/>
+          <w:highlight w:val="yellow"/>
+        </w:rPr>
+        <w:t xml:space="preserve"> Nhiều Socket → tạo Segment → Network.</w:t>
       </w:r>
     </w:p>
     <w:p>
@@ -13618,6 +13636,7 @@
       <w:r>
         <w:rPr>
           <w:b/>
+          <w:noProof/>
         </w:rPr>
         <w:drawing>
           <wp:inline distT="0" distB="0" distL="0" distR="0" wp14:anchorId="59608B63" wp14:editId="414A9CC7">
@@ -13852,6 +13871,7 @@
       <w:r>
         <w:rPr>
           <w:b/>
+          <w:noProof/>
         </w:rPr>
         <w:lastRenderedPageBreak/>
         <w:drawing>
@@ -14099,6 +14119,7 @@
       <w:r>
         <w:rPr>
           <w:b/>
+          <w:noProof/>
         </w:rPr>
         <w:drawing>
           <wp:inline distT="0" distB="0" distL="0" distR="0" wp14:anchorId="0A1C1A6F" wp14:editId="664C02C7">
@@ -14932,10 +14953,7 @@
       </w:r>
       <w:proofErr w:type="gramEnd"/>
       <w:r>
-        <w:t>Lấp đầy đường truyền nhưng không làm nó tràn</w:t>
-      </w:r>
-      <w:r>
-        <w:t>)</w:t>
+        <w:t>Lấp đầy đường truyền nhưng không làm nó tràn)</w:t>
       </w:r>
       <w:r>
         <w:br/>
@@ -16052,6 +16070,7 @@
       <w:r>
         <w:rPr>
           <w:b/>
+          <w:noProof/>
         </w:rPr>
         <w:drawing>
           <wp:inline distT="0" distB="0" distL="0" distR="0" wp14:anchorId="185A1CDC" wp14:editId="5411D287">
@@ -16099,6 +16118,7 @@
       <w:r>
         <w:rPr>
           <w:b/>
+          <w:noProof/>
         </w:rPr>
         <w:drawing>
           <wp:inline distT="0" distB="0" distL="0" distR="0" wp14:anchorId="4AC65E22" wp14:editId="37161711">
@@ -16152,24 +16172,10 @@
         <w:rPr>
           <w:rStyle w:val="Strong"/>
         </w:rPr>
-        <w:t>N</w:t>
-      </w:r>
-      <w:r>
-        <w:rPr>
-          <w:rStyle w:val="Strong"/>
-        </w:rPr>
-        <w:t>hững cơ chế/thuật toán TCP Congestion Control</w:t>
-      </w:r>
-      <w:r>
-        <w:t xml:space="preserve"> mà Kurose giới thiệu từ đầu đến cuối phần này, thì </w:t>
-      </w:r>
-      <w:proofErr w:type="gramStart"/>
-      <w:r>
-        <w:t>có</w:t>
-      </w:r>
-      <w:proofErr w:type="gramEnd"/>
-      <w:r>
-        <w:t>:</w:t>
+        <w:t>Những cơ chế/thuật toán TCP Congestion Control</w:t>
+      </w:r>
+      <w:r>
+        <w:t xml:space="preserve"> mà Kurose giới thiệu từ đầu đến cuối phần này, thì có:</w:t>
       </w:r>
     </w:p>
     <w:p>
@@ -16182,6 +16188,7 @@
       <w:r>
         <w:rPr>
           <w:b/>
+          <w:noProof/>
         </w:rPr>
         <w:lastRenderedPageBreak/>
         <w:drawing>
@@ -16311,28 +16318,13 @@
         <w:t xml:space="preserve"> tăng theo cấp số nhân (gần như gấp đôi mỗi RTT). </w:t>
       </w:r>
       <w:r>
-        <w:t xml:space="preserve"> </w:t>
-      </w:r>
-      <w:r>
-        <w:t>Slow Start</w:t>
-      </w:r>
-      <w:r>
-        <w:t xml:space="preserve"> sẽ dừng khi </w:t>
-      </w:r>
-      <w:r>
-        <w:t>loss event do</w:t>
-      </w:r>
-      <w:r>
-        <w:rPr>
-          <w:b/>
-        </w:rPr>
-        <w:t xml:space="preserve"> timeout</w:t>
-      </w:r>
-      <w:r>
-        <w:rPr>
-          <w:b/>
-        </w:rPr>
-        <w:t xml:space="preserve"> (trường hợp 1), </w:t>
+        <w:t xml:space="preserve"> Slow Start sẽ dừng khi loss event do</w:t>
+      </w:r>
+      <w:r>
+        <w:rPr>
+          <w:b/>
+        </w:rPr>
+        <w:t xml:space="preserve"> timeout (trường hợp 1), </w:t>
       </w:r>
       <w:r>
         <w:t xml:space="preserve">lúc này sẽ đặt thêm 1 biến </w:t>
@@ -16341,13 +16333,7 @@
         <w:rPr>
           <w:b/>
         </w:rPr>
-        <w:t>ssthresh = cwnd / 2</w:t>
-      </w:r>
-      <w:r>
-        <w:rPr>
-          <w:b/>
-        </w:rPr>
-        <w:t xml:space="preserve"> </w:t>
+        <w:t xml:space="preserve">ssthresh = cwnd / 2 </w:t>
       </w:r>
       <w:r>
         <w:t xml:space="preserve">rồi đặt lại </w:t>
@@ -16379,13 +16365,7 @@
         <w:rPr>
           <w:rStyle w:val="Strong"/>
         </w:rPr>
-        <w:t>Congestion Avoidance</w:t>
-      </w:r>
-      <w:r>
-        <w:rPr>
-          <w:rStyle w:val="Strong"/>
-        </w:rPr>
-        <w:t>.</w:t>
+        <w:t>Congestion Avoidance.</w:t>
       </w:r>
       <w:r>
         <w:t xml:space="preserve"> </w:t>
@@ -16444,6 +16424,9 @@
         </w:rPr>
       </w:pPr>
       <w:r>
+        <w:rPr>
+          <w:noProof/>
+        </w:rPr>
         <w:drawing>
           <wp:inline distT="0" distB="0" distL="0" distR="0" wp14:anchorId="1D001C1A" wp14:editId="28DC119E">
             <wp:extent cx="2061364" cy="2364769"/>
@@ -16487,6 +16470,9 @@
         <w:t xml:space="preserve"> </w:t>
       </w:r>
       <w:r>
+        <w:rPr>
+          <w:noProof/>
+        </w:rPr>
         <w:drawing>
           <wp:inline distT="0" distB="0" distL="0" distR="0" wp14:anchorId="51FC3278" wp14:editId="43F15503">
             <wp:extent cx="3304977" cy="1717804"/>
@@ -16806,6 +16792,7 @@
       <w:r>
         <w:rPr>
           <w:b/>
+          <w:noProof/>
         </w:rPr>
         <w:drawing>
           <wp:inline distT="0" distB="0" distL="0" distR="0" wp14:anchorId="06223E38" wp14:editId="6F6E4129">
@@ -16853,6 +16840,7 @@
       <w:r>
         <w:rPr>
           <w:b/>
+          <w:noProof/>
         </w:rPr>
         <w:drawing>
           <wp:inline distT="0" distB="0" distL="0" distR="0" wp14:anchorId="53627D2B" wp14:editId="3EC35CCF">
@@ -16899,6 +16887,7 @@
       <w:r>
         <w:rPr>
           <w:b/>
+          <w:noProof/>
         </w:rPr>
         <w:drawing>
           <wp:inline distT="0" distB="0" distL="0" distR="0" wp14:anchorId="57BF6A91" wp14:editId="66D28500">
@@ -16936,8 +16925,6 @@
           </wp:inline>
         </w:drawing>
       </w:r>
-      <w:bookmarkStart w:id="0" w:name="_GoBack"/>
-      <w:bookmarkEnd w:id="0"/>
     </w:p>
     <w:sectPr>
       <w:pgSz w:w="12240" w:h="15840"/>
